--- a/fra/docx/014.content.docx
+++ b/fra/docx/014.content.docx
@@ -150,26 +150,6 @@
           <w:lang w:val="fr_FR" w:bidi="fr_FR"/>
         </w:rPr>
         <w:t>P</w:t>
-      </w:r>
-      <w:r>
-        <w:rPr>
-          <w:lang w:val="fr_FR" w:bidi="fr_FR"/>
-        </w:rPr>
-      </w:r>
-    </w:p>
-    <w:p>
-      <w:pPr/>
-      <w:r>
-        <w:rPr>
-          <w:lang w:val="fr_FR" w:bidi="fr_FR"/>
-        </w:rPr>
-      </w:r>
-      <w:r>
-        <w:rPr>
-          <w:i/>
-          <w:lang w:val="fr_FR" w:bidi="fr_FR"/>
-        </w:rPr>
-        <w:t>Par la foi, Parents et enfants, Pêche en Galilée, Peu de foi, Plaintes, Profil de Jean en tant que disciple, Profiter des dons de Dieu, pur, impur, et saint, Purim, Pourim</w:t>
       </w:r>
       <w:r>
         <w:rPr>

--- a/fra/docx/014.content.docx
+++ b/fra/docx/014.content.docx
@@ -19,7 +19,7 @@
         <w:rPr>
           <w:lang w:val="fr_FR" w:bidi="fr_FR"/>
         </w:rPr>
-        <w:t>Resource: Study Notes - Themes (Tyndale)</w:t>
+        <w:t>Resource: Tyndale Open Study Notes</w:t>
       </w:r>
       <w:r>
         <w:rPr>
@@ -112,7 +112,7 @@
         <w:rPr>
           <w:lang w:val="fr_FR" w:bidi="fr_FR"/>
         </w:rPr>
-        <w:t>Study Notes - Themes (Tyndale)</w:t>
+        <w:t>Tyndale Open Study Notes</w:t>
       </w:r>
     </w:p>
     <w:p>

--- a/fra/docx/014.content.docx
+++ b/fra/docx/014.content.docx
@@ -19,7 +19,7 @@
         <w:rPr>
           <w:lang w:val="fr_FR" w:bidi="fr_FR"/>
         </w:rPr>
-        <w:t>Resource: Tyndale Open Study Notes</w:t>
+        <w:t>Resource: Aquifer Open Study Notes (Themes)</w:t>
       </w:r>
       <w:r>
         <w:rPr>
@@ -112,7 +112,7 @@
         <w:rPr>
           <w:lang w:val="fr_FR" w:bidi="fr_FR"/>
         </w:rPr>
-        <w:t>Tyndale Open Study Notes</w:t>
+        <w:t>Aquifer Open Study Notes (Themes)</w:t>
       </w:r>
     </w:p>
     <w:p>

--- a/fra/docx/014.content.docx
+++ b/fra/docx/014.content.docx
@@ -241,18 +241,12 @@
           <w:lang w:val="fr_FR" w:bidi="fr_FR"/>
         </w:rPr>
       </w:r>
-      <w:hyperlink r:id="rId13">
-        <w:r>
-          <w:rPr>
-            <w:lang w:val="fr_FR" w:bidi="fr_FR"/>
-          </w:rPr>
-          <w:rPr>
-            <w:color w:val="0000EE"/>
-            <w:u w:val="single"/>
-          </w:rPr>
-          <w:t>Hébreux 11</w:t>
-        </w:r>
-      </w:hyperlink>
+      <w:r>
+        <w:rPr>
+          <w:lang w:val="fr_FR" w:bidi="fr_FR"/>
+        </w:rPr>
+        <w:t>Hébreux 11</w:t>
+      </w:r>
       <w:r>
         <w:rPr>
           <w:lang w:val="fr_FR" w:bidi="fr_FR"/>
@@ -287,18 +281,12 @@
         </w:rPr>
         <w:t>Que signifie donc de vivre « par la foi » ? Cela signifie que dans différentes situations, il faut agir avec confiance que Dieu « existe, et qu’il est le rémunérateur de ceux qui le cherchent » (</w:t>
       </w:r>
-      <w:hyperlink r:id="rId14">
-        <w:r>
-          <w:rPr>
-            <w:lang w:val="fr_FR" w:bidi="fr_FR"/>
-          </w:rPr>
-          <w:rPr>
-            <w:color w:val="0000EE"/>
-            <w:u w:val="single"/>
-          </w:rPr>
-          <w:t>Hé 11.6</w:t>
-        </w:r>
-      </w:hyperlink>
+      <w:r>
+        <w:rPr>
+          <w:lang w:val="fr_FR" w:bidi="fr_FR"/>
+        </w:rPr>
+        <w:t>Hé 11.6</w:t>
+      </w:r>
       <w:r>
         <w:rPr>
           <w:lang w:val="fr_FR" w:bidi="fr_FR"/>
@@ -328,468 +316,312 @@
           <w:lang w:val="fr_FR" w:bidi="fr_FR"/>
         </w:rPr>
       </w:r>
-      <w:hyperlink r:id="rId15">
-        <w:r>
-          <w:rPr>
-            <w:lang w:val="fr_FR" w:bidi="fr_FR"/>
-          </w:rPr>
-          <w:rPr>
-            <w:color w:val="0000EE"/>
-            <w:u w:val="single"/>
-          </w:rPr>
-          <w:t xml:space="preserve">Genèse 15.6 </w:t>
-        </w:r>
-      </w:hyperlink>
+      <w:r>
+        <w:rPr>
+          <w:lang w:val="fr_FR" w:bidi="fr_FR"/>
+        </w:rPr>
+        <w:t xml:space="preserve">Genèse 15.6 </w:t>
+      </w:r>
       <w:r>
         <w:rPr>
           <w:lang w:val="fr_FR" w:bidi="fr_FR"/>
         </w:rPr>
         <w:t xml:space="preserve">; </w:t>
       </w:r>
-      <w:hyperlink r:id="rId16">
-        <w:r>
-          <w:rPr>
-            <w:lang w:val="fr_FR" w:bidi="fr_FR"/>
-          </w:rPr>
-          <w:rPr>
-            <w:color w:val="0000EE"/>
-            <w:u w:val="single"/>
-          </w:rPr>
-          <w:t xml:space="preserve">2 Chroniques 20.20 </w:t>
-        </w:r>
-      </w:hyperlink>
+      <w:r>
+        <w:rPr>
+          <w:lang w:val="fr_FR" w:bidi="fr_FR"/>
+        </w:rPr>
+        <w:t xml:space="preserve">2 Chroniques 20.20 </w:t>
+      </w:r>
       <w:r>
         <w:rPr>
           <w:lang w:val="fr_FR" w:bidi="fr_FR"/>
         </w:rPr>
         <w:t xml:space="preserve">; </w:t>
       </w:r>
-      <w:hyperlink r:id="rId17">
-        <w:r>
-          <w:rPr>
-            <w:lang w:val="fr_FR" w:bidi="fr_FR"/>
-          </w:rPr>
-          <w:rPr>
-            <w:color w:val="0000EE"/>
-            <w:u w:val="single"/>
-          </w:rPr>
-          <w:t xml:space="preserve">Habakuk 2.4 </w:t>
-        </w:r>
-      </w:hyperlink>
+      <w:r>
+        <w:rPr>
+          <w:lang w:val="fr_FR" w:bidi="fr_FR"/>
+        </w:rPr>
+        <w:t xml:space="preserve">Habakuk 2.4 </w:t>
+      </w:r>
       <w:r>
         <w:rPr>
           <w:lang w:val="fr_FR" w:bidi="fr_FR"/>
         </w:rPr>
         <w:t xml:space="preserve">; </w:t>
       </w:r>
-      <w:hyperlink r:id="rId18">
-        <w:r>
-          <w:rPr>
-            <w:lang w:val="fr_FR" w:bidi="fr_FR"/>
-          </w:rPr>
-          <w:rPr>
-            <w:color w:val="0000EE"/>
-            <w:u w:val="single"/>
-          </w:rPr>
-          <w:t xml:space="preserve">Matthieu 9.29 </w:t>
-        </w:r>
-      </w:hyperlink>
+      <w:r>
+        <w:rPr>
+          <w:lang w:val="fr_FR" w:bidi="fr_FR"/>
+        </w:rPr>
+        <w:t xml:space="preserve">Matthieu 9.29 </w:t>
+      </w:r>
       <w:r>
         <w:rPr>
           <w:lang w:val="fr_FR" w:bidi="fr_FR"/>
         </w:rPr>
         <w:t xml:space="preserve">; </w:t>
       </w:r>
-      <w:hyperlink r:id="rId19">
-        <w:r>
-          <w:rPr>
-            <w:lang w:val="fr_FR" w:bidi="fr_FR"/>
-          </w:rPr>
-          <w:rPr>
-            <w:color w:val="0000EE"/>
-            <w:u w:val="single"/>
-          </w:rPr>
-          <w:t xml:space="preserve">21.21 </w:t>
-        </w:r>
-      </w:hyperlink>
+      <w:r>
+        <w:rPr>
+          <w:lang w:val="fr_FR" w:bidi="fr_FR"/>
+        </w:rPr>
+        <w:t xml:space="preserve">21.21 </w:t>
+      </w:r>
       <w:r>
         <w:rPr>
           <w:lang w:val="fr_FR" w:bidi="fr_FR"/>
         </w:rPr>
         <w:t xml:space="preserve">; </w:t>
       </w:r>
-      <w:hyperlink r:id="rId20">
-        <w:r>
-          <w:rPr>
-            <w:lang w:val="fr_FR" w:bidi="fr_FR"/>
-          </w:rPr>
-          <w:rPr>
-            <w:color w:val="0000EE"/>
-            <w:u w:val="single"/>
-          </w:rPr>
-          <w:t xml:space="preserve">Luc 8.50 </w:t>
-        </w:r>
-      </w:hyperlink>
+      <w:r>
+        <w:rPr>
+          <w:lang w:val="fr_FR" w:bidi="fr_FR"/>
+        </w:rPr>
+        <w:t xml:space="preserve">Luc 8.50 </w:t>
+      </w:r>
       <w:r>
         <w:rPr>
           <w:lang w:val="fr_FR" w:bidi="fr_FR"/>
         </w:rPr>
         <w:t xml:space="preserve">; </w:t>
       </w:r>
-      <w:hyperlink r:id="rId21">
-        <w:r>
-          <w:rPr>
-            <w:lang w:val="fr_FR" w:bidi="fr_FR"/>
-          </w:rPr>
-          <w:rPr>
-            <w:color w:val="0000EE"/>
-            <w:u w:val="single"/>
-          </w:rPr>
-          <w:t>Jean 3.16</w:t>
-        </w:r>
-      </w:hyperlink>
+      <w:r>
+        <w:rPr>
+          <w:lang w:val="fr_FR" w:bidi="fr_FR"/>
+        </w:rPr>
+        <w:t>Jean 3.16</w:t>
+      </w:r>
       <w:r>
         <w:rPr>
           <w:lang w:val="fr_FR" w:bidi="fr_FR"/>
         </w:rPr>
         <w:t xml:space="preserve">, </w:t>
       </w:r>
-      <w:hyperlink r:id="rId22">
-        <w:r>
-          <w:rPr>
-            <w:lang w:val="fr_FR" w:bidi="fr_FR"/>
-          </w:rPr>
-          <w:rPr>
-            <w:color w:val="0000EE"/>
-            <w:u w:val="single"/>
-          </w:rPr>
-          <w:t xml:space="preserve">36 </w:t>
-        </w:r>
-      </w:hyperlink>
+      <w:r>
+        <w:rPr>
+          <w:lang w:val="fr_FR" w:bidi="fr_FR"/>
+        </w:rPr>
+        <w:t xml:space="preserve">36 </w:t>
+      </w:r>
       <w:r>
         <w:rPr>
           <w:lang w:val="fr_FR" w:bidi="fr_FR"/>
         </w:rPr>
         <w:t xml:space="preserve">; </w:t>
       </w:r>
-      <w:hyperlink r:id="rId23">
-        <w:r>
-          <w:rPr>
-            <w:lang w:val="fr_FR" w:bidi="fr_FR"/>
-          </w:rPr>
-          <w:rPr>
-            <w:color w:val="0000EE"/>
-            <w:u w:val="single"/>
-          </w:rPr>
-          <w:t xml:space="preserve">5.24 </w:t>
-        </w:r>
-      </w:hyperlink>
+      <w:r>
+        <w:rPr>
+          <w:lang w:val="fr_FR" w:bidi="fr_FR"/>
+        </w:rPr>
+        <w:t xml:space="preserve">5.24 </w:t>
+      </w:r>
       <w:r>
         <w:rPr>
           <w:lang w:val="fr_FR" w:bidi="fr_FR"/>
         </w:rPr>
         <w:t xml:space="preserve">; </w:t>
       </w:r>
-      <w:hyperlink r:id="rId24">
-        <w:r>
-          <w:rPr>
-            <w:lang w:val="fr_FR" w:bidi="fr_FR"/>
-          </w:rPr>
-          <w:rPr>
-            <w:color w:val="0000EE"/>
-            <w:u w:val="single"/>
-          </w:rPr>
-          <w:t xml:space="preserve">11.25 </w:t>
-        </w:r>
-      </w:hyperlink>
+      <w:r>
+        <w:rPr>
+          <w:lang w:val="fr_FR" w:bidi="fr_FR"/>
+        </w:rPr>
+        <w:t xml:space="preserve">11.25 </w:t>
+      </w:r>
       <w:r>
         <w:rPr>
           <w:lang w:val="fr_FR" w:bidi="fr_FR"/>
         </w:rPr>
         <w:t xml:space="preserve">; </w:t>
       </w:r>
-      <w:hyperlink r:id="rId25">
-        <w:r>
-          <w:rPr>
-            <w:lang w:val="fr_FR" w:bidi="fr_FR"/>
-          </w:rPr>
-          <w:rPr>
-            <w:color w:val="0000EE"/>
-            <w:u w:val="single"/>
-          </w:rPr>
-          <w:t xml:space="preserve">12.46 </w:t>
-        </w:r>
-      </w:hyperlink>
+      <w:r>
+        <w:rPr>
+          <w:lang w:val="fr_FR" w:bidi="fr_FR"/>
+        </w:rPr>
+        <w:t xml:space="preserve">12.46 </w:t>
+      </w:r>
       <w:r>
         <w:rPr>
           <w:lang w:val="fr_FR" w:bidi="fr_FR"/>
         </w:rPr>
         <w:t xml:space="preserve">; </w:t>
       </w:r>
-      <w:hyperlink r:id="rId26">
-        <w:r>
-          <w:rPr>
-            <w:lang w:val="fr_FR" w:bidi="fr_FR"/>
-          </w:rPr>
-          <w:rPr>
-            <w:color w:val="0000EE"/>
-            <w:u w:val="single"/>
-          </w:rPr>
-          <w:t xml:space="preserve">20.30–31 </w:t>
-        </w:r>
-      </w:hyperlink>
+      <w:r>
+        <w:rPr>
+          <w:lang w:val="fr_FR" w:bidi="fr_FR"/>
+        </w:rPr>
+        <w:t xml:space="preserve">20.30–31 </w:t>
+      </w:r>
       <w:r>
         <w:rPr>
           <w:lang w:val="fr_FR" w:bidi="fr_FR"/>
         </w:rPr>
         <w:t xml:space="preserve">; </w:t>
       </w:r>
-      <w:hyperlink r:id="rId27">
-        <w:r>
-          <w:rPr>
-            <w:lang w:val="fr_FR" w:bidi="fr_FR"/>
-          </w:rPr>
-          <w:rPr>
-            <w:color w:val="0000EE"/>
-            <w:u w:val="single"/>
-          </w:rPr>
-          <w:t xml:space="preserve">Romains 5.1 </w:t>
-        </w:r>
-      </w:hyperlink>
+      <w:r>
+        <w:rPr>
+          <w:lang w:val="fr_FR" w:bidi="fr_FR"/>
+        </w:rPr>
+        <w:t xml:space="preserve">Romains 5.1 </w:t>
+      </w:r>
       <w:r>
         <w:rPr>
           <w:lang w:val="fr_FR" w:bidi="fr_FR"/>
         </w:rPr>
         <w:t xml:space="preserve">; </w:t>
       </w:r>
-      <w:hyperlink r:id="rId28">
-        <w:r>
-          <w:rPr>
-            <w:lang w:val="fr_FR" w:bidi="fr_FR"/>
-          </w:rPr>
-          <w:rPr>
-            <w:color w:val="0000EE"/>
-            <w:u w:val="single"/>
-          </w:rPr>
-          <w:t>10.9</w:t>
-        </w:r>
-      </w:hyperlink>
+      <w:r>
+        <w:rPr>
+          <w:lang w:val="fr_FR" w:bidi="fr_FR"/>
+        </w:rPr>
+        <w:t>10.9</w:t>
+      </w:r>
       <w:r>
         <w:rPr>
           <w:lang w:val="fr_FR" w:bidi="fr_FR"/>
         </w:rPr>
         <w:t xml:space="preserve">, </w:t>
       </w:r>
-      <w:hyperlink r:id="rId29">
-        <w:r>
-          <w:rPr>
-            <w:lang w:val="fr_FR" w:bidi="fr_FR"/>
-          </w:rPr>
-          <w:rPr>
-            <w:color w:val="0000EE"/>
-            <w:u w:val="single"/>
-          </w:rPr>
-          <w:t xml:space="preserve">17 </w:t>
-        </w:r>
-      </w:hyperlink>
+      <w:r>
+        <w:rPr>
+          <w:lang w:val="fr_FR" w:bidi="fr_FR"/>
+        </w:rPr>
+        <w:t xml:space="preserve">17 </w:t>
+      </w:r>
       <w:r>
         <w:rPr>
           <w:lang w:val="fr_FR" w:bidi="fr_FR"/>
         </w:rPr>
         <w:t xml:space="preserve">; </w:t>
       </w:r>
-      <w:hyperlink r:id="rId30">
-        <w:r>
-          <w:rPr>
-            <w:lang w:val="fr_FR" w:bidi="fr_FR"/>
-          </w:rPr>
-          <w:rPr>
-            <w:color w:val="0000EE"/>
-            <w:u w:val="single"/>
-          </w:rPr>
-          <w:t xml:space="preserve">Galates 3.6 </w:t>
-        </w:r>
-      </w:hyperlink>
+      <w:r>
+        <w:rPr>
+          <w:lang w:val="fr_FR" w:bidi="fr_FR"/>
+        </w:rPr>
+        <w:t xml:space="preserve">Galates 3.6 </w:t>
+      </w:r>
       <w:r>
         <w:rPr>
           <w:lang w:val="fr_FR" w:bidi="fr_FR"/>
         </w:rPr>
         <w:t xml:space="preserve">; </w:t>
       </w:r>
-      <w:hyperlink r:id="rId31">
-        <w:r>
-          <w:rPr>
-            <w:lang w:val="fr_FR" w:bidi="fr_FR"/>
-          </w:rPr>
-          <w:rPr>
-            <w:color w:val="0000EE"/>
-            <w:u w:val="single"/>
-          </w:rPr>
-          <w:t xml:space="preserve">5.6 </w:t>
-        </w:r>
-      </w:hyperlink>
+      <w:r>
+        <w:rPr>
+          <w:lang w:val="fr_FR" w:bidi="fr_FR"/>
+        </w:rPr>
+        <w:t xml:space="preserve">5.6 </w:t>
+      </w:r>
       <w:r>
         <w:rPr>
           <w:lang w:val="fr_FR" w:bidi="fr_FR"/>
         </w:rPr>
         <w:t xml:space="preserve">; </w:t>
       </w:r>
-      <w:hyperlink r:id="rId32">
-        <w:r>
-          <w:rPr>
-            <w:lang w:val="fr_FR" w:bidi="fr_FR"/>
-          </w:rPr>
-          <w:rPr>
-            <w:color w:val="0000EE"/>
-            <w:u w:val="single"/>
-          </w:rPr>
-          <w:t xml:space="preserve">1 Timothée 1.19 </w:t>
-        </w:r>
-      </w:hyperlink>
+      <w:r>
+        <w:rPr>
+          <w:lang w:val="fr_FR" w:bidi="fr_FR"/>
+        </w:rPr>
+        <w:t xml:space="preserve">1 Timothée 1.19 </w:t>
+      </w:r>
       <w:r>
         <w:rPr>
           <w:lang w:val="fr_FR" w:bidi="fr_FR"/>
         </w:rPr>
         <w:t xml:space="preserve">; </w:t>
       </w:r>
-      <w:hyperlink r:id="rId33">
-        <w:r>
-          <w:rPr>
-            <w:lang w:val="fr_FR" w:bidi="fr_FR"/>
-          </w:rPr>
-          <w:rPr>
-            <w:color w:val="0000EE"/>
-            <w:u w:val="single"/>
-          </w:rPr>
-          <w:t xml:space="preserve">6.12 </w:t>
-        </w:r>
-      </w:hyperlink>
+      <w:r>
+        <w:rPr>
+          <w:lang w:val="fr_FR" w:bidi="fr_FR"/>
+        </w:rPr>
+        <w:t xml:space="preserve">6.12 </w:t>
+      </w:r>
       <w:r>
         <w:rPr>
           <w:lang w:val="fr_FR" w:bidi="fr_FR"/>
         </w:rPr>
         <w:t xml:space="preserve">; </w:t>
       </w:r>
-      <w:hyperlink r:id="rId34">
-        <w:r>
-          <w:rPr>
-            <w:lang w:val="fr_FR" w:bidi="fr_FR"/>
-          </w:rPr>
-          <w:rPr>
-            <w:color w:val="0000EE"/>
-            <w:u w:val="single"/>
-          </w:rPr>
-          <w:t>Hébreux 10.22</w:t>
-        </w:r>
-      </w:hyperlink>
+      <w:r>
+        <w:rPr>
+          <w:lang w:val="fr_FR" w:bidi="fr_FR"/>
+        </w:rPr>
+        <w:t>Hébreux 10.22</w:t>
+      </w:r>
       <w:r>
         <w:rPr>
           <w:lang w:val="fr_FR" w:bidi="fr_FR"/>
         </w:rPr>
         <w:t xml:space="preserve">, </w:t>
       </w:r>
-      <w:hyperlink r:id="rId35">
-        <w:r>
-          <w:rPr>
-            <w:lang w:val="fr_FR" w:bidi="fr_FR"/>
-          </w:rPr>
-          <w:rPr>
-            <w:color w:val="0000EE"/>
-            <w:u w:val="single"/>
-          </w:rPr>
-          <w:t xml:space="preserve">38 </w:t>
-        </w:r>
-      </w:hyperlink>
+      <w:r>
+        <w:rPr>
+          <w:lang w:val="fr_FR" w:bidi="fr_FR"/>
+        </w:rPr>
+        <w:t xml:space="preserve">38 </w:t>
+      </w:r>
       <w:r>
         <w:rPr>
           <w:lang w:val="fr_FR" w:bidi="fr_FR"/>
         </w:rPr>
         <w:t xml:space="preserve">; </w:t>
       </w:r>
-      <w:hyperlink r:id="rId13">
-        <w:r>
-          <w:rPr>
-            <w:lang w:val="fr_FR" w:bidi="fr_FR"/>
-          </w:rPr>
-          <w:rPr>
-            <w:color w:val="0000EE"/>
-            <w:u w:val="single"/>
-          </w:rPr>
-          <w:t xml:space="preserve">11.1–40 </w:t>
-        </w:r>
-      </w:hyperlink>
+      <w:r>
+        <w:rPr>
+          <w:lang w:val="fr_FR" w:bidi="fr_FR"/>
+        </w:rPr>
+        <w:t xml:space="preserve">11.1–40 </w:t>
+      </w:r>
       <w:r>
         <w:rPr>
           <w:lang w:val="fr_FR" w:bidi="fr_FR"/>
         </w:rPr>
         <w:t xml:space="preserve">; </w:t>
       </w:r>
-      <w:hyperlink r:id="rId36">
-        <w:r>
-          <w:rPr>
-            <w:lang w:val="fr_FR" w:bidi="fr_FR"/>
-          </w:rPr>
-          <w:rPr>
-            <w:color w:val="0000EE"/>
-            <w:u w:val="single"/>
-          </w:rPr>
-          <w:t xml:space="preserve">Jacques 1.5–6 </w:t>
-        </w:r>
-      </w:hyperlink>
+      <w:r>
+        <w:rPr>
+          <w:lang w:val="fr_FR" w:bidi="fr_FR"/>
+        </w:rPr>
+        <w:t xml:space="preserve">Jacques 1.5–6 </w:t>
+      </w:r>
       <w:r>
         <w:rPr>
           <w:lang w:val="fr_FR" w:bidi="fr_FR"/>
         </w:rPr>
         <w:t xml:space="preserve">; </w:t>
       </w:r>
-      <w:hyperlink r:id="rId37">
-        <w:r>
-          <w:rPr>
-            <w:lang w:val="fr_FR" w:bidi="fr_FR"/>
-          </w:rPr>
-          <w:rPr>
-            <w:color w:val="0000EE"/>
-            <w:u w:val="single"/>
-          </w:rPr>
-          <w:t xml:space="preserve">2.14–26 </w:t>
-        </w:r>
-      </w:hyperlink>
+      <w:r>
+        <w:rPr>
+          <w:lang w:val="fr_FR" w:bidi="fr_FR"/>
+        </w:rPr>
+        <w:t xml:space="preserve">2.14–26 </w:t>
+      </w:r>
       <w:r>
         <w:rPr>
           <w:lang w:val="fr_FR" w:bidi="fr_FR"/>
         </w:rPr>
         <w:t xml:space="preserve">; </w:t>
       </w:r>
-      <w:hyperlink r:id="rId38">
-        <w:r>
-          <w:rPr>
-            <w:lang w:val="fr_FR" w:bidi="fr_FR"/>
-          </w:rPr>
-          <w:rPr>
-            <w:color w:val="0000EE"/>
-            <w:u w:val="single"/>
-          </w:rPr>
-          <w:t xml:space="preserve">1 Jean 3.23 </w:t>
-        </w:r>
-      </w:hyperlink>
+      <w:r>
+        <w:rPr>
+          <w:lang w:val="fr_FR" w:bidi="fr_FR"/>
+        </w:rPr>
+        <w:t xml:space="preserve">1 Jean 3.23 </w:t>
+      </w:r>
       <w:r>
         <w:rPr>
           <w:lang w:val="fr_FR" w:bidi="fr_FR"/>
         </w:rPr>
         <w:t xml:space="preserve">; </w:t>
       </w:r>
-      <w:hyperlink r:id="rId39">
-        <w:r>
-          <w:rPr>
-            <w:lang w:val="fr_FR" w:bidi="fr_FR"/>
-          </w:rPr>
-          <w:rPr>
-            <w:color w:val="0000EE"/>
-            <w:u w:val="single"/>
-          </w:rPr>
-          <w:t>5.4</w:t>
-        </w:r>
-      </w:hyperlink>
+      <w:r>
+        <w:rPr>
+          <w:lang w:val="fr_FR" w:bidi="fr_FR"/>
+        </w:rPr>
+        <w:t>5.4</w:t>
+      </w:r>
       <w:r>
         <w:rPr>
           <w:lang w:val="fr_FR" w:bidi="fr_FR"/>
@@ -838,90 +670,60 @@
         </w:rPr>
         <w:t>Des enfants qui ont de la sagesse donnent beaucoup de joie à leurs parents, tandis que des enfants insensés leur causent beaucoup de tristesse (</w:t>
       </w:r>
-      <w:hyperlink r:id="rId40">
-        <w:r>
-          <w:rPr>
-            <w:lang w:val="fr_FR" w:bidi="fr_FR"/>
-          </w:rPr>
-          <w:rPr>
-            <w:color w:val="0000EE"/>
-            <w:u w:val="single"/>
-          </w:rPr>
-          <w:t>Pr 10.1</w:t>
-        </w:r>
-      </w:hyperlink>
-      <w:r>
-        <w:rPr>
-          <w:lang w:val="fr_FR" w:bidi="fr_FR"/>
-        </w:rPr>
-        <w:t xml:space="preserve"> ; </w:t>
-      </w:r>
-      <w:hyperlink r:id="rId41">
-        <w:r>
-          <w:rPr>
-            <w:lang w:val="fr_FR" w:bidi="fr_FR"/>
-          </w:rPr>
-          <w:rPr>
-            <w:color w:val="0000EE"/>
-            <w:u w:val="single"/>
-          </w:rPr>
-          <w:t>15.20</w:t>
-        </w:r>
-      </w:hyperlink>
-      <w:r>
-        <w:rPr>
-          <w:lang w:val="fr_FR" w:bidi="fr_FR"/>
-        </w:rPr>
-        <w:t xml:space="preserve"> ; </w:t>
-      </w:r>
-      <w:hyperlink r:id="rId42">
-        <w:r>
-          <w:rPr>
-            <w:lang w:val="fr_FR" w:bidi="fr_FR"/>
-          </w:rPr>
-          <w:rPr>
-            <w:color w:val="0000EE"/>
-            <w:u w:val="single"/>
-          </w:rPr>
-          <w:t>17.21</w:t>
-        </w:r>
-      </w:hyperlink>
+      <w:r>
+        <w:rPr>
+          <w:lang w:val="fr_FR" w:bidi="fr_FR"/>
+        </w:rPr>
+        <w:t>Pr 10.1</w:t>
+      </w:r>
+      <w:r>
+        <w:rPr>
+          <w:lang w:val="fr_FR" w:bidi="fr_FR"/>
+        </w:rPr>
+        <w:t xml:space="preserve"> ; </w:t>
+      </w:r>
+      <w:r>
+        <w:rPr>
+          <w:lang w:val="fr_FR" w:bidi="fr_FR"/>
+        </w:rPr>
+        <w:t>15.20</w:t>
+      </w:r>
+      <w:r>
+        <w:rPr>
+          <w:lang w:val="fr_FR" w:bidi="fr_FR"/>
+        </w:rPr>
+        <w:t xml:space="preserve"> ; </w:t>
+      </w:r>
+      <w:r>
+        <w:rPr>
+          <w:lang w:val="fr_FR" w:bidi="fr_FR"/>
+        </w:rPr>
+        <w:t>17.21</w:t>
+      </w:r>
       <w:r>
         <w:rPr>
           <w:lang w:val="fr_FR" w:bidi="fr_FR"/>
         </w:rPr>
         <w:t xml:space="preserve">, </w:t>
       </w:r>
-      <w:hyperlink r:id="rId43">
-        <w:r>
-          <w:rPr>
-            <w:lang w:val="fr_FR" w:bidi="fr_FR"/>
-          </w:rPr>
-          <w:rPr>
-            <w:color w:val="0000EE"/>
-            <w:u w:val="single"/>
-          </w:rPr>
-          <w:t>25</w:t>
-        </w:r>
-      </w:hyperlink>
+      <w:r>
+        <w:rPr>
+          <w:lang w:val="fr_FR" w:bidi="fr_FR"/>
+        </w:rPr>
+        <w:t>25</w:t>
+      </w:r>
       <w:r>
         <w:rPr>
           <w:lang w:val="fr_FR" w:bidi="fr_FR"/>
         </w:rPr>
         <w:t>). Savoir cela devrait motiver les parents à guider leurs enfants vers la sagesse et les encourager à écouter leurs conseils avisés (</w:t>
       </w:r>
-      <w:hyperlink r:id="rId44">
-        <w:r>
-          <w:rPr>
-            <w:lang w:val="fr_FR" w:bidi="fr_FR"/>
-          </w:rPr>
-          <w:rPr>
-            <w:color w:val="0000EE"/>
-            <w:u w:val="single"/>
-          </w:rPr>
-          <w:t>19.26–27</w:t>
-        </w:r>
-      </w:hyperlink>
+      <w:r>
+        <w:rPr>
+          <w:lang w:val="fr_FR" w:bidi="fr_FR"/>
+        </w:rPr>
+        <w:t>19.26–27</w:t>
+      </w:r>
       <w:r>
         <w:rPr>
           <w:lang w:val="fr_FR" w:bidi="fr_FR"/>
@@ -942,180 +744,120 @@
         </w:rPr>
         <w:t>Quand les enfants ont besoin de discipline, les parents ne doivent pas se détourner de leurs responsabilités, car cela peut nuire aux enfants (</w:t>
       </w:r>
-      <w:hyperlink r:id="rId45">
-        <w:r>
-          <w:rPr>
-            <w:lang w:val="fr_FR" w:bidi="fr_FR"/>
-          </w:rPr>
-          <w:rPr>
-            <w:color w:val="0000EE"/>
-            <w:u w:val="single"/>
-          </w:rPr>
-          <w:t xml:space="preserve">Pr 19.18 </w:t>
-        </w:r>
-      </w:hyperlink>
+      <w:r>
+        <w:rPr>
+          <w:lang w:val="fr_FR" w:bidi="fr_FR"/>
+        </w:rPr>
+        <w:t xml:space="preserve">Pr 19.18 </w:t>
+      </w:r>
       <w:r>
         <w:rPr>
           <w:lang w:val="fr_FR" w:bidi="fr_FR"/>
         </w:rPr>
         <w:t xml:space="preserve">; </w:t>
       </w:r>
-      <w:hyperlink r:id="rId46">
-        <w:r>
-          <w:rPr>
-            <w:lang w:val="fr_FR" w:bidi="fr_FR"/>
-          </w:rPr>
-          <w:rPr>
-            <w:color w:val="0000EE"/>
-            <w:u w:val="single"/>
-          </w:rPr>
-          <w:t xml:space="preserve">22.15 </w:t>
-        </w:r>
-      </w:hyperlink>
+      <w:r>
+        <w:rPr>
+          <w:lang w:val="fr_FR" w:bidi="fr_FR"/>
+        </w:rPr>
+        <w:t xml:space="preserve">22.15 </w:t>
+      </w:r>
       <w:r>
         <w:rPr>
           <w:lang w:val="fr_FR" w:bidi="fr_FR"/>
         </w:rPr>
         <w:t xml:space="preserve">; </w:t>
       </w:r>
-      <w:hyperlink r:id="rId47">
-        <w:r>
-          <w:rPr>
-            <w:lang w:val="fr_FR" w:bidi="fr_FR"/>
-          </w:rPr>
-          <w:rPr>
-            <w:color w:val="0000EE"/>
-            <w:u w:val="single"/>
-          </w:rPr>
-          <w:t>23.13–14</w:t>
-        </w:r>
-      </w:hyperlink>
+      <w:r>
+        <w:rPr>
+          <w:lang w:val="fr_FR" w:bidi="fr_FR"/>
+        </w:rPr>
+        <w:t>23.13–14</w:t>
+      </w:r>
       <w:r>
         <w:rPr>
           <w:lang w:val="fr_FR" w:bidi="fr_FR"/>
         </w:rPr>
         <w:t>). Les parents devraient enseigner à leurs enfants à connaître Dieu et marcher avec lui par leur propre comportement sage et moral (</w:t>
       </w:r>
-      <w:hyperlink r:id="rId48">
-        <w:r>
-          <w:rPr>
-            <w:lang w:val="fr_FR" w:bidi="fr_FR"/>
-          </w:rPr>
-          <w:rPr>
-            <w:color w:val="0000EE"/>
-            <w:u w:val="single"/>
-          </w:rPr>
-          <w:t xml:space="preserve">Dt 6.1–25 </w:t>
-        </w:r>
-      </w:hyperlink>
+      <w:r>
+        <w:rPr>
+          <w:lang w:val="fr_FR" w:bidi="fr_FR"/>
+        </w:rPr>
+        <w:t xml:space="preserve">Dt 6.1–25 </w:t>
+      </w:r>
       <w:r>
         <w:rPr>
           <w:lang w:val="fr_FR" w:bidi="fr_FR"/>
         </w:rPr>
         <w:t xml:space="preserve">; </w:t>
       </w:r>
-      <w:hyperlink r:id="rId49">
-        <w:r>
-          <w:rPr>
-            <w:lang w:val="fr_FR" w:bidi="fr_FR"/>
-          </w:rPr>
-          <w:rPr>
-            <w:color w:val="0000EE"/>
-            <w:u w:val="single"/>
-          </w:rPr>
-          <w:t xml:space="preserve">Pr 20.7 </w:t>
-        </w:r>
-      </w:hyperlink>
+      <w:r>
+        <w:rPr>
+          <w:lang w:val="fr_FR" w:bidi="fr_FR"/>
+        </w:rPr>
+        <w:t xml:space="preserve">Pr 20.7 </w:t>
+      </w:r>
       <w:r>
         <w:rPr>
           <w:lang w:val="fr_FR" w:bidi="fr_FR"/>
         </w:rPr>
         <w:t xml:space="preserve">; </w:t>
       </w:r>
-      <w:hyperlink r:id="rId50">
-        <w:r>
-          <w:rPr>
-            <w:lang w:val="fr_FR" w:bidi="fr_FR"/>
-          </w:rPr>
-          <w:rPr>
-            <w:color w:val="0000EE"/>
-            <w:u w:val="single"/>
-          </w:rPr>
-          <w:t>22.6</w:t>
-        </w:r>
-      </w:hyperlink>
+      <w:r>
+        <w:rPr>
+          <w:lang w:val="fr_FR" w:bidi="fr_FR"/>
+        </w:rPr>
+        <w:t>22.6</w:t>
+      </w:r>
       <w:r>
         <w:rPr>
           <w:lang w:val="fr_FR" w:bidi="fr_FR"/>
         </w:rPr>
         <w:t>). Ils devraient également leur parler des grandes choses que Dieu a faites dans l'histoire du monde (</w:t>
       </w:r>
-      <w:hyperlink r:id="rId51">
-        <w:r>
-          <w:rPr>
-            <w:lang w:val="fr_FR" w:bidi="fr_FR"/>
-          </w:rPr>
-          <w:rPr>
-            <w:color w:val="0000EE"/>
-            <w:u w:val="single"/>
-          </w:rPr>
-          <w:t>Ps 78.1–8</w:t>
-        </w:r>
-      </w:hyperlink>
+      <w:r>
+        <w:rPr>
+          <w:lang w:val="fr_FR" w:bidi="fr_FR"/>
+        </w:rPr>
+        <w:t>Ps 78.1–8</w:t>
+      </w:r>
       <w:r>
         <w:rPr>
           <w:lang w:val="fr_FR" w:bidi="fr_FR"/>
         </w:rPr>
         <w:t>). Cette connaissance guidera les enfants vers l'obéissance et les bénédictions qui vont avec. Les enfants doivent respecter leurs parents pieux (</w:t>
       </w:r>
-      <w:hyperlink r:id="rId52">
-        <w:r>
-          <w:rPr>
-            <w:lang w:val="fr_FR" w:bidi="fr_FR"/>
-          </w:rPr>
-          <w:rPr>
-            <w:color w:val="0000EE"/>
-            <w:u w:val="single"/>
-          </w:rPr>
-          <w:t xml:space="preserve">Pr 20.20 </w:t>
-        </w:r>
-      </w:hyperlink>
+      <w:r>
+        <w:rPr>
+          <w:lang w:val="fr_FR" w:bidi="fr_FR"/>
+        </w:rPr>
+        <w:t xml:space="preserve">Pr 20.20 </w:t>
+      </w:r>
       <w:r>
         <w:rPr>
           <w:lang w:val="fr_FR" w:bidi="fr_FR"/>
         </w:rPr>
         <w:t xml:space="preserve">; </w:t>
       </w:r>
-      <w:hyperlink r:id="rId53">
-        <w:r>
-          <w:rPr>
-            <w:lang w:val="fr_FR" w:bidi="fr_FR"/>
-          </w:rPr>
-          <w:rPr>
-            <w:color w:val="0000EE"/>
-            <w:u w:val="single"/>
-          </w:rPr>
-          <w:t>30.11–14</w:t>
-        </w:r>
-      </w:hyperlink>
+      <w:r>
+        <w:rPr>
+          <w:lang w:val="fr_FR" w:bidi="fr_FR"/>
+        </w:rPr>
+        <w:t>30.11–14</w:t>
+      </w:r>
       <w:r>
         <w:rPr>
           <w:lang w:val="fr_FR" w:bidi="fr_FR"/>
         </w:rPr>
         <w:t xml:space="preserve">, </w:t>
       </w:r>
-      <w:hyperlink r:id="rId54">
-        <w:r>
-          <w:rPr>
-            <w:lang w:val="fr_FR" w:bidi="fr_FR"/>
-          </w:rPr>
-          <w:rPr>
-            <w:color w:val="0000EE"/>
-            <w:u w:val="single"/>
-          </w:rPr>
-          <w:t>17</w:t>
-        </w:r>
-      </w:hyperlink>
+      <w:r>
+        <w:rPr>
+          <w:lang w:val="fr_FR" w:bidi="fr_FR"/>
+        </w:rPr>
+        <w:t>17</w:t>
+      </w:r>
       <w:r>
         <w:rPr>
           <w:lang w:val="fr_FR" w:bidi="fr_FR"/>
@@ -1136,72 +878,48 @@
         </w:rPr>
         <w:t>Le livre des Proverbes parle beaucoup de la force et de l'influence d'une famille unie qui aime et obéit à Dieu. Le livre met fortement en garde contre ceux qui détruisent la famille (</w:t>
       </w:r>
-      <w:hyperlink r:id="rId55">
-        <w:r>
-          <w:rPr>
-            <w:lang w:val="fr_FR" w:bidi="fr_FR"/>
-          </w:rPr>
-          <w:rPr>
-            <w:color w:val="0000EE"/>
-            <w:u w:val="single"/>
-          </w:rPr>
-          <w:t xml:space="preserve">Pr 6.16–19 </w:t>
-        </w:r>
-      </w:hyperlink>
+      <w:r>
+        <w:rPr>
+          <w:lang w:val="fr_FR" w:bidi="fr_FR"/>
+        </w:rPr>
+        <w:t xml:space="preserve">Pr 6.16–19 </w:t>
+      </w:r>
       <w:r>
         <w:rPr>
           <w:lang w:val="fr_FR" w:bidi="fr_FR"/>
         </w:rPr>
         <w:t xml:space="preserve">; </w:t>
       </w:r>
-      <w:hyperlink r:id="rId56">
-        <w:r>
-          <w:rPr>
-            <w:lang w:val="fr_FR" w:bidi="fr_FR"/>
-          </w:rPr>
-          <w:rPr>
-            <w:color w:val="0000EE"/>
-            <w:u w:val="single"/>
-          </w:rPr>
-          <w:t>11.29</w:t>
-        </w:r>
-      </w:hyperlink>
+      <w:r>
+        <w:rPr>
+          <w:lang w:val="fr_FR" w:bidi="fr_FR"/>
+        </w:rPr>
+        <w:t>11.29</w:t>
+      </w:r>
       <w:r>
         <w:rPr>
           <w:lang w:val="fr_FR" w:bidi="fr_FR"/>
         </w:rPr>
         <w:t xml:space="preserve">) et loue grandement ceux qui la renforcent (voir </w:t>
       </w:r>
-      <w:hyperlink r:id="rId57">
-        <w:r>
-          <w:rPr>
-            <w:lang w:val="fr_FR" w:bidi="fr_FR"/>
-          </w:rPr>
-          <w:rPr>
-            <w:color w:val="0000EE"/>
-            <w:u w:val="single"/>
-          </w:rPr>
-          <w:t>14.1</w:t>
-        </w:r>
-      </w:hyperlink>
+      <w:r>
+        <w:rPr>
+          <w:lang w:val="fr_FR" w:bidi="fr_FR"/>
+        </w:rPr>
+        <w:t>14.1</w:t>
+      </w:r>
       <w:r>
         <w:rPr>
           <w:lang w:val="fr_FR" w:bidi="fr_FR"/>
         </w:rPr>
         <w:t>). Une famille qui s'appuie sur le Seigneur sera bénie (</w:t>
       </w:r>
-      <w:hyperlink r:id="rId58">
-        <w:r>
-          <w:rPr>
-            <w:lang w:val="fr_FR" w:bidi="fr_FR"/>
-          </w:rPr>
-          <w:rPr>
-            <w:color w:val="0000EE"/>
-            <w:u w:val="single"/>
-          </w:rPr>
-          <w:t>Ps 127–128</w:t>
-        </w:r>
-      </w:hyperlink>
+      <w:r>
+        <w:rPr>
+          <w:lang w:val="fr_FR" w:bidi="fr_FR"/>
+        </w:rPr>
+        <w:t>Ps 127–128</w:t>
+      </w:r>
       <w:r>
         <w:rPr>
           <w:lang w:val="fr_FR" w:bidi="fr_FR"/>
@@ -1231,612 +949,408 @@
           <w:lang w:val="fr_FR" w:bidi="fr_FR"/>
         </w:rPr>
       </w:r>
-      <w:hyperlink r:id="rId59">
-        <w:r>
-          <w:rPr>
-            <w:lang w:val="fr_FR" w:bidi="fr_FR"/>
-          </w:rPr>
-          <w:rPr>
-            <w:color w:val="0000EE"/>
-            <w:u w:val="single"/>
-          </w:rPr>
-          <w:t xml:space="preserve">Deutéronome 5.16 </w:t>
-        </w:r>
-      </w:hyperlink>
+      <w:r>
+        <w:rPr>
+          <w:lang w:val="fr_FR" w:bidi="fr_FR"/>
+        </w:rPr>
+        <w:t xml:space="preserve">Deutéronome 5.16 </w:t>
+      </w:r>
       <w:r>
         <w:rPr>
           <w:lang w:val="fr_FR" w:bidi="fr_FR"/>
         </w:rPr>
         <w:t xml:space="preserve">; </w:t>
       </w:r>
-      <w:hyperlink r:id="rId60">
-        <w:r>
-          <w:rPr>
-            <w:lang w:val="fr_FR" w:bidi="fr_FR"/>
-          </w:rPr>
-          <w:rPr>
-            <w:color w:val="0000EE"/>
-            <w:u w:val="single"/>
-          </w:rPr>
-          <w:t>6.1–9</w:t>
-        </w:r>
-      </w:hyperlink>
+      <w:r>
+        <w:rPr>
+          <w:lang w:val="fr_FR" w:bidi="fr_FR"/>
+        </w:rPr>
+        <w:t>6.1–9</w:t>
+      </w:r>
       <w:r>
         <w:rPr>
           <w:lang w:val="fr_FR" w:bidi="fr_FR"/>
         </w:rPr>
         <w:t xml:space="preserve">, </w:t>
       </w:r>
-      <w:hyperlink r:id="rId61">
-        <w:r>
-          <w:rPr>
-            <w:lang w:val="fr_FR" w:bidi="fr_FR"/>
-          </w:rPr>
-          <w:rPr>
-            <w:color w:val="0000EE"/>
-            <w:u w:val="single"/>
-          </w:rPr>
-          <w:t xml:space="preserve">20–25 </w:t>
-        </w:r>
-      </w:hyperlink>
+      <w:r>
+        <w:rPr>
+          <w:lang w:val="fr_FR" w:bidi="fr_FR"/>
+        </w:rPr>
+        <w:t xml:space="preserve">20–25 </w:t>
+      </w:r>
       <w:r>
         <w:rPr>
           <w:lang w:val="fr_FR" w:bidi="fr_FR"/>
         </w:rPr>
         <w:t xml:space="preserve">; </w:t>
       </w:r>
-      <w:hyperlink r:id="rId62">
-        <w:r>
-          <w:rPr>
-            <w:lang w:val="fr_FR" w:bidi="fr_FR"/>
-          </w:rPr>
-          <w:rPr>
-            <w:color w:val="0000EE"/>
-            <w:u w:val="single"/>
-          </w:rPr>
-          <w:t xml:space="preserve">7.3–6 </w:t>
-        </w:r>
-      </w:hyperlink>
+      <w:r>
+        <w:rPr>
+          <w:lang w:val="fr_FR" w:bidi="fr_FR"/>
+        </w:rPr>
+        <w:t xml:space="preserve">7.3–6 </w:t>
+      </w:r>
       <w:r>
         <w:rPr>
           <w:lang w:val="fr_FR" w:bidi="fr_FR"/>
         </w:rPr>
         <w:t xml:space="preserve">; </w:t>
       </w:r>
-      <w:hyperlink r:id="rId51">
-        <w:r>
-          <w:rPr>
-            <w:lang w:val="fr_FR" w:bidi="fr_FR"/>
-          </w:rPr>
-          <w:rPr>
-            <w:color w:val="0000EE"/>
-            <w:u w:val="single"/>
-          </w:rPr>
-          <w:t xml:space="preserve">Psaumes 78.1–8 </w:t>
-        </w:r>
-      </w:hyperlink>
+      <w:r>
+        <w:rPr>
+          <w:lang w:val="fr_FR" w:bidi="fr_FR"/>
+        </w:rPr>
+        <w:t xml:space="preserve">Psaumes 78.1–8 </w:t>
+      </w:r>
       <w:r>
         <w:rPr>
           <w:lang w:val="fr_FR" w:bidi="fr_FR"/>
         </w:rPr>
         <w:t xml:space="preserve">; </w:t>
       </w:r>
-      <w:hyperlink r:id="rId63">
-        <w:r>
-          <w:rPr>
-            <w:lang w:val="fr_FR" w:bidi="fr_FR"/>
-          </w:rPr>
-          <w:rPr>
-            <w:color w:val="0000EE"/>
-            <w:u w:val="single"/>
-          </w:rPr>
-          <w:t xml:space="preserve">103.13 </w:t>
-        </w:r>
-      </w:hyperlink>
+      <w:r>
+        <w:rPr>
+          <w:lang w:val="fr_FR" w:bidi="fr_FR"/>
+        </w:rPr>
+        <w:t xml:space="preserve">103.13 </w:t>
+      </w:r>
       <w:r>
         <w:rPr>
           <w:lang w:val="fr_FR" w:bidi="fr_FR"/>
         </w:rPr>
         <w:t xml:space="preserve">; </w:t>
       </w:r>
-      <w:hyperlink r:id="rId58">
-        <w:r>
-          <w:rPr>
-            <w:lang w:val="fr_FR" w:bidi="fr_FR"/>
-          </w:rPr>
-          <w:rPr>
-            <w:color w:val="0000EE"/>
-            <w:u w:val="single"/>
-          </w:rPr>
-          <w:t xml:space="preserve">127.1–128.6 </w:t>
-        </w:r>
-      </w:hyperlink>
+      <w:r>
+        <w:rPr>
+          <w:lang w:val="fr_FR" w:bidi="fr_FR"/>
+        </w:rPr>
+        <w:t xml:space="preserve">127.1–128.6 </w:t>
+      </w:r>
       <w:r>
         <w:rPr>
           <w:lang w:val="fr_FR" w:bidi="fr_FR"/>
         </w:rPr>
         <w:t xml:space="preserve">; </w:t>
       </w:r>
-      <w:hyperlink r:id="rId64">
-        <w:r>
-          <w:rPr>
-            <w:lang w:val="fr_FR" w:bidi="fr_FR"/>
-          </w:rPr>
-          <w:rPr>
-            <w:color w:val="0000EE"/>
-            <w:u w:val="single"/>
-          </w:rPr>
-          <w:t xml:space="preserve">Proverbes 1.8–9 </w:t>
-        </w:r>
-      </w:hyperlink>
+      <w:r>
+        <w:rPr>
+          <w:lang w:val="fr_FR" w:bidi="fr_FR"/>
+        </w:rPr>
+        <w:t xml:space="preserve">Proverbes 1.8–9 </w:t>
+      </w:r>
       <w:r>
         <w:rPr>
           <w:lang w:val="fr_FR" w:bidi="fr_FR"/>
         </w:rPr>
         <w:t xml:space="preserve">; </w:t>
       </w:r>
-      <w:hyperlink r:id="rId65">
-        <w:r>
-          <w:rPr>
-            <w:lang w:val="fr_FR" w:bidi="fr_FR"/>
-          </w:rPr>
-          <w:rPr>
-            <w:color w:val="0000EE"/>
-            <w:u w:val="single"/>
-          </w:rPr>
-          <w:t xml:space="preserve">3.1–2 </w:t>
-        </w:r>
-      </w:hyperlink>
+      <w:r>
+        <w:rPr>
+          <w:lang w:val="fr_FR" w:bidi="fr_FR"/>
+        </w:rPr>
+        <w:t xml:space="preserve">3.1–2 </w:t>
+      </w:r>
       <w:r>
         <w:rPr>
           <w:lang w:val="fr_FR" w:bidi="fr_FR"/>
         </w:rPr>
         <w:t xml:space="preserve">; </w:t>
       </w:r>
-      <w:hyperlink r:id="rId66">
-        <w:r>
-          <w:rPr>
-            <w:lang w:val="fr_FR" w:bidi="fr_FR"/>
-          </w:rPr>
-          <w:rPr>
-            <w:color w:val="0000EE"/>
-            <w:u w:val="single"/>
-          </w:rPr>
-          <w:t xml:space="preserve">4.1–4 </w:t>
-        </w:r>
-      </w:hyperlink>
+      <w:r>
+        <w:rPr>
+          <w:lang w:val="fr_FR" w:bidi="fr_FR"/>
+        </w:rPr>
+        <w:t xml:space="preserve">4.1–4 </w:t>
+      </w:r>
       <w:r>
         <w:rPr>
           <w:lang w:val="fr_FR" w:bidi="fr_FR"/>
         </w:rPr>
         <w:t xml:space="preserve">; </w:t>
       </w:r>
-      <w:hyperlink r:id="rId40">
-        <w:r>
-          <w:rPr>
-            <w:lang w:val="fr_FR" w:bidi="fr_FR"/>
-          </w:rPr>
-          <w:rPr>
-            <w:color w:val="0000EE"/>
-            <w:u w:val="single"/>
-          </w:rPr>
-          <w:t xml:space="preserve">10.1 </w:t>
-        </w:r>
-      </w:hyperlink>
+      <w:r>
+        <w:rPr>
+          <w:lang w:val="fr_FR" w:bidi="fr_FR"/>
+        </w:rPr>
+        <w:t xml:space="preserve">10.1 </w:t>
+      </w:r>
       <w:r>
         <w:rPr>
           <w:lang w:val="fr_FR" w:bidi="fr_FR"/>
         </w:rPr>
         <w:t xml:space="preserve">; </w:t>
       </w:r>
-      <w:hyperlink r:id="rId67">
-        <w:r>
-          <w:rPr>
-            <w:lang w:val="fr_FR" w:bidi="fr_FR"/>
-          </w:rPr>
-          <w:rPr>
-            <w:color w:val="0000EE"/>
-            <w:u w:val="single"/>
-          </w:rPr>
-          <w:t>11.21</w:t>
-        </w:r>
-      </w:hyperlink>
+      <w:r>
+        <w:rPr>
+          <w:lang w:val="fr_FR" w:bidi="fr_FR"/>
+        </w:rPr>
+        <w:t>11.21</w:t>
+      </w:r>
       <w:r>
         <w:rPr>
           <w:lang w:val="fr_FR" w:bidi="fr_FR"/>
         </w:rPr>
         <w:t xml:space="preserve">, </w:t>
       </w:r>
-      <w:hyperlink r:id="rId56">
-        <w:r>
-          <w:rPr>
-            <w:lang w:val="fr_FR" w:bidi="fr_FR"/>
-          </w:rPr>
-          <w:rPr>
-            <w:color w:val="0000EE"/>
-            <w:u w:val="single"/>
-          </w:rPr>
-          <w:t xml:space="preserve">29 </w:t>
-        </w:r>
-      </w:hyperlink>
+      <w:r>
+        <w:rPr>
+          <w:lang w:val="fr_FR" w:bidi="fr_FR"/>
+        </w:rPr>
+        <w:t xml:space="preserve">29 </w:t>
+      </w:r>
       <w:r>
         <w:rPr>
           <w:lang w:val="fr_FR" w:bidi="fr_FR"/>
         </w:rPr>
         <w:t xml:space="preserve">; </w:t>
       </w:r>
-      <w:hyperlink r:id="rId68">
-        <w:r>
-          <w:rPr>
-            <w:lang w:val="fr_FR" w:bidi="fr_FR"/>
-          </w:rPr>
-          <w:rPr>
-            <w:color w:val="0000EE"/>
-            <w:u w:val="single"/>
-          </w:rPr>
-          <w:t xml:space="preserve">12.7 </w:t>
-        </w:r>
-      </w:hyperlink>
+      <w:r>
+        <w:rPr>
+          <w:lang w:val="fr_FR" w:bidi="fr_FR"/>
+        </w:rPr>
+        <w:t xml:space="preserve">12.7 </w:t>
+      </w:r>
       <w:r>
         <w:rPr>
           <w:lang w:val="fr_FR" w:bidi="fr_FR"/>
         </w:rPr>
         <w:t xml:space="preserve">; </w:t>
       </w:r>
-      <w:hyperlink r:id="rId69">
-        <w:r>
-          <w:rPr>
-            <w:lang w:val="fr_FR" w:bidi="fr_FR"/>
-          </w:rPr>
-          <w:rPr>
-            <w:color w:val="0000EE"/>
-            <w:u w:val="single"/>
-          </w:rPr>
-          <w:t xml:space="preserve">13.22 </w:t>
-        </w:r>
-      </w:hyperlink>
+      <w:r>
+        <w:rPr>
+          <w:lang w:val="fr_FR" w:bidi="fr_FR"/>
+        </w:rPr>
+        <w:t xml:space="preserve">13.22 </w:t>
+      </w:r>
       <w:r>
         <w:rPr>
           <w:lang w:val="fr_FR" w:bidi="fr_FR"/>
         </w:rPr>
         <w:t xml:space="preserve">; </w:t>
       </w:r>
-      <w:hyperlink r:id="rId57">
-        <w:r>
-          <w:rPr>
-            <w:lang w:val="fr_FR" w:bidi="fr_FR"/>
-          </w:rPr>
-          <w:rPr>
-            <w:color w:val="0000EE"/>
-            <w:u w:val="single"/>
-          </w:rPr>
-          <w:t xml:space="preserve">14.1 </w:t>
-        </w:r>
-      </w:hyperlink>
+      <w:r>
+        <w:rPr>
+          <w:lang w:val="fr_FR" w:bidi="fr_FR"/>
+        </w:rPr>
+        <w:t xml:space="preserve">14.1 </w:t>
+      </w:r>
       <w:r>
         <w:rPr>
           <w:lang w:val="fr_FR" w:bidi="fr_FR"/>
         </w:rPr>
         <w:t xml:space="preserve">; </w:t>
       </w:r>
-      <w:hyperlink r:id="rId41">
-        <w:r>
-          <w:rPr>
-            <w:lang w:val="fr_FR" w:bidi="fr_FR"/>
-          </w:rPr>
-          <w:rPr>
-            <w:color w:val="0000EE"/>
-            <w:u w:val="single"/>
-          </w:rPr>
-          <w:t xml:space="preserve">15.20 </w:t>
-        </w:r>
-      </w:hyperlink>
+      <w:r>
+        <w:rPr>
+          <w:lang w:val="fr_FR" w:bidi="fr_FR"/>
+        </w:rPr>
+        <w:t xml:space="preserve">15.20 </w:t>
+      </w:r>
       <w:r>
         <w:rPr>
           <w:lang w:val="fr_FR" w:bidi="fr_FR"/>
         </w:rPr>
         <w:t xml:space="preserve">; </w:t>
       </w:r>
-      <w:hyperlink r:id="rId42">
-        <w:r>
-          <w:rPr>
-            <w:lang w:val="fr_FR" w:bidi="fr_FR"/>
-          </w:rPr>
-          <w:rPr>
-            <w:color w:val="0000EE"/>
-            <w:u w:val="single"/>
-          </w:rPr>
-          <w:t>17.21</w:t>
-        </w:r>
-      </w:hyperlink>
+      <w:r>
+        <w:rPr>
+          <w:lang w:val="fr_FR" w:bidi="fr_FR"/>
+        </w:rPr>
+        <w:t>17.21</w:t>
+      </w:r>
       <w:r>
         <w:rPr>
           <w:lang w:val="fr_FR" w:bidi="fr_FR"/>
         </w:rPr>
         <w:t xml:space="preserve">, </w:t>
       </w:r>
-      <w:hyperlink r:id="rId43">
-        <w:r>
-          <w:rPr>
-            <w:lang w:val="fr_FR" w:bidi="fr_FR"/>
-          </w:rPr>
-          <w:rPr>
-            <w:color w:val="0000EE"/>
-            <w:u w:val="single"/>
-          </w:rPr>
-          <w:t xml:space="preserve">25 </w:t>
-        </w:r>
-      </w:hyperlink>
+      <w:r>
+        <w:rPr>
+          <w:lang w:val="fr_FR" w:bidi="fr_FR"/>
+        </w:rPr>
+        <w:t xml:space="preserve">25 </w:t>
+      </w:r>
       <w:r>
         <w:rPr>
           <w:lang w:val="fr_FR" w:bidi="fr_FR"/>
         </w:rPr>
         <w:t xml:space="preserve">; </w:t>
       </w:r>
-      <w:hyperlink r:id="rId45">
-        <w:r>
-          <w:rPr>
-            <w:lang w:val="fr_FR" w:bidi="fr_FR"/>
-          </w:rPr>
-          <w:rPr>
-            <w:color w:val="0000EE"/>
-            <w:u w:val="single"/>
-          </w:rPr>
-          <w:t>19.18</w:t>
-        </w:r>
-      </w:hyperlink>
+      <w:r>
+        <w:rPr>
+          <w:lang w:val="fr_FR" w:bidi="fr_FR"/>
+        </w:rPr>
+        <w:t>19.18</w:t>
+      </w:r>
       <w:r>
         <w:rPr>
           <w:lang w:val="fr_FR" w:bidi="fr_FR"/>
         </w:rPr>
         <w:t xml:space="preserve">, </w:t>
       </w:r>
-      <w:hyperlink r:id="rId70">
-        <w:r>
-          <w:rPr>
-            <w:lang w:val="fr_FR" w:bidi="fr_FR"/>
-          </w:rPr>
-          <w:rPr>
-            <w:color w:val="0000EE"/>
-            <w:u w:val="single"/>
-          </w:rPr>
-          <w:t xml:space="preserve">26 </w:t>
-        </w:r>
-      </w:hyperlink>
+      <w:r>
+        <w:rPr>
+          <w:lang w:val="fr_FR" w:bidi="fr_FR"/>
+        </w:rPr>
+        <w:t xml:space="preserve">26 </w:t>
+      </w:r>
       <w:r>
         <w:rPr>
           <w:lang w:val="fr_FR" w:bidi="fr_FR"/>
         </w:rPr>
         <w:t xml:space="preserve">; </w:t>
       </w:r>
-      <w:hyperlink r:id="rId49">
-        <w:r>
-          <w:rPr>
-            <w:lang w:val="fr_FR" w:bidi="fr_FR"/>
-          </w:rPr>
-          <w:rPr>
-            <w:color w:val="0000EE"/>
-            <w:u w:val="single"/>
-          </w:rPr>
-          <w:t>20.7</w:t>
-        </w:r>
-      </w:hyperlink>
+      <w:r>
+        <w:rPr>
+          <w:lang w:val="fr_FR" w:bidi="fr_FR"/>
+        </w:rPr>
+        <w:t>20.7</w:t>
+      </w:r>
       <w:r>
         <w:rPr>
           <w:lang w:val="fr_FR" w:bidi="fr_FR"/>
         </w:rPr>
         <w:t xml:space="preserve">, </w:t>
       </w:r>
-      <w:hyperlink r:id="rId52">
-        <w:r>
-          <w:rPr>
-            <w:lang w:val="fr_FR" w:bidi="fr_FR"/>
-          </w:rPr>
-          <w:rPr>
-            <w:color w:val="0000EE"/>
-            <w:u w:val="single"/>
-          </w:rPr>
-          <w:t xml:space="preserve">20 </w:t>
-        </w:r>
-      </w:hyperlink>
+      <w:r>
+        <w:rPr>
+          <w:lang w:val="fr_FR" w:bidi="fr_FR"/>
+        </w:rPr>
+        <w:t xml:space="preserve">20 </w:t>
+      </w:r>
       <w:r>
         <w:rPr>
           <w:lang w:val="fr_FR" w:bidi="fr_FR"/>
         </w:rPr>
         <w:t xml:space="preserve">; </w:t>
       </w:r>
-      <w:hyperlink r:id="rId50">
-        <w:r>
-          <w:rPr>
-            <w:lang w:val="fr_FR" w:bidi="fr_FR"/>
-          </w:rPr>
-          <w:rPr>
-            <w:color w:val="0000EE"/>
-            <w:u w:val="single"/>
-          </w:rPr>
-          <w:t>22.6</w:t>
-        </w:r>
-      </w:hyperlink>
+      <w:r>
+        <w:rPr>
+          <w:lang w:val="fr_FR" w:bidi="fr_FR"/>
+        </w:rPr>
+        <w:t>22.6</w:t>
+      </w:r>
       <w:r>
         <w:rPr>
           <w:lang w:val="fr_FR" w:bidi="fr_FR"/>
         </w:rPr>
         <w:t xml:space="preserve">, </w:t>
       </w:r>
-      <w:hyperlink r:id="rId46">
-        <w:r>
-          <w:rPr>
-            <w:lang w:val="fr_FR" w:bidi="fr_FR"/>
-          </w:rPr>
-          <w:rPr>
-            <w:color w:val="0000EE"/>
-            <w:u w:val="single"/>
-          </w:rPr>
-          <w:t xml:space="preserve">15 </w:t>
-        </w:r>
-      </w:hyperlink>
+      <w:r>
+        <w:rPr>
+          <w:lang w:val="fr_FR" w:bidi="fr_FR"/>
+        </w:rPr>
+        <w:t xml:space="preserve">15 </w:t>
+      </w:r>
       <w:r>
         <w:rPr>
           <w:lang w:val="fr_FR" w:bidi="fr_FR"/>
         </w:rPr>
         <w:t xml:space="preserve">; </w:t>
       </w:r>
-      <w:hyperlink r:id="rId47">
-        <w:r>
-          <w:rPr>
-            <w:lang w:val="fr_FR" w:bidi="fr_FR"/>
-          </w:rPr>
-          <w:rPr>
-            <w:color w:val="0000EE"/>
-            <w:u w:val="single"/>
-          </w:rPr>
-          <w:t xml:space="preserve">23.13–14 </w:t>
-        </w:r>
-      </w:hyperlink>
+      <w:r>
+        <w:rPr>
+          <w:lang w:val="fr_FR" w:bidi="fr_FR"/>
+        </w:rPr>
+        <w:t xml:space="preserve">23.13–14 </w:t>
+      </w:r>
       <w:r>
         <w:rPr>
           <w:lang w:val="fr_FR" w:bidi="fr_FR"/>
         </w:rPr>
         <w:t xml:space="preserve">; </w:t>
       </w:r>
-      <w:hyperlink r:id="rId71">
-        <w:r>
-          <w:rPr>
-            <w:lang w:val="fr_FR" w:bidi="fr_FR"/>
-          </w:rPr>
-          <w:rPr>
-            <w:color w:val="0000EE"/>
-            <w:u w:val="single"/>
-          </w:rPr>
-          <w:t>29.15</w:t>
-        </w:r>
-      </w:hyperlink>
+      <w:r>
+        <w:rPr>
+          <w:lang w:val="fr_FR" w:bidi="fr_FR"/>
+        </w:rPr>
+        <w:t>29.15</w:t>
+      </w:r>
       <w:r>
         <w:rPr>
           <w:lang w:val="fr_FR" w:bidi="fr_FR"/>
         </w:rPr>
         <w:t xml:space="preserve">, </w:t>
       </w:r>
-      <w:hyperlink r:id="rId72">
-        <w:r>
-          <w:rPr>
-            <w:lang w:val="fr_FR" w:bidi="fr_FR"/>
-          </w:rPr>
-          <w:rPr>
-            <w:color w:val="0000EE"/>
-            <w:u w:val="single"/>
-          </w:rPr>
-          <w:t xml:space="preserve">17 </w:t>
-        </w:r>
-      </w:hyperlink>
+      <w:r>
+        <w:rPr>
+          <w:lang w:val="fr_FR" w:bidi="fr_FR"/>
+        </w:rPr>
+        <w:t xml:space="preserve">17 </w:t>
+      </w:r>
       <w:r>
         <w:rPr>
           <w:lang w:val="fr_FR" w:bidi="fr_FR"/>
         </w:rPr>
         <w:t xml:space="preserve">; </w:t>
       </w:r>
-      <w:hyperlink r:id="rId53">
-        <w:r>
-          <w:rPr>
-            <w:lang w:val="fr_FR" w:bidi="fr_FR"/>
-          </w:rPr>
-          <w:rPr>
-            <w:color w:val="0000EE"/>
-            <w:u w:val="single"/>
-          </w:rPr>
-          <w:t>30.11–14</w:t>
-        </w:r>
-      </w:hyperlink>
+      <w:r>
+        <w:rPr>
+          <w:lang w:val="fr_FR" w:bidi="fr_FR"/>
+        </w:rPr>
+        <w:t>30.11–14</w:t>
+      </w:r>
       <w:r>
         <w:rPr>
           <w:lang w:val="fr_FR" w:bidi="fr_FR"/>
         </w:rPr>
         <w:t xml:space="preserve">, </w:t>
       </w:r>
-      <w:hyperlink r:id="rId54">
-        <w:r>
-          <w:rPr>
-            <w:lang w:val="fr_FR" w:bidi="fr_FR"/>
-          </w:rPr>
-          <w:rPr>
-            <w:color w:val="0000EE"/>
-            <w:u w:val="single"/>
-          </w:rPr>
-          <w:t xml:space="preserve">17 </w:t>
-        </w:r>
-      </w:hyperlink>
+      <w:r>
+        <w:rPr>
+          <w:lang w:val="fr_FR" w:bidi="fr_FR"/>
+        </w:rPr>
+        <w:t xml:space="preserve">17 </w:t>
+      </w:r>
       <w:r>
         <w:rPr>
           <w:lang w:val="fr_FR" w:bidi="fr_FR"/>
         </w:rPr>
         <w:t xml:space="preserve">; </w:t>
       </w:r>
-      <w:hyperlink r:id="rId73">
-        <w:r>
-          <w:rPr>
-            <w:lang w:val="fr_FR" w:bidi="fr_FR"/>
-          </w:rPr>
-          <w:rPr>
-            <w:color w:val="0000EE"/>
-            <w:u w:val="single"/>
-          </w:rPr>
-          <w:t xml:space="preserve">Marc 7.9–13 </w:t>
-        </w:r>
-      </w:hyperlink>
+      <w:r>
+        <w:rPr>
+          <w:lang w:val="fr_FR" w:bidi="fr_FR"/>
+        </w:rPr>
+        <w:t xml:space="preserve">Marc 7.9–13 </w:t>
+      </w:r>
       <w:r>
         <w:rPr>
           <w:lang w:val="fr_FR" w:bidi="fr_FR"/>
         </w:rPr>
         <w:t xml:space="preserve">; </w:t>
       </w:r>
-      <w:hyperlink r:id="rId74">
-        <w:r>
-          <w:rPr>
-            <w:lang w:val="fr_FR" w:bidi="fr_FR"/>
-          </w:rPr>
-          <w:rPr>
-            <w:color w:val="0000EE"/>
-            <w:u w:val="single"/>
-          </w:rPr>
-          <w:t xml:space="preserve">Luc 1.17 </w:t>
-        </w:r>
-      </w:hyperlink>
+      <w:r>
+        <w:rPr>
+          <w:lang w:val="fr_FR" w:bidi="fr_FR"/>
+        </w:rPr>
+        <w:t xml:space="preserve">Luc 1.17 </w:t>
+      </w:r>
       <w:r>
         <w:rPr>
           <w:lang w:val="fr_FR" w:bidi="fr_FR"/>
         </w:rPr>
         <w:t xml:space="preserve">; </w:t>
       </w:r>
-      <w:hyperlink r:id="rId75">
-        <w:r>
-          <w:rPr>
-            <w:lang w:val="fr_FR" w:bidi="fr_FR"/>
-          </w:rPr>
-          <w:rPr>
-            <w:color w:val="0000EE"/>
-            <w:u w:val="single"/>
-          </w:rPr>
-          <w:t xml:space="preserve">18.29–30 </w:t>
-        </w:r>
-      </w:hyperlink>
+      <w:r>
+        <w:rPr>
+          <w:lang w:val="fr_FR" w:bidi="fr_FR"/>
+        </w:rPr>
+        <w:t xml:space="preserve">18.29–30 </w:t>
+      </w:r>
       <w:r>
         <w:rPr>
           <w:lang w:val="fr_FR" w:bidi="fr_FR"/>
         </w:rPr>
         <w:t xml:space="preserve">; </w:t>
       </w:r>
-      <w:hyperlink r:id="rId76">
-        <w:r>
-          <w:rPr>
-            <w:lang w:val="fr_FR" w:bidi="fr_FR"/>
-          </w:rPr>
-          <w:rPr>
-            <w:color w:val="0000EE"/>
-            <w:u w:val="single"/>
-          </w:rPr>
-          <w:t>Éphésiens 6.1–4</w:t>
-        </w:r>
-      </w:hyperlink>
+      <w:r>
+        <w:rPr>
+          <w:lang w:val="fr_FR" w:bidi="fr_FR"/>
+        </w:rPr>
+        <w:t>Éphésiens 6.1–4</w:t>
+      </w:r>
       <w:r>
         <w:rPr>
           <w:lang w:val="fr_FR" w:bidi="fr_FR"/>
@@ -1885,72 +1399,48 @@
         </w:rPr>
         <w:t>Il est évident dans les quatre Évangiles que Jésus connaissait les techniques de pêche. Il utilise des exemples basés sur la pêche plusieurs fois dans son enseignement (</w:t>
       </w:r>
-      <w:hyperlink r:id="rId77">
-        <w:r>
-          <w:rPr>
-            <w:lang w:val="fr_FR" w:bidi="fr_FR"/>
-          </w:rPr>
-          <w:rPr>
-            <w:color w:val="0000EE"/>
-            <w:u w:val="single"/>
-          </w:rPr>
-          <w:t>Mt 7.10</w:t>
-        </w:r>
-      </w:hyperlink>
-      <w:r>
-        <w:rPr>
-          <w:lang w:val="fr_FR" w:bidi="fr_FR"/>
-        </w:rPr>
-        <w:t xml:space="preserve"> ; </w:t>
-      </w:r>
-      <w:hyperlink r:id="rId78">
-        <w:r>
-          <w:rPr>
-            <w:lang w:val="fr_FR" w:bidi="fr_FR"/>
-          </w:rPr>
-          <w:rPr>
-            <w:color w:val="0000EE"/>
-            <w:u w:val="single"/>
-          </w:rPr>
-          <w:t>13.47–51</w:t>
-        </w:r>
-      </w:hyperlink>
+      <w:r>
+        <w:rPr>
+          <w:lang w:val="fr_FR" w:bidi="fr_FR"/>
+        </w:rPr>
+        <w:t>Mt 7.10</w:t>
+      </w:r>
+      <w:r>
+        <w:rPr>
+          <w:lang w:val="fr_FR" w:bidi="fr_FR"/>
+        </w:rPr>
+        <w:t xml:space="preserve"> ; </w:t>
+      </w:r>
+      <w:r>
+        <w:rPr>
+          <w:lang w:val="fr_FR" w:bidi="fr_FR"/>
+        </w:rPr>
+        <w:t>13.47–51</w:t>
+      </w:r>
       <w:r>
         <w:rPr>
           <w:lang w:val="fr_FR" w:bidi="fr_FR"/>
         </w:rPr>
         <w:t>). Quand Jésus appelle ses premiers disciples à le suivre, il leur dit : « Je vous ferai pêcheurs d'hommes ». La pêche ressemble dans ces mots à une récolte de poissons, ce qui signifie que les disciples devaient aider à faire d'autres disciples (</w:t>
       </w:r>
-      <w:hyperlink r:id="rId79">
-        <w:r>
-          <w:rPr>
-            <w:lang w:val="fr_FR" w:bidi="fr_FR"/>
-          </w:rPr>
-          <w:rPr>
-            <w:color w:val="0000EE"/>
-            <w:u w:val="single"/>
-          </w:rPr>
-          <w:t>Mt 4.19</w:t>
-        </w:r>
-      </w:hyperlink>
+      <w:r>
+        <w:rPr>
+          <w:lang w:val="fr_FR" w:bidi="fr_FR"/>
+        </w:rPr>
+        <w:t>Mt 4.19</w:t>
+      </w:r>
       <w:r>
         <w:rPr>
           <w:lang w:val="fr_FR" w:bidi="fr_FR"/>
         </w:rPr>
         <w:t xml:space="preserve">). Dans </w:t>
       </w:r>
-      <w:hyperlink r:id="rId80">
-        <w:r>
-          <w:rPr>
-            <w:lang w:val="fr_FR" w:bidi="fr_FR"/>
-          </w:rPr>
-          <w:rPr>
-            <w:color w:val="0000EE"/>
-            <w:u w:val="single"/>
-          </w:rPr>
-          <w:t>Jean 21</w:t>
-        </w:r>
-      </w:hyperlink>
+      <w:r>
+        <w:rPr>
+          <w:lang w:val="fr_FR" w:bidi="fr_FR"/>
+        </w:rPr>
+        <w:t>Jean 21</w:t>
+      </w:r>
       <w:r>
         <w:rPr>
           <w:lang w:val="fr_FR" w:bidi="fr_FR"/>
@@ -2013,18 +1503,12 @@
         </w:rPr>
         <w:t>Ce type de filet de pêche capturait de nombreux poissons, y compris certains que la loi juive n'autorisait pas à manger. On triait ensuite les poissons pour garder les bons et enlever les mauvais. Jésus donne cette pratique comme exemple de comment les justes et les méchants seront séparés au jour du jugement (</w:t>
       </w:r>
-      <w:hyperlink r:id="rId78">
-        <w:r>
-          <w:rPr>
-            <w:lang w:val="fr_FR" w:bidi="fr_FR"/>
-          </w:rPr>
-          <w:rPr>
-            <w:color w:val="0000EE"/>
-            <w:u w:val="single"/>
-          </w:rPr>
-          <w:t>Mt 13.47–51</w:t>
-        </w:r>
-      </w:hyperlink>
+      <w:r>
+        <w:rPr>
+          <w:lang w:val="fr_FR" w:bidi="fr_FR"/>
+        </w:rPr>
+        <w:t>Mt 13.47–51</w:t>
+      </w:r>
       <w:r>
         <w:rPr>
           <w:lang w:val="fr_FR" w:bidi="fr_FR"/>
@@ -2062,36 +1546,24 @@
         </w:rPr>
         <w:t>, est un filet qu'on lance dans l'eau. Ce filet était circulaire et mesurait entre 4,5 et 6 mètres de diamètre. Des poids en plomb étaient attachés à ses bords. Un pêcheur travaillant seul le lançait dans la mer. Le filet coulait, capturant des poissons. Le pêcheur plongeait ensuite dans l'eau et retirait les poissons un par un, ou bien refermait le filet sur les poissons avant de le remonter dans le bateau. Simon et André sont en train d'utiliser ces filets lorsque Jésus les appelle à le suivre (</w:t>
       </w:r>
-      <w:hyperlink r:id="rId81">
-        <w:r>
-          <w:rPr>
-            <w:lang w:val="fr_FR" w:bidi="fr_FR"/>
-          </w:rPr>
-          <w:rPr>
-            <w:color w:val="0000EE"/>
-            <w:u w:val="single"/>
-          </w:rPr>
-          <w:t>Mt 4.18–20</w:t>
-        </w:r>
-      </w:hyperlink>
-      <w:r>
-        <w:rPr>
-          <w:lang w:val="fr_FR" w:bidi="fr_FR"/>
-        </w:rPr>
-        <w:t xml:space="preserve"> ; </w:t>
-      </w:r>
-      <w:hyperlink r:id="rId82">
-        <w:r>
-          <w:rPr>
-            <w:lang w:val="fr_FR" w:bidi="fr_FR"/>
-          </w:rPr>
-          <w:rPr>
-            <w:color w:val="0000EE"/>
-            <w:u w:val="single"/>
-          </w:rPr>
-          <w:t>Mc 1.16–18</w:t>
-        </w:r>
-      </w:hyperlink>
+      <w:r>
+        <w:rPr>
+          <w:lang w:val="fr_FR" w:bidi="fr_FR"/>
+        </w:rPr>
+        <w:t>Mt 4.18–20</w:t>
+      </w:r>
+      <w:r>
+        <w:rPr>
+          <w:lang w:val="fr_FR" w:bidi="fr_FR"/>
+        </w:rPr>
+        <w:t xml:space="preserve"> ; </w:t>
+      </w:r>
+      <w:r>
+        <w:rPr>
+          <w:lang w:val="fr_FR" w:bidi="fr_FR"/>
+        </w:rPr>
+        <w:t>Mc 1.16–18</w:t>
+      </w:r>
       <w:r>
         <w:rPr>
           <w:lang w:val="fr_FR" w:bidi="fr_FR"/>
@@ -2136,36 +1608,24 @@
         </w:rPr>
         <w:t>Les poissons entrent facilement au travers des mailles du premier filet extérieur. Mais ensuite, ils se heurtent au filet intérieur avec ses petites mailles. Ils le poussent au travers des mailles plus grandes du deuxième filet extérieur et se retrouvent emmêlés entre les mailles. Les pêcheurs ramènent alors le filet au rivage. Ils le démêlent, trient les poissons et réparent les nombreuses déchirures du filet. Lorsque Jésus appelle Jacques et Jean à le suivre, ils sont en train de réparer leurs filets trémails (</w:t>
       </w:r>
-      <w:hyperlink r:id="rId83">
-        <w:r>
-          <w:rPr>
-            <w:lang w:val="fr_FR" w:bidi="fr_FR"/>
-          </w:rPr>
-          <w:rPr>
-            <w:color w:val="0000EE"/>
-            <w:u w:val="single"/>
-          </w:rPr>
-          <w:t>Mt 4.18–22</w:t>
-        </w:r>
-      </w:hyperlink>
-      <w:r>
-        <w:rPr>
-          <w:lang w:val="fr_FR" w:bidi="fr_FR"/>
-        </w:rPr>
-        <w:t xml:space="preserve"> ; </w:t>
-      </w:r>
-      <w:hyperlink r:id="rId84">
-        <w:r>
-          <w:rPr>
-            <w:lang w:val="fr_FR" w:bidi="fr_FR"/>
-          </w:rPr>
-          <w:rPr>
-            <w:color w:val="0000EE"/>
-            <w:u w:val="single"/>
-          </w:rPr>
-          <w:t>Mc 1.19–20</w:t>
-        </w:r>
-      </w:hyperlink>
+      <w:r>
+        <w:rPr>
+          <w:lang w:val="fr_FR" w:bidi="fr_FR"/>
+        </w:rPr>
+        <w:t>Mt 4.18–22</w:t>
+      </w:r>
+      <w:r>
+        <w:rPr>
+          <w:lang w:val="fr_FR" w:bidi="fr_FR"/>
+        </w:rPr>
+        <w:t xml:space="preserve"> ; </w:t>
+      </w:r>
+      <w:r>
+        <w:rPr>
+          <w:lang w:val="fr_FR" w:bidi="fr_FR"/>
+        </w:rPr>
+        <w:t>Mc 1.19–20</w:t>
+      </w:r>
       <w:r>
         <w:rPr>
           <w:lang w:val="fr_FR" w:bidi="fr_FR"/>
@@ -2186,36 +1646,24 @@
         </w:rPr>
         <w:t>Quand Jésus dit à Simon de jeter à nouveau son filet après avoir pêché toute la nuit, Simon attrape un nombre miraculeux de poissons (</w:t>
       </w:r>
-      <w:hyperlink r:id="rId85">
-        <w:r>
-          <w:rPr>
-            <w:lang w:val="fr_FR" w:bidi="fr_FR"/>
-          </w:rPr>
-          <w:rPr>
-            <w:color w:val="0000EE"/>
-            <w:u w:val="single"/>
-          </w:rPr>
-          <w:t>Lc 5.1–11</w:t>
-        </w:r>
-      </w:hyperlink>
+      <w:r>
+        <w:rPr>
+          <w:lang w:val="fr_FR" w:bidi="fr_FR"/>
+        </w:rPr>
+        <w:t>Lc 5.1–11</w:t>
+      </w:r>
       <w:r>
         <w:rPr>
           <w:lang w:val="fr_FR" w:bidi="fr_FR"/>
         </w:rPr>
         <w:t xml:space="preserve">). Une pêche miraculeuse est aussi racontée dans </w:t>
       </w:r>
-      <w:hyperlink r:id="rId86">
-        <w:r>
-          <w:rPr>
-            <w:lang w:val="fr_FR" w:bidi="fr_FR"/>
-          </w:rPr>
-          <w:rPr>
-            <w:color w:val="0000EE"/>
-            <w:u w:val="single"/>
-          </w:rPr>
-          <w:t>Jean 21.1–11</w:t>
-        </w:r>
-      </w:hyperlink>
+      <w:r>
+        <w:rPr>
+          <w:lang w:val="fr_FR" w:bidi="fr_FR"/>
+        </w:rPr>
+        <w:t>Jean 21.1–11</w:t>
+      </w:r>
       <w:r>
         <w:rPr>
           <w:lang w:val="fr_FR" w:bidi="fr_FR"/>
@@ -2245,126 +1693,84 @@
           <w:lang w:val="fr_FR" w:bidi="fr_FR"/>
         </w:rPr>
       </w:r>
-      <w:hyperlink r:id="rId87">
-        <w:r>
-          <w:rPr>
-            <w:lang w:val="fr_FR" w:bidi="fr_FR"/>
-          </w:rPr>
-          <w:rPr>
-            <w:color w:val="0000EE"/>
-            <w:u w:val="single"/>
-          </w:rPr>
-          <w:t>Matthieu 4.19–22</w:t>
-        </w:r>
-      </w:hyperlink>
-      <w:r>
-        <w:rPr>
-          <w:lang w:val="fr_FR" w:bidi="fr_FR"/>
-        </w:rPr>
-        <w:t xml:space="preserve"> ; </w:t>
-      </w:r>
-      <w:hyperlink r:id="rId77">
-        <w:r>
-          <w:rPr>
-            <w:lang w:val="fr_FR" w:bidi="fr_FR"/>
-          </w:rPr>
-          <w:rPr>
-            <w:color w:val="0000EE"/>
-            <w:u w:val="single"/>
-          </w:rPr>
-          <w:t>7.10</w:t>
-        </w:r>
-      </w:hyperlink>
-      <w:r>
-        <w:rPr>
-          <w:lang w:val="fr_FR" w:bidi="fr_FR"/>
-        </w:rPr>
-        <w:t xml:space="preserve"> ; </w:t>
-      </w:r>
-      <w:hyperlink r:id="rId88">
-        <w:r>
-          <w:rPr>
-            <w:lang w:val="fr_FR" w:bidi="fr_FR"/>
-          </w:rPr>
-          <w:rPr>
-            <w:color w:val="0000EE"/>
-            <w:u w:val="single"/>
-          </w:rPr>
-          <w:t>13.47–48</w:t>
-        </w:r>
-      </w:hyperlink>
-      <w:r>
-        <w:rPr>
-          <w:lang w:val="fr_FR" w:bidi="fr_FR"/>
-        </w:rPr>
-        <w:t xml:space="preserve"> ; </w:t>
-      </w:r>
-      <w:hyperlink r:id="rId84">
-        <w:r>
-          <w:rPr>
-            <w:lang w:val="fr_FR" w:bidi="fr_FR"/>
-          </w:rPr>
-          <w:rPr>
-            <w:color w:val="0000EE"/>
-            <w:u w:val="single"/>
-          </w:rPr>
-          <w:t>Marc 1.19–20</w:t>
-        </w:r>
-      </w:hyperlink>
-      <w:r>
-        <w:rPr>
-          <w:lang w:val="fr_FR" w:bidi="fr_FR"/>
-        </w:rPr>
-        <w:t xml:space="preserve"> ; </w:t>
-      </w:r>
-      <w:hyperlink r:id="rId89">
-        <w:r>
-          <w:rPr>
-            <w:lang w:val="fr_FR" w:bidi="fr_FR"/>
-          </w:rPr>
-          <w:rPr>
-            <w:color w:val="0000EE"/>
-            <w:u w:val="single"/>
-          </w:rPr>
-          <w:t>6.41</w:t>
-        </w:r>
-      </w:hyperlink>
-      <w:r>
-        <w:rPr>
-          <w:lang w:val="fr_FR" w:bidi="fr_FR"/>
-        </w:rPr>
-        <w:t xml:space="preserve"> ; </w:t>
-      </w:r>
-      <w:hyperlink r:id="rId90">
-        <w:r>
-          <w:rPr>
-            <w:lang w:val="fr_FR" w:bidi="fr_FR"/>
-          </w:rPr>
-          <w:rPr>
-            <w:color w:val="0000EE"/>
-            <w:u w:val="single"/>
-          </w:rPr>
-          <w:t>Luc 5.1–7</w:t>
-        </w:r>
-      </w:hyperlink>
-      <w:r>
-        <w:rPr>
-          <w:lang w:val="fr_FR" w:bidi="fr_FR"/>
-        </w:rPr>
-        <w:t xml:space="preserve"> ; </w:t>
-      </w:r>
-      <w:hyperlink r:id="rId91">
-        <w:r>
-          <w:rPr>
-            <w:lang w:val="fr_FR" w:bidi="fr_FR"/>
-          </w:rPr>
-          <w:rPr>
-            <w:color w:val="0000EE"/>
-            <w:u w:val="single"/>
-          </w:rPr>
-          <w:t>Jean 21.1–14</w:t>
-        </w:r>
-      </w:hyperlink>
+      <w:r>
+        <w:rPr>
+          <w:lang w:val="fr_FR" w:bidi="fr_FR"/>
+        </w:rPr>
+        <w:t>Matthieu 4.19–22</w:t>
+      </w:r>
+      <w:r>
+        <w:rPr>
+          <w:lang w:val="fr_FR" w:bidi="fr_FR"/>
+        </w:rPr>
+        <w:t xml:space="preserve"> ; </w:t>
+      </w:r>
+      <w:r>
+        <w:rPr>
+          <w:lang w:val="fr_FR" w:bidi="fr_FR"/>
+        </w:rPr>
+        <w:t>7.10</w:t>
+      </w:r>
+      <w:r>
+        <w:rPr>
+          <w:lang w:val="fr_FR" w:bidi="fr_FR"/>
+        </w:rPr>
+        <w:t xml:space="preserve"> ; </w:t>
+      </w:r>
+      <w:r>
+        <w:rPr>
+          <w:lang w:val="fr_FR" w:bidi="fr_FR"/>
+        </w:rPr>
+        <w:t>13.47–48</w:t>
+      </w:r>
+      <w:r>
+        <w:rPr>
+          <w:lang w:val="fr_FR" w:bidi="fr_FR"/>
+        </w:rPr>
+        <w:t xml:space="preserve"> ; </w:t>
+      </w:r>
+      <w:r>
+        <w:rPr>
+          <w:lang w:val="fr_FR" w:bidi="fr_FR"/>
+        </w:rPr>
+        <w:t>Marc 1.19–20</w:t>
+      </w:r>
+      <w:r>
+        <w:rPr>
+          <w:lang w:val="fr_FR" w:bidi="fr_FR"/>
+        </w:rPr>
+        <w:t xml:space="preserve"> ; </w:t>
+      </w:r>
+      <w:r>
+        <w:rPr>
+          <w:lang w:val="fr_FR" w:bidi="fr_FR"/>
+        </w:rPr>
+        <w:t>6.41</w:t>
+      </w:r>
+      <w:r>
+        <w:rPr>
+          <w:lang w:val="fr_FR" w:bidi="fr_FR"/>
+        </w:rPr>
+        <w:t xml:space="preserve"> ; </w:t>
+      </w:r>
+      <w:r>
+        <w:rPr>
+          <w:lang w:val="fr_FR" w:bidi="fr_FR"/>
+        </w:rPr>
+        <w:t>Luc 5.1–7</w:t>
+      </w:r>
+      <w:r>
+        <w:rPr>
+          <w:lang w:val="fr_FR" w:bidi="fr_FR"/>
+        </w:rPr>
+        <w:t xml:space="preserve"> ; </w:t>
+      </w:r>
+      <w:r>
+        <w:rPr>
+          <w:lang w:val="fr_FR" w:bidi="fr_FR"/>
+        </w:rPr>
+        <w:t>Jean 21.1–14</w:t>
+      </w:r>
       <w:r>
         <w:rPr>
           <w:lang w:val="fr_FR" w:bidi="fr_FR"/>
@@ -2413,126 +1819,84 @@
         </w:rPr>
         <w:t>Le mot grec que la Louis Segond traduit par « peu de foi » et les mots grecs apparentés apparaissent cinq fois dans l'Évangile selon Matthieu (</w:t>
       </w:r>
-      <w:hyperlink r:id="rId92">
-        <w:r>
-          <w:rPr>
-            <w:lang w:val="fr_FR" w:bidi="fr_FR"/>
-          </w:rPr>
-          <w:rPr>
-            <w:color w:val="0000EE"/>
-            <w:u w:val="single"/>
-          </w:rPr>
-          <w:t xml:space="preserve">Mt 6.30 </w:t>
-        </w:r>
-      </w:hyperlink>
+      <w:r>
+        <w:rPr>
+          <w:lang w:val="fr_FR" w:bidi="fr_FR"/>
+        </w:rPr>
+        <w:t xml:space="preserve">Mt 6.30 </w:t>
+      </w:r>
       <w:r>
         <w:rPr>
           <w:lang w:val="fr_FR" w:bidi="fr_FR"/>
         </w:rPr>
         <w:t xml:space="preserve">; </w:t>
       </w:r>
-      <w:hyperlink r:id="rId93">
-        <w:r>
-          <w:rPr>
-            <w:lang w:val="fr_FR" w:bidi="fr_FR"/>
-          </w:rPr>
-          <w:rPr>
-            <w:color w:val="0000EE"/>
-            <w:u w:val="single"/>
-          </w:rPr>
-          <w:t xml:space="preserve">8.26 </w:t>
-        </w:r>
-      </w:hyperlink>
+      <w:r>
+        <w:rPr>
+          <w:lang w:val="fr_FR" w:bidi="fr_FR"/>
+        </w:rPr>
+        <w:t xml:space="preserve">8.26 </w:t>
+      </w:r>
       <w:r>
         <w:rPr>
           <w:lang w:val="fr_FR" w:bidi="fr_FR"/>
         </w:rPr>
         <w:t xml:space="preserve">; </w:t>
       </w:r>
-      <w:hyperlink r:id="rId94">
-        <w:r>
-          <w:rPr>
-            <w:lang w:val="fr_FR" w:bidi="fr_FR"/>
-          </w:rPr>
-          <w:rPr>
-            <w:color w:val="0000EE"/>
-            <w:u w:val="single"/>
-          </w:rPr>
-          <w:t xml:space="preserve">14.31 </w:t>
-        </w:r>
-      </w:hyperlink>
+      <w:r>
+        <w:rPr>
+          <w:lang w:val="fr_FR" w:bidi="fr_FR"/>
+        </w:rPr>
+        <w:t xml:space="preserve">14.31 </w:t>
+      </w:r>
       <w:r>
         <w:rPr>
           <w:lang w:val="fr_FR" w:bidi="fr_FR"/>
         </w:rPr>
         <w:t xml:space="preserve">; </w:t>
       </w:r>
-      <w:hyperlink r:id="rId95">
-        <w:r>
-          <w:rPr>
-            <w:lang w:val="fr_FR" w:bidi="fr_FR"/>
-          </w:rPr>
-          <w:rPr>
-            <w:color w:val="0000EE"/>
-            <w:u w:val="single"/>
-          </w:rPr>
-          <w:t xml:space="preserve">16.8 </w:t>
-        </w:r>
-      </w:hyperlink>
+      <w:r>
+        <w:rPr>
+          <w:lang w:val="fr_FR" w:bidi="fr_FR"/>
+        </w:rPr>
+        <w:t xml:space="preserve">16.8 </w:t>
+      </w:r>
       <w:r>
         <w:rPr>
           <w:lang w:val="fr_FR" w:bidi="fr_FR"/>
         </w:rPr>
         <w:t xml:space="preserve">; </w:t>
       </w:r>
-      <w:hyperlink r:id="rId96">
-        <w:r>
-          <w:rPr>
-            <w:lang w:val="fr_FR" w:bidi="fr_FR"/>
-          </w:rPr>
-          <w:rPr>
-            <w:color w:val="0000EE"/>
-            <w:u w:val="single"/>
-          </w:rPr>
-          <w:t>17.20</w:t>
-        </w:r>
-      </w:hyperlink>
+      <w:r>
+        <w:rPr>
+          <w:lang w:val="fr_FR" w:bidi="fr_FR"/>
+        </w:rPr>
+        <w:t>17.20</w:t>
+      </w:r>
       <w:r>
         <w:rPr>
           <w:lang w:val="fr_FR" w:bidi="fr_FR"/>
         </w:rPr>
         <w:t>) et une fois dans l'Évangile selon Luc (</w:t>
       </w:r>
-      <w:hyperlink r:id="rId97">
-        <w:r>
-          <w:rPr>
-            <w:lang w:val="fr_FR" w:bidi="fr_FR"/>
-          </w:rPr>
-          <w:rPr>
-            <w:color w:val="0000EE"/>
-            <w:u w:val="single"/>
-          </w:rPr>
-          <w:t xml:space="preserve">Lc 12.28 </w:t>
-        </w:r>
-      </w:hyperlink>
+      <w:r>
+        <w:rPr>
+          <w:lang w:val="fr_FR" w:bidi="fr_FR"/>
+        </w:rPr>
+        <w:t xml:space="preserve">Lc 12.28 </w:t>
+      </w:r>
       <w:r>
         <w:rPr>
           <w:lang w:val="fr_FR" w:bidi="fr_FR"/>
         </w:rPr>
         <w:t xml:space="preserve">; voir aussi </w:t>
       </w:r>
-      <w:hyperlink r:id="rId98">
-        <w:r>
-          <w:rPr>
-            <w:lang w:val="fr_FR" w:bidi="fr_FR"/>
-          </w:rPr>
-          <w:rPr>
-            <w:color w:val="0000EE"/>
-            <w:u w:val="single"/>
-          </w:rPr>
-          <w:t>Jc 1.6–7</w:t>
-        </w:r>
-      </w:hyperlink>
+      <w:r>
+        <w:rPr>
+          <w:lang w:val="fr_FR" w:bidi="fr_FR"/>
+        </w:rPr>
+        <w:t>Jc 1.6–7</w:t>
+      </w:r>
       <w:r>
         <w:rPr>
           <w:lang w:val="fr_FR" w:bidi="fr_FR"/>
@@ -2553,36 +1917,24 @@
         </w:rPr>
         <w:t>Dans Matthieu, les disciples sont décrits comme ayant « peu de foi » quand ils agissent ou réagissent sans foi dans une situation particulière (</w:t>
       </w:r>
-      <w:hyperlink r:id="rId99">
-        <w:r>
-          <w:rPr>
-            <w:lang w:val="fr_FR" w:bidi="fr_FR"/>
-          </w:rPr>
-          <w:rPr>
-            <w:color w:val="0000EE"/>
-            <w:u w:val="single"/>
-          </w:rPr>
-          <w:t>Mt 16.8–11</w:t>
-        </w:r>
-      </w:hyperlink>
+      <w:r>
+        <w:rPr>
+          <w:lang w:val="fr_FR" w:bidi="fr_FR"/>
+        </w:rPr>
+        <w:t>Mt 16.8–11</w:t>
+      </w:r>
       <w:r>
         <w:rPr>
           <w:lang w:val="fr_FR" w:bidi="fr_FR"/>
         </w:rPr>
         <w:t>). Si quelqu'un refuse de croire de façon générale, cela s'appelle alors de « l'incrédulité » (voir</w:t>
       </w:r>
-      <w:hyperlink r:id="rId100">
-        <w:r>
-          <w:rPr>
-            <w:lang w:val="fr_FR" w:bidi="fr_FR"/>
-          </w:rPr>
-          <w:rPr>
-            <w:color w:val="0000EE"/>
-            <w:u w:val="single"/>
-          </w:rPr>
-          <w:t xml:space="preserve"> 13.58</w:t>
-        </w:r>
-      </w:hyperlink>
+      <w:r>
+        <w:rPr>
+          <w:lang w:val="fr_FR" w:bidi="fr_FR"/>
+        </w:rPr>
+        <w:t xml:space="preserve"> 13.58</w:t>
+      </w:r>
       <w:r>
         <w:rPr>
           <w:lang w:val="fr_FR" w:bidi="fr_FR"/>
@@ -2621,18 +1973,12 @@
         </w:rPr>
         <w:t>Quand les disciples ne comprennent pas leur propre valeur aux yeux de Dieu et ne lui font pas confiance pour pourvoir à leurs besoins (</w:t>
       </w:r>
-      <w:hyperlink r:id="rId92">
-        <w:r>
-          <w:rPr>
-            <w:lang w:val="fr_FR" w:bidi="fr_FR"/>
-          </w:rPr>
-          <w:rPr>
-            <w:color w:val="0000EE"/>
-            <w:u w:val="single"/>
-          </w:rPr>
-          <w:t>6.30</w:t>
-        </w:r>
-      </w:hyperlink>
+      <w:r>
+        <w:rPr>
+          <w:lang w:val="fr_FR" w:bidi="fr_FR"/>
+        </w:rPr>
+        <w:t>6.30</w:t>
+      </w:r>
       <w:r>
         <w:rPr>
           <w:lang w:val="fr_FR" w:bidi="fr_FR"/>
@@ -2657,36 +2003,24 @@
         </w:rPr>
         <w:t>Quand les disciples ont peur face au danger ai lieu d'avoir confiance en la protection de Dieu (</w:t>
       </w:r>
-      <w:hyperlink r:id="rId93">
-        <w:r>
-          <w:rPr>
-            <w:lang w:val="fr_FR" w:bidi="fr_FR"/>
-          </w:rPr>
-          <w:rPr>
-            <w:color w:val="0000EE"/>
-            <w:u w:val="single"/>
-          </w:rPr>
-          <w:t>8.26</w:t>
-        </w:r>
-      </w:hyperlink>
-      <w:r>
-        <w:rPr>
-          <w:lang w:val="fr_FR" w:bidi="fr_FR"/>
-        </w:rPr>
-        <w:t xml:space="preserve"> ; </w:t>
-      </w:r>
-      <w:hyperlink r:id="rId94">
-        <w:r>
-          <w:rPr>
-            <w:lang w:val="fr_FR" w:bidi="fr_FR"/>
-          </w:rPr>
-          <w:rPr>
-            <w:color w:val="0000EE"/>
-            <w:u w:val="single"/>
-          </w:rPr>
-          <w:t>14.31</w:t>
-        </w:r>
-      </w:hyperlink>
+      <w:r>
+        <w:rPr>
+          <w:lang w:val="fr_FR" w:bidi="fr_FR"/>
+        </w:rPr>
+        <w:t>8.26</w:t>
+      </w:r>
+      <w:r>
+        <w:rPr>
+          <w:lang w:val="fr_FR" w:bidi="fr_FR"/>
+        </w:rPr>
+        <w:t xml:space="preserve"> ; </w:t>
+      </w:r>
+      <w:r>
+        <w:rPr>
+          <w:lang w:val="fr_FR" w:bidi="fr_FR"/>
+        </w:rPr>
+        <w:t>14.31</w:t>
+      </w:r>
       <w:r>
         <w:rPr>
           <w:lang w:val="fr_FR" w:bidi="fr_FR"/>
@@ -2711,18 +2045,12 @@
         </w:rPr>
         <w:t>Quand les disciples continuent à penser qu'ils peuvent être dans le besoin alors que Jésus a déjà montré qu'il peut pourvoir (</w:t>
       </w:r>
-      <w:hyperlink r:id="rId95">
-        <w:r>
-          <w:rPr>
-            <w:lang w:val="fr_FR" w:bidi="fr_FR"/>
-          </w:rPr>
-          <w:rPr>
-            <w:color w:val="0000EE"/>
-            <w:u w:val="single"/>
-          </w:rPr>
-          <w:t>16.8</w:t>
-        </w:r>
-      </w:hyperlink>
+      <w:r>
+        <w:rPr>
+          <w:lang w:val="fr_FR" w:bidi="fr_FR"/>
+        </w:rPr>
+        <w:t>16.8</w:t>
+      </w:r>
       <w:r>
         <w:rPr>
           <w:lang w:val="fr_FR" w:bidi="fr_FR"/>
@@ -2747,18 +2075,12 @@
         </w:rPr>
         <w:t>Quand les disciples ne se tournent pas vers Dieu dans la prière alors qu'ils n'arrivent pas à chasser un démon puissant (</w:t>
       </w:r>
-      <w:hyperlink r:id="rId96">
-        <w:r>
-          <w:rPr>
-            <w:lang w:val="fr_FR" w:bidi="fr_FR"/>
-          </w:rPr>
-          <w:rPr>
-            <w:color w:val="0000EE"/>
-            <w:u w:val="single"/>
-          </w:rPr>
-          <w:t>17.20</w:t>
-        </w:r>
-      </w:hyperlink>
+      <w:r>
+        <w:rPr>
+          <w:lang w:val="fr_FR" w:bidi="fr_FR"/>
+        </w:rPr>
+        <w:t>17.20</w:t>
+      </w:r>
       <w:r>
         <w:rPr>
           <w:lang w:val="fr_FR" w:bidi="fr_FR"/>
@@ -2792,36 +2114,24 @@
         </w:rPr>
         <w:t xml:space="preserve"> inclut le fait de croire et d'accepter la vérité d'une part, et le fait d'avoir confiance en Dieu et de s'appuyer sur lui d'autre part. Quand il est question du peu de foi des disciples, cela ne veut pas dire qu'ils ne croient pas ou ne suivent pas Jésus, mais qu'ils doivent encore apprendre à mieux se confier en lui et en son Père. Jésus veut que ses disciples croient en lui, et aussi qu'ils s'appuient sur lui, l'aiment et lui obéissent (voir </w:t>
       </w:r>
-      <w:hyperlink r:id="rId101">
-        <w:r>
-          <w:rPr>
-            <w:lang w:val="fr_FR" w:bidi="fr_FR"/>
-          </w:rPr>
-          <w:rPr>
-            <w:color w:val="0000EE"/>
-            <w:u w:val="single"/>
-          </w:rPr>
-          <w:t>Mt 7.21–29</w:t>
-        </w:r>
-      </w:hyperlink>
-      <w:r>
-        <w:rPr>
-          <w:lang w:val="fr_FR" w:bidi="fr_FR"/>
-        </w:rPr>
-        <w:t xml:space="preserve"> ; </w:t>
-      </w:r>
-      <w:hyperlink r:id="rId102">
-        <w:r>
-          <w:rPr>
-            <w:lang w:val="fr_FR" w:bidi="fr_FR"/>
-          </w:rPr>
-          <w:rPr>
-            <w:color w:val="0000EE"/>
-            <w:u w:val="single"/>
-          </w:rPr>
-          <w:t>22.34–40</w:t>
-        </w:r>
-      </w:hyperlink>
+      <w:r>
+        <w:rPr>
+          <w:lang w:val="fr_FR" w:bidi="fr_FR"/>
+        </w:rPr>
+        <w:t>Mt 7.21–29</w:t>
+      </w:r>
+      <w:r>
+        <w:rPr>
+          <w:lang w:val="fr_FR" w:bidi="fr_FR"/>
+        </w:rPr>
+        <w:t xml:space="preserve"> ; </w:t>
+      </w:r>
+      <w:r>
+        <w:rPr>
+          <w:lang w:val="fr_FR" w:bidi="fr_FR"/>
+        </w:rPr>
+        <w:t>22.34–40</w:t>
+      </w:r>
       <w:r>
         <w:rPr>
           <w:lang w:val="fr_FR" w:bidi="fr_FR"/>
@@ -2851,180 +2161,120 @@
           <w:lang w:val="fr_FR" w:bidi="fr_FR"/>
         </w:rPr>
       </w:r>
-      <w:hyperlink r:id="rId92">
-        <w:r>
-          <w:rPr>
-            <w:lang w:val="fr_FR" w:bidi="fr_FR"/>
-          </w:rPr>
-          <w:rPr>
-            <w:color w:val="0000EE"/>
-            <w:u w:val="single"/>
-          </w:rPr>
-          <w:t>Matthieu 6.30</w:t>
-        </w:r>
-      </w:hyperlink>
-      <w:r>
-        <w:rPr>
-          <w:lang w:val="fr_FR" w:bidi="fr_FR"/>
-        </w:rPr>
-        <w:t xml:space="preserve"> ; </w:t>
-      </w:r>
-      <w:hyperlink r:id="rId101">
-        <w:r>
-          <w:rPr>
-            <w:lang w:val="fr_FR" w:bidi="fr_FR"/>
-          </w:rPr>
-          <w:rPr>
-            <w:color w:val="0000EE"/>
-            <w:u w:val="single"/>
-          </w:rPr>
-          <w:t>7.21–29</w:t>
-        </w:r>
-      </w:hyperlink>
-      <w:r>
-        <w:rPr>
-          <w:lang w:val="fr_FR" w:bidi="fr_FR"/>
-        </w:rPr>
-        <w:t xml:space="preserve"> ; </w:t>
-      </w:r>
-      <w:hyperlink r:id="rId93">
-        <w:r>
-          <w:rPr>
-            <w:lang w:val="fr_FR" w:bidi="fr_FR"/>
-          </w:rPr>
-          <w:rPr>
-            <w:color w:val="0000EE"/>
-            <w:u w:val="single"/>
-          </w:rPr>
-          <w:t>8.26</w:t>
-        </w:r>
-      </w:hyperlink>
-      <w:r>
-        <w:rPr>
-          <w:lang w:val="fr_FR" w:bidi="fr_FR"/>
-        </w:rPr>
-        <w:t xml:space="preserve"> ; </w:t>
-      </w:r>
-      <w:hyperlink r:id="rId100">
-        <w:r>
-          <w:rPr>
-            <w:lang w:val="fr_FR" w:bidi="fr_FR"/>
-          </w:rPr>
-          <w:rPr>
-            <w:color w:val="0000EE"/>
-            <w:u w:val="single"/>
-          </w:rPr>
-          <w:t>13.58</w:t>
-        </w:r>
-      </w:hyperlink>
-      <w:r>
-        <w:rPr>
-          <w:lang w:val="fr_FR" w:bidi="fr_FR"/>
-        </w:rPr>
-        <w:t xml:space="preserve"> ; </w:t>
-      </w:r>
-      <w:hyperlink r:id="rId94">
-        <w:r>
-          <w:rPr>
-            <w:lang w:val="fr_FR" w:bidi="fr_FR"/>
-          </w:rPr>
-          <w:rPr>
-            <w:color w:val="0000EE"/>
-            <w:u w:val="single"/>
-          </w:rPr>
-          <w:t>14.31</w:t>
-        </w:r>
-      </w:hyperlink>
-      <w:r>
-        <w:rPr>
-          <w:lang w:val="fr_FR" w:bidi="fr_FR"/>
-        </w:rPr>
-        <w:t xml:space="preserve"> ; </w:t>
-      </w:r>
-      <w:hyperlink r:id="rId95">
-        <w:r>
-          <w:rPr>
-            <w:lang w:val="fr_FR" w:bidi="fr_FR"/>
-          </w:rPr>
-          <w:rPr>
-            <w:color w:val="0000EE"/>
-            <w:u w:val="single"/>
-          </w:rPr>
-          <w:t>16.8</w:t>
-        </w:r>
-      </w:hyperlink>
-      <w:r>
-        <w:rPr>
-          <w:lang w:val="fr_FR" w:bidi="fr_FR"/>
-        </w:rPr>
-        <w:t xml:space="preserve"> ; </w:t>
-      </w:r>
-      <w:hyperlink r:id="rId96">
-        <w:r>
-          <w:rPr>
-            <w:lang w:val="fr_FR" w:bidi="fr_FR"/>
-          </w:rPr>
-          <w:rPr>
-            <w:color w:val="0000EE"/>
-            <w:u w:val="single"/>
-          </w:rPr>
-          <w:t>17.20</w:t>
-        </w:r>
-      </w:hyperlink>
-      <w:r>
-        <w:rPr>
-          <w:lang w:val="fr_FR" w:bidi="fr_FR"/>
-        </w:rPr>
-        <w:t xml:space="preserve"> ; </w:t>
-      </w:r>
-      <w:hyperlink r:id="rId102">
-        <w:r>
-          <w:rPr>
-            <w:lang w:val="fr_FR" w:bidi="fr_FR"/>
-          </w:rPr>
-          <w:rPr>
-            <w:color w:val="0000EE"/>
-            <w:u w:val="single"/>
-          </w:rPr>
-          <w:t>22.34–40</w:t>
-        </w:r>
-      </w:hyperlink>
-      <w:r>
-        <w:rPr>
-          <w:lang w:val="fr_FR" w:bidi="fr_FR"/>
-        </w:rPr>
-        <w:t xml:space="preserve"> ; </w:t>
-      </w:r>
-      <w:hyperlink r:id="rId97">
-        <w:r>
-          <w:rPr>
-            <w:lang w:val="fr_FR" w:bidi="fr_FR"/>
-          </w:rPr>
-          <w:rPr>
-            <w:color w:val="0000EE"/>
-            <w:u w:val="single"/>
-          </w:rPr>
-          <w:t>Luc 12.28</w:t>
-        </w:r>
-      </w:hyperlink>
-      <w:r>
-        <w:rPr>
-          <w:lang w:val="fr_FR" w:bidi="fr_FR"/>
-        </w:rPr>
-        <w:t xml:space="preserve"> ; </w:t>
-      </w:r>
-      <w:hyperlink r:id="rId103">
-        <w:r>
-          <w:rPr>
-            <w:lang w:val="fr_FR" w:bidi="fr_FR"/>
-          </w:rPr>
-          <w:rPr>
-            <w:color w:val="0000EE"/>
-            <w:u w:val="single"/>
-          </w:rPr>
-          <w:t>Jacques 1.6–8</w:t>
-        </w:r>
-      </w:hyperlink>
+      <w:r>
+        <w:rPr>
+          <w:lang w:val="fr_FR" w:bidi="fr_FR"/>
+        </w:rPr>
+        <w:t>Matthieu 6.30</w:t>
+      </w:r>
+      <w:r>
+        <w:rPr>
+          <w:lang w:val="fr_FR" w:bidi="fr_FR"/>
+        </w:rPr>
+        <w:t xml:space="preserve"> ; </w:t>
+      </w:r>
+      <w:r>
+        <w:rPr>
+          <w:lang w:val="fr_FR" w:bidi="fr_FR"/>
+        </w:rPr>
+        <w:t>7.21–29</w:t>
+      </w:r>
+      <w:r>
+        <w:rPr>
+          <w:lang w:val="fr_FR" w:bidi="fr_FR"/>
+        </w:rPr>
+        <w:t xml:space="preserve"> ; </w:t>
+      </w:r>
+      <w:r>
+        <w:rPr>
+          <w:lang w:val="fr_FR" w:bidi="fr_FR"/>
+        </w:rPr>
+        <w:t>8.26</w:t>
+      </w:r>
+      <w:r>
+        <w:rPr>
+          <w:lang w:val="fr_FR" w:bidi="fr_FR"/>
+        </w:rPr>
+        <w:t xml:space="preserve"> ; </w:t>
+      </w:r>
+      <w:r>
+        <w:rPr>
+          <w:lang w:val="fr_FR" w:bidi="fr_FR"/>
+        </w:rPr>
+        <w:t>13.58</w:t>
+      </w:r>
+      <w:r>
+        <w:rPr>
+          <w:lang w:val="fr_FR" w:bidi="fr_FR"/>
+        </w:rPr>
+        <w:t xml:space="preserve"> ; </w:t>
+      </w:r>
+      <w:r>
+        <w:rPr>
+          <w:lang w:val="fr_FR" w:bidi="fr_FR"/>
+        </w:rPr>
+        <w:t>14.31</w:t>
+      </w:r>
+      <w:r>
+        <w:rPr>
+          <w:lang w:val="fr_FR" w:bidi="fr_FR"/>
+        </w:rPr>
+        <w:t xml:space="preserve"> ; </w:t>
+      </w:r>
+      <w:r>
+        <w:rPr>
+          <w:lang w:val="fr_FR" w:bidi="fr_FR"/>
+        </w:rPr>
+        <w:t>16.8</w:t>
+      </w:r>
+      <w:r>
+        <w:rPr>
+          <w:lang w:val="fr_FR" w:bidi="fr_FR"/>
+        </w:rPr>
+        <w:t xml:space="preserve"> ; </w:t>
+      </w:r>
+      <w:r>
+        <w:rPr>
+          <w:lang w:val="fr_FR" w:bidi="fr_FR"/>
+        </w:rPr>
+        <w:t>17.20</w:t>
+      </w:r>
+      <w:r>
+        <w:rPr>
+          <w:lang w:val="fr_FR" w:bidi="fr_FR"/>
+        </w:rPr>
+        <w:t xml:space="preserve"> ; </w:t>
+      </w:r>
+      <w:r>
+        <w:rPr>
+          <w:lang w:val="fr_FR" w:bidi="fr_FR"/>
+        </w:rPr>
+        <w:t>22.34–40</w:t>
+      </w:r>
+      <w:r>
+        <w:rPr>
+          <w:lang w:val="fr_FR" w:bidi="fr_FR"/>
+        </w:rPr>
+        <w:t xml:space="preserve"> ; </w:t>
+      </w:r>
+      <w:r>
+        <w:rPr>
+          <w:lang w:val="fr_FR" w:bidi="fr_FR"/>
+        </w:rPr>
+        <w:t>Luc 12.28</w:t>
+      </w:r>
+      <w:r>
+        <w:rPr>
+          <w:lang w:val="fr_FR" w:bidi="fr_FR"/>
+        </w:rPr>
+        <w:t xml:space="preserve"> ; </w:t>
+      </w:r>
+      <w:r>
+        <w:rPr>
+          <w:lang w:val="fr_FR" w:bidi="fr_FR"/>
+        </w:rPr>
+        <w:t>Jacques 1.6–8</w:t>
+      </w:r>
       <w:r>
         <w:rPr>
           <w:lang w:val="fr_FR" w:bidi="fr_FR"/>
@@ -3073,18 +2323,12 @@
         </w:rPr>
         <w:t>Dans la Bible, il y a de nombreux exemples du peuple de Dieu faisant le mal en se plaignant. Par exemple, Dieu a jugé les Israélites car ils se plaignaient contre lui ou contre Moïse chaque fois que les choses n'allaient pas comme ils voulaient (</w:t>
       </w:r>
-      <w:hyperlink r:id="rId104">
-        <w:r>
-          <w:rPr>
-            <w:lang w:val="fr_FR" w:bidi="fr_FR"/>
-          </w:rPr>
-          <w:rPr>
-            <w:color w:val="0000EE"/>
-            <w:u w:val="single"/>
-          </w:rPr>
-          <w:t>Nb 14.27–37</w:t>
-        </w:r>
-      </w:hyperlink>
+      <w:r>
+        <w:rPr>
+          <w:lang w:val="fr_FR" w:bidi="fr_FR"/>
+        </w:rPr>
+        <w:t>Nb 14.27–37</w:t>
+      </w:r>
       <w:r>
         <w:rPr>
           <w:lang w:val="fr_FR" w:bidi="fr_FR"/>
@@ -3105,36 +2349,24 @@
         </w:rPr>
         <w:t>Job s'est beaucoup plaint de ses souffrances et les a même reprochées à Dieu, qui l'a repris à ce sujet. Mais le Seigneur a quand même confirmé que Job était juste (il ne souffrait pas pour avoir péché) et a rejeté ceux qui ont essayé de dire le contraire (</w:t>
       </w:r>
-      <w:hyperlink r:id="rId105">
-        <w:r>
-          <w:rPr>
-            <w:lang w:val="fr_FR" w:bidi="fr_FR"/>
-          </w:rPr>
-          <w:rPr>
-            <w:color w:val="0000EE"/>
-            <w:u w:val="single"/>
-          </w:rPr>
-          <w:t>Jb 42.7–8</w:t>
-        </w:r>
-      </w:hyperlink>
+      <w:r>
+        <w:rPr>
+          <w:lang w:val="fr_FR" w:bidi="fr_FR"/>
+        </w:rPr>
+        <w:t>Jb 42.7–8</w:t>
+      </w:r>
       <w:r>
         <w:rPr>
           <w:lang w:val="fr_FR" w:bidi="fr_FR"/>
         </w:rPr>
         <w:t>). La plainte principale de Job était que Dieu ne lui donnait pas l'occasion de défendre son innocence et de montrer que sa souffrance était injuste. Les amis de Job le critiquaient de vouloir se défendre, mais Dieu a soutenu l'innocence de Job. Avec compassion mais fermeté, Dieu lui a rappelé qu'il n'avait pas de comptes à rendre aux hommes et qu'il saivait ce qu'il faisait. Il a corrigé Job qui était allé trop loin dans ses plaintes à propos de sa souffrance en remettant en question la justice de Dieu. La réponse de Dieu à Job lui a enseigné à lever les yeux de ses souffrances pour les tourner vers Dieu et lui faire confiance (</w:t>
       </w:r>
-      <w:hyperlink r:id="rId106">
-        <w:r>
-          <w:rPr>
-            <w:lang w:val="fr_FR" w:bidi="fr_FR"/>
-          </w:rPr>
-          <w:rPr>
-            <w:color w:val="0000EE"/>
-            <w:u w:val="single"/>
-          </w:rPr>
-          <w:t>Jb 38–41</w:t>
-        </w:r>
-      </w:hyperlink>
+      <w:r>
+        <w:rPr>
+          <w:lang w:val="fr_FR" w:bidi="fr_FR"/>
+        </w:rPr>
+        <w:t>Jb 38–41</w:t>
+      </w:r>
       <w:r>
         <w:rPr>
           <w:lang w:val="fr_FR" w:bidi="fr_FR"/>
@@ -3155,90 +2387,60 @@
         </w:rPr>
         <w:t>La Bible exhorte le chrétien à toujours se réjouir en Christ et à être reconnaissant quelles que soient les circonstances (</w:t>
       </w:r>
-      <w:hyperlink r:id="rId107">
-        <w:r>
-          <w:rPr>
-            <w:lang w:val="fr_FR" w:bidi="fr_FR"/>
-          </w:rPr>
-          <w:rPr>
-            <w:color w:val="0000EE"/>
-            <w:u w:val="single"/>
-          </w:rPr>
-          <w:t>Ep 5.20</w:t>
-        </w:r>
-      </w:hyperlink>
-      <w:r>
-        <w:rPr>
-          <w:lang w:val="fr_FR" w:bidi="fr_FR"/>
-        </w:rPr>
-        <w:t xml:space="preserve"> ; </w:t>
-      </w:r>
-      <w:hyperlink r:id="rId108">
-        <w:r>
-          <w:rPr>
-            <w:lang w:val="fr_FR" w:bidi="fr_FR"/>
-          </w:rPr>
-          <w:rPr>
-            <w:color w:val="0000EE"/>
-            <w:u w:val="single"/>
-          </w:rPr>
-          <w:t>Ph 4.4</w:t>
-        </w:r>
-      </w:hyperlink>
-      <w:r>
-        <w:rPr>
-          <w:lang w:val="fr_FR" w:bidi="fr_FR"/>
-        </w:rPr>
-        <w:t xml:space="preserve"> ; </w:t>
-      </w:r>
-      <w:hyperlink r:id="rId109">
-        <w:r>
-          <w:rPr>
-            <w:lang w:val="fr_FR" w:bidi="fr_FR"/>
-          </w:rPr>
-          <w:rPr>
-            <w:color w:val="0000EE"/>
-            <w:u w:val="single"/>
-          </w:rPr>
-          <w:t>1Th 5.16–18</w:t>
-        </w:r>
-      </w:hyperlink>
+      <w:r>
+        <w:rPr>
+          <w:lang w:val="fr_FR" w:bidi="fr_FR"/>
+        </w:rPr>
+        <w:t>Ep 5.20</w:t>
+      </w:r>
+      <w:r>
+        <w:rPr>
+          <w:lang w:val="fr_FR" w:bidi="fr_FR"/>
+        </w:rPr>
+        <w:t xml:space="preserve"> ; </w:t>
+      </w:r>
+      <w:r>
+        <w:rPr>
+          <w:lang w:val="fr_FR" w:bidi="fr_FR"/>
+        </w:rPr>
+        <w:t>Ph 4.4</w:t>
+      </w:r>
+      <w:r>
+        <w:rPr>
+          <w:lang w:val="fr_FR" w:bidi="fr_FR"/>
+        </w:rPr>
+        <w:t xml:space="preserve"> ; </w:t>
+      </w:r>
+      <w:r>
+        <w:rPr>
+          <w:lang w:val="fr_FR" w:bidi="fr_FR"/>
+        </w:rPr>
+        <w:t>1Th 5.16–18</w:t>
+      </w:r>
       <w:r>
         <w:rPr>
           <w:lang w:val="fr_FR" w:bidi="fr_FR"/>
         </w:rPr>
         <w:t>). Elle enseigne également à endurer la souffrance et à persévérer dans la prière (</w:t>
       </w:r>
-      <w:hyperlink r:id="rId110">
-        <w:r>
-          <w:rPr>
-            <w:lang w:val="fr_FR" w:bidi="fr_FR"/>
-          </w:rPr>
-          <w:rPr>
-            <w:color w:val="0000EE"/>
-            <w:u w:val="single"/>
-          </w:rPr>
-          <w:t>Jc 5.10–18</w:t>
-        </w:r>
-      </w:hyperlink>
+      <w:r>
+        <w:rPr>
+          <w:lang w:val="fr_FR" w:bidi="fr_FR"/>
+        </w:rPr>
+        <w:t>Jc 5.10–18</w:t>
+      </w:r>
       <w:r>
         <w:rPr>
           <w:lang w:val="fr_FR" w:bidi="fr_FR"/>
         </w:rPr>
         <w:t xml:space="preserve">). Si nous voulons nous plaindre de nos souffrances dans nos prières, nous devrions suivre l'exemple des psaumes, qui nous ramènent à la foi en Dieu (p. ex. </w:t>
       </w:r>
-      <w:hyperlink r:id="rId111">
-        <w:r>
-          <w:rPr>
-            <w:lang w:val="fr_FR" w:bidi="fr_FR"/>
-          </w:rPr>
-          <w:rPr>
-            <w:color w:val="0000EE"/>
-            <w:u w:val="single"/>
-          </w:rPr>
-          <w:t>Ps 13</w:t>
-        </w:r>
-      </w:hyperlink>
+      <w:r>
+        <w:rPr>
+          <w:lang w:val="fr_FR" w:bidi="fr_FR"/>
+        </w:rPr>
+        <w:t>Ps 13</w:t>
+      </w:r>
       <w:r>
         <w:rPr>
           <w:lang w:val="fr_FR" w:bidi="fr_FR"/>
@@ -3259,54 +2461,36 @@
         </w:rPr>
         <w:t>En fait, les psaumes contiennent beaucoup de plaintes, car par la prière ceux qui aiment Dieu se confient en lui et l'appellent à l'aide. Mais contrairement aux Israélites au désert, les psaumes se tournent vers Dieu. Les auteurs des psaumes ne se plaignent pas par manque de foi même quand ils ne comprennent pas ce qui se passe. De la même façon, Job est un bon exemple de persévérance et de foi en Dieu, malgré ses luttes (</w:t>
       </w:r>
-      <w:hyperlink r:id="rId112">
-        <w:r>
-          <w:rPr>
-            <w:lang w:val="fr_FR" w:bidi="fr_FR"/>
-          </w:rPr>
-          <w:rPr>
-            <w:color w:val="0000EE"/>
-            <w:u w:val="single"/>
-          </w:rPr>
-          <w:t>Jc 5.11</w:t>
-        </w:r>
-      </w:hyperlink>
-      <w:r>
-        <w:rPr>
-          <w:lang w:val="fr_FR" w:bidi="fr_FR"/>
-        </w:rPr>
-        <w:t xml:space="preserve"> ; </w:t>
-      </w:r>
-      <w:hyperlink r:id="rId113">
-        <w:r>
-          <w:rPr>
-            <w:lang w:val="fr_FR" w:bidi="fr_FR"/>
-          </w:rPr>
-          <w:rPr>
-            <w:color w:val="0000EE"/>
-            <w:u w:val="single"/>
-          </w:rPr>
-          <w:t>Jb 40.3–5</w:t>
-        </w:r>
-      </w:hyperlink>
-      <w:r>
-        <w:rPr>
-          <w:lang w:val="fr_FR" w:bidi="fr_FR"/>
-        </w:rPr>
-        <w:t xml:space="preserve"> ; </w:t>
-      </w:r>
-      <w:hyperlink r:id="rId114">
-        <w:r>
-          <w:rPr>
-            <w:lang w:val="fr_FR" w:bidi="fr_FR"/>
-          </w:rPr>
-          <w:rPr>
-            <w:color w:val="0000EE"/>
-            <w:u w:val="single"/>
-          </w:rPr>
-          <w:t>42.1–6</w:t>
-        </w:r>
-      </w:hyperlink>
+      <w:r>
+        <w:rPr>
+          <w:lang w:val="fr_FR" w:bidi="fr_FR"/>
+        </w:rPr>
+        <w:t>Jc 5.11</w:t>
+      </w:r>
+      <w:r>
+        <w:rPr>
+          <w:lang w:val="fr_FR" w:bidi="fr_FR"/>
+        </w:rPr>
+        <w:t xml:space="preserve"> ; </w:t>
+      </w:r>
+      <w:r>
+        <w:rPr>
+          <w:lang w:val="fr_FR" w:bidi="fr_FR"/>
+        </w:rPr>
+        <w:t>Jb 40.3–5</w:t>
+      </w:r>
+      <w:r>
+        <w:rPr>
+          <w:lang w:val="fr_FR" w:bidi="fr_FR"/>
+        </w:rPr>
+        <w:t xml:space="preserve"> ; </w:t>
+      </w:r>
+      <w:r>
+        <w:rPr>
+          <w:lang w:val="fr_FR" w:bidi="fr_FR"/>
+        </w:rPr>
+        <w:t>42.1–6</w:t>
+      </w:r>
       <w:r>
         <w:rPr>
           <w:lang w:val="fr_FR" w:bidi="fr_FR"/>
@@ -3336,324 +2520,216 @@
           <w:lang w:val="fr_FR" w:bidi="fr_FR"/>
         </w:rPr>
       </w:r>
-      <w:hyperlink r:id="rId115">
-        <w:r>
-          <w:rPr>
-            <w:lang w:val="fr_FR" w:bidi="fr_FR"/>
-          </w:rPr>
-          <w:rPr>
-            <w:color w:val="0000EE"/>
-            <w:u w:val="single"/>
-          </w:rPr>
-          <w:t>Genèse 4.13–14</w:t>
-        </w:r>
-      </w:hyperlink>
-      <w:r>
-        <w:rPr>
-          <w:lang w:val="fr_FR" w:bidi="fr_FR"/>
-        </w:rPr>
-        <w:t xml:space="preserve"> ; </w:t>
-      </w:r>
-      <w:hyperlink r:id="rId116">
-        <w:r>
-          <w:rPr>
-            <w:lang w:val="fr_FR" w:bidi="fr_FR"/>
-          </w:rPr>
-          <w:rPr>
-            <w:color w:val="0000EE"/>
-            <w:u w:val="single"/>
-          </w:rPr>
-          <w:t>Exode 16.2–18</w:t>
-        </w:r>
-      </w:hyperlink>
-      <w:r>
-        <w:rPr>
-          <w:lang w:val="fr_FR" w:bidi="fr_FR"/>
-        </w:rPr>
-        <w:t xml:space="preserve"> ; </w:t>
-      </w:r>
-      <w:hyperlink r:id="rId104">
-        <w:r>
-          <w:rPr>
-            <w:lang w:val="fr_FR" w:bidi="fr_FR"/>
-          </w:rPr>
-          <w:rPr>
-            <w:color w:val="0000EE"/>
-            <w:u w:val="single"/>
-          </w:rPr>
-          <w:t>Nombres 14.27–37</w:t>
-        </w:r>
-      </w:hyperlink>
-      <w:r>
-        <w:rPr>
-          <w:lang w:val="fr_FR" w:bidi="fr_FR"/>
-        </w:rPr>
-        <w:t xml:space="preserve"> ; </w:t>
-      </w:r>
-      <w:hyperlink r:id="rId117">
-        <w:r>
-          <w:rPr>
-            <w:lang w:val="fr_FR" w:bidi="fr_FR"/>
-          </w:rPr>
-          <w:rPr>
-            <w:color w:val="0000EE"/>
-            <w:u w:val="single"/>
-          </w:rPr>
-          <w:t>1R 19.3–18</w:t>
-        </w:r>
-      </w:hyperlink>
-      <w:r>
-        <w:rPr>
-          <w:lang w:val="fr_FR" w:bidi="fr_FR"/>
-        </w:rPr>
-        <w:t xml:space="preserve"> ; </w:t>
-      </w:r>
-      <w:hyperlink r:id="rId118">
-        <w:r>
-          <w:rPr>
-            <w:lang w:val="fr_FR" w:bidi="fr_FR"/>
-          </w:rPr>
-          <w:rPr>
-            <w:color w:val="0000EE"/>
-            <w:u w:val="single"/>
-          </w:rPr>
-          <w:t>Job 3.1–26</w:t>
-        </w:r>
-      </w:hyperlink>
-      <w:r>
-        <w:rPr>
-          <w:lang w:val="fr_FR" w:bidi="fr_FR"/>
-        </w:rPr>
-        <w:t xml:space="preserve"> ; </w:t>
-      </w:r>
-      <w:hyperlink r:id="rId119">
-        <w:r>
-          <w:rPr>
-            <w:lang w:val="fr_FR" w:bidi="fr_FR"/>
-          </w:rPr>
-          <w:rPr>
-            <w:color w:val="0000EE"/>
-            <w:u w:val="single"/>
-          </w:rPr>
-          <w:t>Job 6.1–7.21</w:t>
-        </w:r>
-      </w:hyperlink>
-      <w:r>
-        <w:rPr>
-          <w:lang w:val="fr_FR" w:bidi="fr_FR"/>
-        </w:rPr>
-        <w:t xml:space="preserve"> ; </w:t>
-      </w:r>
-      <w:hyperlink r:id="rId120">
-        <w:r>
-          <w:rPr>
-            <w:lang w:val="fr_FR" w:bidi="fr_FR"/>
-          </w:rPr>
-          <w:rPr>
-            <w:color w:val="0000EE"/>
-            <w:u w:val="single"/>
-          </w:rPr>
-          <w:t>Psaume 38</w:t>
-        </w:r>
-      </w:hyperlink>
-      <w:r>
-        <w:rPr>
-          <w:lang w:val="fr_FR" w:bidi="fr_FR"/>
-        </w:rPr>
-        <w:t xml:space="preserve"> ; </w:t>
-      </w:r>
-      <w:hyperlink r:id="rId121">
-        <w:r>
-          <w:rPr>
-            <w:lang w:val="fr_FR" w:bidi="fr_FR"/>
-          </w:rPr>
-          <w:rPr>
-            <w:color w:val="0000EE"/>
-            <w:u w:val="single"/>
-          </w:rPr>
-          <w:t>Psaume 39</w:t>
-        </w:r>
-      </w:hyperlink>
-      <w:r>
-        <w:rPr>
-          <w:lang w:val="fr_FR" w:bidi="fr_FR"/>
-        </w:rPr>
-        <w:t xml:space="preserve"> ; </w:t>
-      </w:r>
-      <w:hyperlink r:id="rId122">
-        <w:r>
-          <w:rPr>
-            <w:lang w:val="fr_FR" w:bidi="fr_FR"/>
-          </w:rPr>
-          <w:rPr>
-            <w:color w:val="0000EE"/>
-            <w:u w:val="single"/>
-          </w:rPr>
-          <w:t>Psaume 44</w:t>
-        </w:r>
-      </w:hyperlink>
-      <w:r>
-        <w:rPr>
-          <w:lang w:val="fr_FR" w:bidi="fr_FR"/>
-        </w:rPr>
-        <w:t xml:space="preserve"> ; </w:t>
-      </w:r>
-      <w:hyperlink r:id="rId123">
-        <w:r>
-          <w:rPr>
-            <w:lang w:val="fr_FR" w:bidi="fr_FR"/>
-          </w:rPr>
-          <w:rPr>
-            <w:color w:val="0000EE"/>
-            <w:u w:val="single"/>
-          </w:rPr>
-          <w:t>Psaume 73</w:t>
-        </w:r>
-      </w:hyperlink>
-      <w:r>
-        <w:rPr>
-          <w:lang w:val="fr_FR" w:bidi="fr_FR"/>
-        </w:rPr>
-        <w:t xml:space="preserve"> ; </w:t>
-      </w:r>
-      <w:hyperlink r:id="rId124">
-        <w:r>
-          <w:rPr>
-            <w:lang w:val="fr_FR" w:bidi="fr_FR"/>
-          </w:rPr>
-          <w:rPr>
-            <w:color w:val="0000EE"/>
-            <w:u w:val="single"/>
-          </w:rPr>
-          <w:t>Jérémie 20.14–18</w:t>
-        </w:r>
-      </w:hyperlink>
-      <w:r>
-        <w:rPr>
-          <w:lang w:val="fr_FR" w:bidi="fr_FR"/>
-        </w:rPr>
-        <w:t xml:space="preserve"> ; </w:t>
-      </w:r>
-      <w:hyperlink r:id="rId125">
-        <w:r>
-          <w:rPr>
-            <w:lang w:val="fr_FR" w:bidi="fr_FR"/>
-          </w:rPr>
-          <w:rPr>
-            <w:color w:val="0000EE"/>
-            <w:u w:val="single"/>
-          </w:rPr>
-          <w:t>Jonas 4.1–11</w:t>
-        </w:r>
-      </w:hyperlink>
-      <w:r>
-        <w:rPr>
-          <w:lang w:val="fr_FR" w:bidi="fr_FR"/>
-        </w:rPr>
-        <w:t xml:space="preserve"> ; </w:t>
-      </w:r>
-      <w:hyperlink r:id="rId126">
-        <w:r>
-          <w:rPr>
-            <w:lang w:val="fr_FR" w:bidi="fr_FR"/>
-          </w:rPr>
-          <w:rPr>
-            <w:color w:val="0000EE"/>
-            <w:u w:val="single"/>
-          </w:rPr>
-          <w:t>Matthieu 27.46</w:t>
-        </w:r>
-      </w:hyperlink>
-      <w:r>
-        <w:rPr>
-          <w:lang w:val="fr_FR" w:bidi="fr_FR"/>
-        </w:rPr>
-        <w:t xml:space="preserve"> ; </w:t>
-      </w:r>
-      <w:hyperlink r:id="rId127">
-        <w:r>
-          <w:rPr>
-            <w:lang w:val="fr_FR" w:bidi="fr_FR"/>
-          </w:rPr>
-          <w:rPr>
-            <w:color w:val="0000EE"/>
-            <w:u w:val="single"/>
-          </w:rPr>
-          <w:t>Jean 6.41–59</w:t>
-        </w:r>
-      </w:hyperlink>
-      <w:r>
-        <w:rPr>
-          <w:lang w:val="fr_FR" w:bidi="fr_FR"/>
-        </w:rPr>
-        <w:t xml:space="preserve"> ; </w:t>
-      </w:r>
-      <w:hyperlink r:id="rId128">
-        <w:r>
-          <w:rPr>
-            <w:lang w:val="fr_FR" w:bidi="fr_FR"/>
-          </w:rPr>
-          <w:rPr>
-            <w:color w:val="0000EE"/>
-            <w:u w:val="single"/>
-          </w:rPr>
-          <w:t>1 Corinthiens 10.1–10</w:t>
-        </w:r>
-      </w:hyperlink>
-      <w:r>
-        <w:rPr>
-          <w:lang w:val="fr_FR" w:bidi="fr_FR"/>
-        </w:rPr>
-        <w:t xml:space="preserve"> ; </w:t>
-      </w:r>
-      <w:hyperlink r:id="rId107">
-        <w:r>
-          <w:rPr>
-            <w:lang w:val="fr_FR" w:bidi="fr_FR"/>
-          </w:rPr>
-          <w:rPr>
-            <w:color w:val="0000EE"/>
-            <w:u w:val="single"/>
-          </w:rPr>
-          <w:t>Éphésiens 5.20</w:t>
-        </w:r>
-      </w:hyperlink>
-      <w:r>
-        <w:rPr>
-          <w:lang w:val="fr_FR" w:bidi="fr_FR"/>
-        </w:rPr>
-        <w:t xml:space="preserve"> ; </w:t>
-      </w:r>
-      <w:hyperlink r:id="rId129">
-        <w:r>
-          <w:rPr>
-            <w:lang w:val="fr_FR" w:bidi="fr_FR"/>
-          </w:rPr>
-          <w:rPr>
-            <w:color w:val="0000EE"/>
-            <w:u w:val="single"/>
-          </w:rPr>
-          <w:t>Philippiens 2.14–15</w:t>
-        </w:r>
-      </w:hyperlink>
-      <w:r>
-        <w:rPr>
-          <w:lang w:val="fr_FR" w:bidi="fr_FR"/>
-        </w:rPr>
-        <w:t xml:space="preserve"> ; </w:t>
-      </w:r>
-      <w:hyperlink r:id="rId130">
-        <w:r>
-          <w:rPr>
-            <w:lang w:val="fr_FR" w:bidi="fr_FR"/>
-          </w:rPr>
-          <w:rPr>
-            <w:color w:val="0000EE"/>
-            <w:u w:val="single"/>
-          </w:rPr>
-          <w:t>Jacques 5.9–11</w:t>
-        </w:r>
-      </w:hyperlink>
+      <w:r>
+        <w:rPr>
+          <w:lang w:val="fr_FR" w:bidi="fr_FR"/>
+        </w:rPr>
+        <w:t>Genèse 4.13–14</w:t>
+      </w:r>
+      <w:r>
+        <w:rPr>
+          <w:lang w:val="fr_FR" w:bidi="fr_FR"/>
+        </w:rPr>
+        <w:t xml:space="preserve"> ; </w:t>
+      </w:r>
+      <w:r>
+        <w:rPr>
+          <w:lang w:val="fr_FR" w:bidi="fr_FR"/>
+        </w:rPr>
+        <w:t>Exode 16.2–18</w:t>
+      </w:r>
+      <w:r>
+        <w:rPr>
+          <w:lang w:val="fr_FR" w:bidi="fr_FR"/>
+        </w:rPr>
+        <w:t xml:space="preserve"> ; </w:t>
+      </w:r>
+      <w:r>
+        <w:rPr>
+          <w:lang w:val="fr_FR" w:bidi="fr_FR"/>
+        </w:rPr>
+        <w:t>Nombres 14.27–37</w:t>
+      </w:r>
+      <w:r>
+        <w:rPr>
+          <w:lang w:val="fr_FR" w:bidi="fr_FR"/>
+        </w:rPr>
+        <w:t xml:space="preserve"> ; </w:t>
+      </w:r>
+      <w:r>
+        <w:rPr>
+          <w:lang w:val="fr_FR" w:bidi="fr_FR"/>
+        </w:rPr>
+        <w:t>1R 19.3–18</w:t>
+      </w:r>
+      <w:r>
+        <w:rPr>
+          <w:lang w:val="fr_FR" w:bidi="fr_FR"/>
+        </w:rPr>
+        <w:t xml:space="preserve"> ; </w:t>
+      </w:r>
+      <w:r>
+        <w:rPr>
+          <w:lang w:val="fr_FR" w:bidi="fr_FR"/>
+        </w:rPr>
+        <w:t>Job 3.1–26</w:t>
+      </w:r>
+      <w:r>
+        <w:rPr>
+          <w:lang w:val="fr_FR" w:bidi="fr_FR"/>
+        </w:rPr>
+        <w:t xml:space="preserve"> ; </w:t>
+      </w:r>
+      <w:r>
+        <w:rPr>
+          <w:lang w:val="fr_FR" w:bidi="fr_FR"/>
+        </w:rPr>
+        <w:t>Job 6.1–7.21</w:t>
+      </w:r>
+      <w:r>
+        <w:rPr>
+          <w:lang w:val="fr_FR" w:bidi="fr_FR"/>
+        </w:rPr>
+        <w:t xml:space="preserve"> ; </w:t>
+      </w:r>
+      <w:r>
+        <w:rPr>
+          <w:lang w:val="fr_FR" w:bidi="fr_FR"/>
+        </w:rPr>
+        <w:t>Psaume 38</w:t>
+      </w:r>
+      <w:r>
+        <w:rPr>
+          <w:lang w:val="fr_FR" w:bidi="fr_FR"/>
+        </w:rPr>
+        <w:t xml:space="preserve"> ; </w:t>
+      </w:r>
+      <w:r>
+        <w:rPr>
+          <w:lang w:val="fr_FR" w:bidi="fr_FR"/>
+        </w:rPr>
+        <w:t>Psaume 39</w:t>
+      </w:r>
+      <w:r>
+        <w:rPr>
+          <w:lang w:val="fr_FR" w:bidi="fr_FR"/>
+        </w:rPr>
+        <w:t xml:space="preserve"> ; </w:t>
+      </w:r>
+      <w:r>
+        <w:rPr>
+          <w:lang w:val="fr_FR" w:bidi="fr_FR"/>
+        </w:rPr>
+        <w:t>Psaume 44</w:t>
+      </w:r>
+      <w:r>
+        <w:rPr>
+          <w:lang w:val="fr_FR" w:bidi="fr_FR"/>
+        </w:rPr>
+        <w:t xml:space="preserve"> ; </w:t>
+      </w:r>
+      <w:r>
+        <w:rPr>
+          <w:lang w:val="fr_FR" w:bidi="fr_FR"/>
+        </w:rPr>
+        <w:t>Psaume 73</w:t>
+      </w:r>
+      <w:r>
+        <w:rPr>
+          <w:lang w:val="fr_FR" w:bidi="fr_FR"/>
+        </w:rPr>
+        <w:t xml:space="preserve"> ; </w:t>
+      </w:r>
+      <w:r>
+        <w:rPr>
+          <w:lang w:val="fr_FR" w:bidi="fr_FR"/>
+        </w:rPr>
+        <w:t>Jérémie 20.14–18</w:t>
+      </w:r>
+      <w:r>
+        <w:rPr>
+          <w:lang w:val="fr_FR" w:bidi="fr_FR"/>
+        </w:rPr>
+        <w:t xml:space="preserve"> ; </w:t>
+      </w:r>
+      <w:r>
+        <w:rPr>
+          <w:lang w:val="fr_FR" w:bidi="fr_FR"/>
+        </w:rPr>
+        <w:t>Jonas 4.1–11</w:t>
+      </w:r>
+      <w:r>
+        <w:rPr>
+          <w:lang w:val="fr_FR" w:bidi="fr_FR"/>
+        </w:rPr>
+        <w:t xml:space="preserve"> ; </w:t>
+      </w:r>
+      <w:r>
+        <w:rPr>
+          <w:lang w:val="fr_FR" w:bidi="fr_FR"/>
+        </w:rPr>
+        <w:t>Matthieu 27.46</w:t>
+      </w:r>
+      <w:r>
+        <w:rPr>
+          <w:lang w:val="fr_FR" w:bidi="fr_FR"/>
+        </w:rPr>
+        <w:t xml:space="preserve"> ; </w:t>
+      </w:r>
+      <w:r>
+        <w:rPr>
+          <w:lang w:val="fr_FR" w:bidi="fr_FR"/>
+        </w:rPr>
+        <w:t>Jean 6.41–59</w:t>
+      </w:r>
+      <w:r>
+        <w:rPr>
+          <w:lang w:val="fr_FR" w:bidi="fr_FR"/>
+        </w:rPr>
+        <w:t xml:space="preserve"> ; </w:t>
+      </w:r>
+      <w:r>
+        <w:rPr>
+          <w:lang w:val="fr_FR" w:bidi="fr_FR"/>
+        </w:rPr>
+        <w:t>1 Corinthiens 10.1–10</w:t>
+      </w:r>
+      <w:r>
+        <w:rPr>
+          <w:lang w:val="fr_FR" w:bidi="fr_FR"/>
+        </w:rPr>
+        <w:t xml:space="preserve"> ; </w:t>
+      </w:r>
+      <w:r>
+        <w:rPr>
+          <w:lang w:val="fr_FR" w:bidi="fr_FR"/>
+        </w:rPr>
+        <w:t>Éphésiens 5.20</w:t>
+      </w:r>
+      <w:r>
+        <w:rPr>
+          <w:lang w:val="fr_FR" w:bidi="fr_FR"/>
+        </w:rPr>
+        <w:t xml:space="preserve"> ; </w:t>
+      </w:r>
+      <w:r>
+        <w:rPr>
+          <w:lang w:val="fr_FR" w:bidi="fr_FR"/>
+        </w:rPr>
+        <w:t>Philippiens 2.14–15</w:t>
+      </w:r>
+      <w:r>
+        <w:rPr>
+          <w:lang w:val="fr_FR" w:bidi="fr_FR"/>
+        </w:rPr>
+        <w:t xml:space="preserve"> ; </w:t>
+      </w:r>
+      <w:r>
+        <w:rPr>
+          <w:lang w:val="fr_FR" w:bidi="fr_FR"/>
+        </w:rPr>
+        <w:t>Jacques 5.9–11</w:t>
+      </w:r>
       <w:r>
         <w:rPr>
           <w:lang w:val="fr_FR" w:bidi="fr_FR"/>
@@ -3702,54 +2778,36 @@
         </w:rPr>
         <w:t>Dans la première moitié de son Évangile, l'apôtre Jean décrit diverses personnes qui sont de vrais disciples de Jésus (</w:t>
       </w:r>
-      <w:hyperlink r:id="rId131">
-        <w:r>
-          <w:rPr>
-            <w:lang w:val="fr_FR" w:bidi="fr_FR"/>
-          </w:rPr>
-          <w:rPr>
-            <w:color w:val="0000EE"/>
-            <w:u w:val="single"/>
-          </w:rPr>
-          <w:t xml:space="preserve">Jn 1.19–51 </w:t>
-        </w:r>
-      </w:hyperlink>
+      <w:r>
+        <w:rPr>
+          <w:lang w:val="fr_FR" w:bidi="fr_FR"/>
+        </w:rPr>
+        <w:t xml:space="preserve">Jn 1.19–51 </w:t>
+      </w:r>
       <w:r>
         <w:rPr>
           <w:lang w:val="fr_FR" w:bidi="fr_FR"/>
         </w:rPr>
         <w:t xml:space="preserve">; </w:t>
       </w:r>
-      <w:hyperlink r:id="rId132">
-        <w:r>
-          <w:rPr>
-            <w:lang w:val="fr_FR" w:bidi="fr_FR"/>
-          </w:rPr>
-          <w:rPr>
-            <w:color w:val="0000EE"/>
-            <w:u w:val="single"/>
-          </w:rPr>
-          <w:t xml:space="preserve">4.1–42 </w:t>
-        </w:r>
-      </w:hyperlink>
+      <w:r>
+        <w:rPr>
+          <w:lang w:val="fr_FR" w:bidi="fr_FR"/>
+        </w:rPr>
+        <w:t xml:space="preserve">4.1–42 </w:t>
+      </w:r>
       <w:r>
         <w:rPr>
           <w:lang w:val="fr_FR" w:bidi="fr_FR"/>
         </w:rPr>
         <w:t xml:space="preserve">; </w:t>
       </w:r>
-      <w:hyperlink r:id="rId133">
-        <w:r>
-          <w:rPr>
-            <w:lang w:val="fr_FR" w:bidi="fr_FR"/>
-          </w:rPr>
-          <w:rPr>
-            <w:color w:val="0000EE"/>
-            <w:u w:val="single"/>
-          </w:rPr>
-          <w:t>9.1–41</w:t>
-        </w:r>
-      </w:hyperlink>
+      <w:r>
+        <w:rPr>
+          <w:lang w:val="fr_FR" w:bidi="fr_FR"/>
+        </w:rPr>
+        <w:t>9.1–41</w:t>
+      </w:r>
       <w:r>
         <w:rPr>
           <w:lang w:val="fr_FR" w:bidi="fr_FR"/>
@@ -3785,180 +2843,120 @@
         </w:rPr>
         <w:t xml:space="preserve"> Dans chacune de ces trois histoires, ces disciples l'identifient correctement (</w:t>
       </w:r>
-      <w:hyperlink r:id="rId134">
-        <w:r>
-          <w:rPr>
-            <w:lang w:val="fr_FR" w:bidi="fr_FR"/>
-          </w:rPr>
-          <w:rPr>
-            <w:color w:val="0000EE"/>
-            <w:u w:val="single"/>
-          </w:rPr>
-          <w:t>Jn 1.34</w:t>
-        </w:r>
-      </w:hyperlink>
+      <w:r>
+        <w:rPr>
+          <w:lang w:val="fr_FR" w:bidi="fr_FR"/>
+        </w:rPr>
+        <w:t>Jn 1.34</w:t>
+      </w:r>
       <w:r>
         <w:rPr>
           <w:lang w:val="fr_FR" w:bidi="fr_FR"/>
         </w:rPr>
         <w:t xml:space="preserve">, </w:t>
       </w:r>
-      <w:hyperlink r:id="rId135">
-        <w:r>
-          <w:rPr>
-            <w:lang w:val="fr_FR" w:bidi="fr_FR"/>
-          </w:rPr>
-          <w:rPr>
-            <w:color w:val="0000EE"/>
-            <w:u w:val="single"/>
-          </w:rPr>
-          <w:t>36</w:t>
-        </w:r>
-      </w:hyperlink>
+      <w:r>
+        <w:rPr>
+          <w:lang w:val="fr_FR" w:bidi="fr_FR"/>
+        </w:rPr>
+        <w:t>36</w:t>
+      </w:r>
       <w:r>
         <w:rPr>
           <w:lang w:val="fr_FR" w:bidi="fr_FR"/>
         </w:rPr>
         <w:t xml:space="preserve">, </w:t>
       </w:r>
-      <w:hyperlink r:id="rId136">
-        <w:r>
-          <w:rPr>
-            <w:lang w:val="fr_FR" w:bidi="fr_FR"/>
-          </w:rPr>
-          <w:rPr>
-            <w:color w:val="0000EE"/>
-            <w:u w:val="single"/>
-          </w:rPr>
-          <w:t>38</w:t>
-        </w:r>
-      </w:hyperlink>
+      <w:r>
+        <w:rPr>
+          <w:lang w:val="fr_FR" w:bidi="fr_FR"/>
+        </w:rPr>
+        <w:t>38</w:t>
+      </w:r>
       <w:r>
         <w:rPr>
           <w:lang w:val="fr_FR" w:bidi="fr_FR"/>
         </w:rPr>
         <w:t xml:space="preserve">, </w:t>
       </w:r>
-      <w:hyperlink r:id="rId137">
-        <w:r>
-          <w:rPr>
-            <w:lang w:val="fr_FR" w:bidi="fr_FR"/>
-          </w:rPr>
-          <w:rPr>
-            <w:color w:val="0000EE"/>
-            <w:u w:val="single"/>
-          </w:rPr>
-          <w:t xml:space="preserve">41 </w:t>
-        </w:r>
-      </w:hyperlink>
+      <w:r>
+        <w:rPr>
+          <w:lang w:val="fr_FR" w:bidi="fr_FR"/>
+        </w:rPr>
+        <w:t xml:space="preserve">41 </w:t>
+      </w:r>
       <w:r>
         <w:rPr>
           <w:lang w:val="fr_FR" w:bidi="fr_FR"/>
         </w:rPr>
         <w:t xml:space="preserve">; </w:t>
       </w:r>
-      <w:hyperlink r:id="rId138">
-        <w:r>
-          <w:rPr>
-            <w:lang w:val="fr_FR" w:bidi="fr_FR"/>
-          </w:rPr>
-          <w:rPr>
-            <w:color w:val="0000EE"/>
-            <w:u w:val="single"/>
-          </w:rPr>
-          <w:t>4.19</w:t>
-        </w:r>
-      </w:hyperlink>
+      <w:r>
+        <w:rPr>
+          <w:lang w:val="fr_FR" w:bidi="fr_FR"/>
+        </w:rPr>
+        <w:t>4.19</w:t>
+      </w:r>
       <w:r>
         <w:rPr>
           <w:lang w:val="fr_FR" w:bidi="fr_FR"/>
         </w:rPr>
         <w:t xml:space="preserve">, </w:t>
       </w:r>
-      <w:hyperlink r:id="rId139">
-        <w:r>
-          <w:rPr>
-            <w:lang w:val="fr_FR" w:bidi="fr_FR"/>
-          </w:rPr>
-          <w:rPr>
-            <w:color w:val="0000EE"/>
-            <w:u w:val="single"/>
-          </w:rPr>
-          <w:t>29</w:t>
-        </w:r>
-      </w:hyperlink>
+      <w:r>
+        <w:rPr>
+          <w:lang w:val="fr_FR" w:bidi="fr_FR"/>
+        </w:rPr>
+        <w:t>29</w:t>
+      </w:r>
       <w:r>
         <w:rPr>
           <w:lang w:val="fr_FR" w:bidi="fr_FR"/>
         </w:rPr>
         <w:t xml:space="preserve">, </w:t>
       </w:r>
-      <w:hyperlink r:id="rId140">
-        <w:r>
-          <w:rPr>
-            <w:lang w:val="fr_FR" w:bidi="fr_FR"/>
-          </w:rPr>
-          <w:rPr>
-            <w:color w:val="0000EE"/>
-            <w:u w:val="single"/>
-          </w:rPr>
-          <w:t xml:space="preserve">31 </w:t>
-        </w:r>
-      </w:hyperlink>
+      <w:r>
+        <w:rPr>
+          <w:lang w:val="fr_FR" w:bidi="fr_FR"/>
+        </w:rPr>
+        <w:t xml:space="preserve">31 </w:t>
+      </w:r>
       <w:r>
         <w:rPr>
           <w:lang w:val="fr_FR" w:bidi="fr_FR"/>
         </w:rPr>
         <w:t xml:space="preserve">; </w:t>
       </w:r>
-      <w:hyperlink r:id="rId141">
-        <w:r>
-          <w:rPr>
-            <w:lang w:val="fr_FR" w:bidi="fr_FR"/>
-          </w:rPr>
-          <w:rPr>
-            <w:color w:val="0000EE"/>
-            <w:u w:val="single"/>
-          </w:rPr>
-          <w:t>9.2</w:t>
-        </w:r>
-      </w:hyperlink>
+      <w:r>
+        <w:rPr>
+          <w:lang w:val="fr_FR" w:bidi="fr_FR"/>
+        </w:rPr>
+        <w:t>9.2</w:t>
+      </w:r>
       <w:r>
         <w:rPr>
           <w:lang w:val="fr_FR" w:bidi="fr_FR"/>
         </w:rPr>
         <w:t xml:space="preserve">, </w:t>
       </w:r>
-      <w:hyperlink r:id="rId142">
-        <w:r>
-          <w:rPr>
-            <w:lang w:val="fr_FR" w:bidi="fr_FR"/>
-          </w:rPr>
-          <w:rPr>
-            <w:color w:val="0000EE"/>
-            <w:u w:val="single"/>
-          </w:rPr>
-          <w:t>17</w:t>
-        </w:r>
-      </w:hyperlink>
+      <w:r>
+        <w:rPr>
+          <w:lang w:val="fr_FR" w:bidi="fr_FR"/>
+        </w:rPr>
+        <w:t>17</w:t>
+      </w:r>
       <w:r>
         <w:rPr>
           <w:lang w:val="fr_FR" w:bidi="fr_FR"/>
         </w:rPr>
         <w:t xml:space="preserve">, </w:t>
       </w:r>
-      <w:hyperlink r:id="rId143">
-        <w:r>
-          <w:rPr>
-            <w:lang w:val="fr_FR" w:bidi="fr_FR"/>
-          </w:rPr>
-          <w:rPr>
-            <w:color w:val="0000EE"/>
-            <w:u w:val="single"/>
-          </w:rPr>
-          <w:t>35–38</w:t>
-        </w:r>
-      </w:hyperlink>
+      <w:r>
+        <w:rPr>
+          <w:lang w:val="fr_FR" w:bidi="fr_FR"/>
+        </w:rPr>
+        <w:t>35–38</w:t>
+      </w:r>
       <w:r>
         <w:rPr>
           <w:lang w:val="fr_FR" w:bidi="fr_FR"/>
@@ -3990,90 +2988,60 @@
         </w:rPr>
         <w:t xml:space="preserve"> Ils sont témoins de ses œuvres puissantes, écoutent son enseignement et montrent leur foi en lui (</w:t>
       </w:r>
-      <w:hyperlink r:id="rId144">
-        <w:r>
-          <w:rPr>
-            <w:lang w:val="fr_FR" w:bidi="fr_FR"/>
-          </w:rPr>
-          <w:rPr>
-            <w:color w:val="0000EE"/>
-            <w:u w:val="single"/>
-          </w:rPr>
-          <w:t>1.49</w:t>
-        </w:r>
-      </w:hyperlink>
-      <w:r>
-        <w:rPr>
-          <w:lang w:val="fr_FR" w:bidi="fr_FR"/>
-        </w:rPr>
-        <w:t xml:space="preserve"> ; </w:t>
-      </w:r>
-      <w:hyperlink r:id="rId145">
-        <w:r>
-          <w:rPr>
-            <w:lang w:val="fr_FR" w:bidi="fr_FR"/>
-          </w:rPr>
-          <w:rPr>
-            <w:color w:val="0000EE"/>
-            <w:u w:val="single"/>
-          </w:rPr>
-          <w:t>4.39–42</w:t>
-        </w:r>
-      </w:hyperlink>
-      <w:r>
-        <w:rPr>
-          <w:lang w:val="fr_FR" w:bidi="fr_FR"/>
-        </w:rPr>
-        <w:t xml:space="preserve"> ; </w:t>
-      </w:r>
-      <w:hyperlink r:id="rId143">
-        <w:r>
-          <w:rPr>
-            <w:lang w:val="fr_FR" w:bidi="fr_FR"/>
-          </w:rPr>
-          <w:rPr>
-            <w:color w:val="0000EE"/>
-            <w:u w:val="single"/>
-          </w:rPr>
-          <w:t>9.35–38</w:t>
-        </w:r>
-      </w:hyperlink>
+      <w:r>
+        <w:rPr>
+          <w:lang w:val="fr_FR" w:bidi="fr_FR"/>
+        </w:rPr>
+        <w:t>1.49</w:t>
+      </w:r>
+      <w:r>
+        <w:rPr>
+          <w:lang w:val="fr_FR" w:bidi="fr_FR"/>
+        </w:rPr>
+        <w:t xml:space="preserve"> ; </w:t>
+      </w:r>
+      <w:r>
+        <w:rPr>
+          <w:lang w:val="fr_FR" w:bidi="fr_FR"/>
+        </w:rPr>
+        <w:t>4.39–42</w:t>
+      </w:r>
+      <w:r>
+        <w:rPr>
+          <w:lang w:val="fr_FR" w:bidi="fr_FR"/>
+        </w:rPr>
+        <w:t xml:space="preserve"> ; </w:t>
+      </w:r>
+      <w:r>
+        <w:rPr>
+          <w:lang w:val="fr_FR" w:bidi="fr_FR"/>
+        </w:rPr>
+        <w:t>9.35–38</w:t>
+      </w:r>
       <w:r>
         <w:rPr>
           <w:lang w:val="fr_FR" w:bidi="fr_FR"/>
         </w:rPr>
         <w:t xml:space="preserve"> ; voir aussi </w:t>
       </w:r>
-      <w:hyperlink r:id="rId146">
-        <w:r>
-          <w:rPr>
-            <w:lang w:val="fr_FR" w:bidi="fr_FR"/>
-          </w:rPr>
-          <w:rPr>
-            <w:color w:val="0000EE"/>
-            <w:u w:val="single"/>
-          </w:rPr>
-          <w:t>20.8</w:t>
-        </w:r>
-      </w:hyperlink>
+      <w:r>
+        <w:rPr>
+          <w:lang w:val="fr_FR" w:bidi="fr_FR"/>
+        </w:rPr>
+        <w:t>20.8</w:t>
+      </w:r>
       <w:r>
         <w:rPr>
           <w:lang w:val="fr_FR" w:bidi="fr_FR"/>
         </w:rPr>
         <w:t xml:space="preserve">, </w:t>
       </w:r>
-      <w:hyperlink r:id="rId147">
-        <w:r>
-          <w:rPr>
-            <w:lang w:val="fr_FR" w:bidi="fr_FR"/>
-          </w:rPr>
-          <w:rPr>
-            <w:color w:val="0000EE"/>
-            <w:u w:val="single"/>
-          </w:rPr>
-          <w:t>24–29</w:t>
-        </w:r>
-      </w:hyperlink>
+      <w:r>
+        <w:rPr>
+          <w:lang w:val="fr_FR" w:bidi="fr_FR"/>
+        </w:rPr>
+        <w:t>24–29</w:t>
+      </w:r>
       <w:r>
         <w:rPr>
           <w:lang w:val="fr_FR" w:bidi="fr_FR"/>
@@ -4105,108 +3073,72 @@
         </w:rPr>
         <w:t xml:space="preserve"> (</w:t>
       </w:r>
-      <w:hyperlink r:id="rId148">
-        <w:r>
-          <w:rPr>
-            <w:lang w:val="fr_FR" w:bidi="fr_FR"/>
-          </w:rPr>
-          <w:rPr>
-            <w:color w:val="0000EE"/>
-            <w:u w:val="single"/>
-          </w:rPr>
-          <w:t>1.37–43</w:t>
-        </w:r>
-      </w:hyperlink>
-      <w:r>
-        <w:rPr>
-          <w:lang w:val="fr_FR" w:bidi="fr_FR"/>
-        </w:rPr>
-        <w:t xml:space="preserve"> ; </w:t>
-      </w:r>
-      <w:hyperlink r:id="rId149">
-        <w:r>
-          <w:rPr>
-            <w:lang w:val="fr_FR" w:bidi="fr_FR"/>
-          </w:rPr>
-          <w:rPr>
-            <w:color w:val="0000EE"/>
-            <w:u w:val="single"/>
-          </w:rPr>
-          <w:t>8.12</w:t>
-        </w:r>
-      </w:hyperlink>
-      <w:r>
-        <w:rPr>
-          <w:lang w:val="fr_FR" w:bidi="fr_FR"/>
-        </w:rPr>
-        <w:t xml:space="preserve"> ; </w:t>
-      </w:r>
-      <w:hyperlink r:id="rId150">
-        <w:r>
-          <w:rPr>
-            <w:lang w:val="fr_FR" w:bidi="fr_FR"/>
-          </w:rPr>
-          <w:rPr>
-            <w:color w:val="0000EE"/>
-            <w:u w:val="single"/>
-          </w:rPr>
-          <w:t>10.4–5</w:t>
-        </w:r>
-      </w:hyperlink>
+      <w:r>
+        <w:rPr>
+          <w:lang w:val="fr_FR" w:bidi="fr_FR"/>
+        </w:rPr>
+        <w:t>1.37–43</w:t>
+      </w:r>
+      <w:r>
+        <w:rPr>
+          <w:lang w:val="fr_FR" w:bidi="fr_FR"/>
+        </w:rPr>
+        <w:t xml:space="preserve"> ; </w:t>
+      </w:r>
+      <w:r>
+        <w:rPr>
+          <w:lang w:val="fr_FR" w:bidi="fr_FR"/>
+        </w:rPr>
+        <w:t>8.12</w:t>
+      </w:r>
+      <w:r>
+        <w:rPr>
+          <w:lang w:val="fr_FR" w:bidi="fr_FR"/>
+        </w:rPr>
+        <w:t xml:space="preserve"> ; </w:t>
+      </w:r>
+      <w:r>
+        <w:rPr>
+          <w:lang w:val="fr_FR" w:bidi="fr_FR"/>
+        </w:rPr>
+        <w:t>10.4–5</w:t>
+      </w:r>
       <w:r>
         <w:rPr>
           <w:lang w:val="fr_FR" w:bidi="fr_FR"/>
         </w:rPr>
         <w:t xml:space="preserve">, </w:t>
       </w:r>
-      <w:hyperlink r:id="rId151">
-        <w:r>
-          <w:rPr>
-            <w:lang w:val="fr_FR" w:bidi="fr_FR"/>
-          </w:rPr>
-          <w:rPr>
-            <w:color w:val="0000EE"/>
-            <w:u w:val="single"/>
-          </w:rPr>
-          <w:t>27</w:t>
-        </w:r>
-      </w:hyperlink>
-      <w:r>
-        <w:rPr>
-          <w:lang w:val="fr_FR" w:bidi="fr_FR"/>
-        </w:rPr>
-        <w:t xml:space="preserve"> ; </w:t>
-      </w:r>
-      <w:hyperlink r:id="rId152">
-        <w:r>
-          <w:rPr>
-            <w:lang w:val="fr_FR" w:bidi="fr_FR"/>
-          </w:rPr>
-          <w:rPr>
-            <w:color w:val="0000EE"/>
-            <w:u w:val="single"/>
-          </w:rPr>
-          <w:t>12.26</w:t>
-        </w:r>
-      </w:hyperlink>
-      <w:r>
-        <w:rPr>
-          <w:lang w:val="fr_FR" w:bidi="fr_FR"/>
-        </w:rPr>
-        <w:t xml:space="preserve"> ; </w:t>
-      </w:r>
-      <w:hyperlink r:id="rId153">
-        <w:r>
-          <w:rPr>
-            <w:lang w:val="fr_FR" w:bidi="fr_FR"/>
-          </w:rPr>
-          <w:rPr>
-            <w:color w:val="0000EE"/>
-            <w:u w:val="single"/>
-          </w:rPr>
-          <w:t>21.19–22</w:t>
-        </w:r>
-      </w:hyperlink>
+      <w:r>
+        <w:rPr>
+          <w:lang w:val="fr_FR" w:bidi="fr_FR"/>
+        </w:rPr>
+        <w:t>27</w:t>
+      </w:r>
+      <w:r>
+        <w:rPr>
+          <w:lang w:val="fr_FR" w:bidi="fr_FR"/>
+        </w:rPr>
+        <w:t xml:space="preserve"> ; </w:t>
+      </w:r>
+      <w:r>
+        <w:rPr>
+          <w:lang w:val="fr_FR" w:bidi="fr_FR"/>
+        </w:rPr>
+        <w:t>12.26</w:t>
+      </w:r>
+      <w:r>
+        <w:rPr>
+          <w:lang w:val="fr_FR" w:bidi="fr_FR"/>
+        </w:rPr>
+        <w:t xml:space="preserve"> ; </w:t>
+      </w:r>
+      <w:r>
+        <w:rPr>
+          <w:lang w:val="fr_FR" w:bidi="fr_FR"/>
+        </w:rPr>
+        <w:t>21.19–22</w:t>
+      </w:r>
       <w:r>
         <w:rPr>
           <w:lang w:val="fr_FR" w:bidi="fr_FR"/>
@@ -4227,18 +3159,12 @@
         </w:rPr>
         <w:t>Ces descriptions de vrais disciples dans l'Évangile selon Jean font partie de la façon dont celui-ci veut aider ses lecteurs à croire en Jésus et devenir, comme ces hommes et femmes courageux, de vrais disciples de Christ (</w:t>
       </w:r>
-      <w:hyperlink r:id="rId26">
-        <w:r>
-          <w:rPr>
-            <w:lang w:val="fr_FR" w:bidi="fr_FR"/>
-          </w:rPr>
-          <w:rPr>
-            <w:color w:val="0000EE"/>
-            <w:u w:val="single"/>
-          </w:rPr>
-          <w:t>Jn 20.30–31</w:t>
-        </w:r>
-      </w:hyperlink>
+      <w:r>
+        <w:rPr>
+          <w:lang w:val="fr_FR" w:bidi="fr_FR"/>
+        </w:rPr>
+        <w:t>Jn 20.30–31</w:t>
+      </w:r>
       <w:r>
         <w:rPr>
           <w:lang w:val="fr_FR" w:bidi="fr_FR"/>
@@ -4268,216 +3194,144 @@
           <w:lang w:val="fr_FR" w:bidi="fr_FR"/>
         </w:rPr>
       </w:r>
-      <w:hyperlink r:id="rId154">
-        <w:r>
-          <w:rPr>
-            <w:lang w:val="fr_FR" w:bidi="fr_FR"/>
-          </w:rPr>
-          <w:rPr>
-            <w:color w:val="0000EE"/>
-            <w:u w:val="single"/>
-          </w:rPr>
-          <w:t>Matthieu 9.9–10</w:t>
-        </w:r>
-      </w:hyperlink>
-      <w:r>
-        <w:rPr>
-          <w:lang w:val="fr_FR" w:bidi="fr_FR"/>
-        </w:rPr>
-        <w:t xml:space="preserve"> ; </w:t>
-      </w:r>
-      <w:hyperlink r:id="rId155">
-        <w:r>
-          <w:rPr>
-            <w:lang w:val="fr_FR" w:bidi="fr_FR"/>
-          </w:rPr>
-          <w:rPr>
-            <w:color w:val="0000EE"/>
-            <w:u w:val="single"/>
-          </w:rPr>
-          <w:t>10.16–22</w:t>
-        </w:r>
-      </w:hyperlink>
-      <w:r>
-        <w:rPr>
-          <w:lang w:val="fr_FR" w:bidi="fr_FR"/>
-        </w:rPr>
-        <w:t xml:space="preserve"> ; </w:t>
-      </w:r>
-      <w:hyperlink r:id="rId156">
-        <w:r>
-          <w:rPr>
-            <w:lang w:val="fr_FR" w:bidi="fr_FR"/>
-          </w:rPr>
-          <w:rPr>
-            <w:color w:val="0000EE"/>
-            <w:u w:val="single"/>
-          </w:rPr>
-          <w:t>16.24–28</w:t>
-        </w:r>
-      </w:hyperlink>
-      <w:r>
-        <w:rPr>
-          <w:lang w:val="fr_FR" w:bidi="fr_FR"/>
-        </w:rPr>
-        <w:t xml:space="preserve"> ; </w:t>
-      </w:r>
-      <w:hyperlink r:id="rId157">
-        <w:r>
-          <w:rPr>
-            <w:lang w:val="fr_FR" w:bidi="fr_FR"/>
-          </w:rPr>
-          <w:rPr>
-            <w:color w:val="0000EE"/>
-            <w:u w:val="single"/>
-          </w:rPr>
-          <w:t>Luc 14.26–33</w:t>
-        </w:r>
-      </w:hyperlink>
-      <w:r>
-        <w:rPr>
-          <w:lang w:val="fr_FR" w:bidi="fr_FR"/>
-        </w:rPr>
-        <w:t xml:space="preserve"> ; </w:t>
-      </w:r>
-      <w:hyperlink r:id="rId158">
-        <w:r>
-          <w:rPr>
-            <w:lang w:val="fr_FR" w:bidi="fr_FR"/>
-          </w:rPr>
-          <w:rPr>
-            <w:color w:val="0000EE"/>
-            <w:u w:val="single"/>
-          </w:rPr>
-          <w:t>Jean 8.31–32</w:t>
-        </w:r>
-      </w:hyperlink>
-      <w:r>
-        <w:rPr>
-          <w:lang w:val="fr_FR" w:bidi="fr_FR"/>
-        </w:rPr>
-        <w:t xml:space="preserve"> ; </w:t>
-      </w:r>
-      <w:hyperlink r:id="rId133">
-        <w:r>
-          <w:rPr>
-            <w:lang w:val="fr_FR" w:bidi="fr_FR"/>
-          </w:rPr>
-          <w:rPr>
-            <w:color w:val="0000EE"/>
-            <w:u w:val="single"/>
-          </w:rPr>
-          <w:t>9.1–41</w:t>
-        </w:r>
-      </w:hyperlink>
-      <w:r>
-        <w:rPr>
-          <w:lang w:val="fr_FR" w:bidi="fr_FR"/>
-        </w:rPr>
-        <w:t xml:space="preserve"> ; </w:t>
-      </w:r>
-      <w:hyperlink r:id="rId159">
-        <w:r>
-          <w:rPr>
-            <w:lang w:val="fr_FR" w:bidi="fr_FR"/>
-          </w:rPr>
-          <w:rPr>
-            <w:color w:val="0000EE"/>
-            <w:u w:val="single"/>
-          </w:rPr>
-          <w:t>12.25–26</w:t>
-        </w:r>
-      </w:hyperlink>
-      <w:r>
-        <w:rPr>
-          <w:lang w:val="fr_FR" w:bidi="fr_FR"/>
-        </w:rPr>
-        <w:t xml:space="preserve"> ; </w:t>
-      </w:r>
-      <w:hyperlink r:id="rId160">
-        <w:r>
-          <w:rPr>
-            <w:lang w:val="fr_FR" w:bidi="fr_FR"/>
-          </w:rPr>
-          <w:rPr>
-            <w:color w:val="0000EE"/>
-            <w:u w:val="single"/>
-          </w:rPr>
-          <w:t>13.35</w:t>
-        </w:r>
-      </w:hyperlink>
-      <w:r>
-        <w:rPr>
-          <w:lang w:val="fr_FR" w:bidi="fr_FR"/>
-        </w:rPr>
-        <w:t xml:space="preserve"> ; </w:t>
-      </w:r>
-      <w:hyperlink r:id="rId161">
-        <w:r>
-          <w:rPr>
-            <w:lang w:val="fr_FR" w:bidi="fr_FR"/>
-          </w:rPr>
-          <w:rPr>
-            <w:color w:val="0000EE"/>
-            <w:u w:val="single"/>
-          </w:rPr>
-          <w:t>18.36</w:t>
-        </w:r>
-      </w:hyperlink>
-      <w:r>
-        <w:rPr>
-          <w:lang w:val="fr_FR" w:bidi="fr_FR"/>
-        </w:rPr>
-        <w:t xml:space="preserve"> ; </w:t>
-      </w:r>
-      <w:hyperlink r:id="rId162">
-        <w:r>
-          <w:rPr>
-            <w:lang w:val="fr_FR" w:bidi="fr_FR"/>
-          </w:rPr>
-          <w:rPr>
-            <w:color w:val="0000EE"/>
-            <w:u w:val="single"/>
-          </w:rPr>
-          <w:t>Actes 9.2</w:t>
-        </w:r>
-      </w:hyperlink>
-      <w:r>
-        <w:rPr>
-          <w:lang w:val="fr_FR" w:bidi="fr_FR"/>
-        </w:rPr>
-        <w:t xml:space="preserve"> ; </w:t>
-      </w:r>
-      <w:hyperlink r:id="rId163">
-        <w:r>
-          <w:rPr>
-            <w:lang w:val="fr_FR" w:bidi="fr_FR"/>
-          </w:rPr>
-          <w:rPr>
-            <w:color w:val="0000EE"/>
-            <w:u w:val="single"/>
-          </w:rPr>
-          <w:t>Romains 15.5</w:t>
-        </w:r>
-      </w:hyperlink>
-      <w:r>
-        <w:rPr>
-          <w:lang w:val="fr_FR" w:bidi="fr_FR"/>
-        </w:rPr>
-        <w:t xml:space="preserve"> ; </w:t>
-      </w:r>
-      <w:hyperlink r:id="rId164">
-        <w:r>
-          <w:rPr>
-            <w:lang w:val="fr_FR" w:bidi="fr_FR"/>
-          </w:rPr>
-          <w:rPr>
-            <w:color w:val="0000EE"/>
-            <w:u w:val="single"/>
-          </w:rPr>
-          <w:t>1 Corinthiens 3.4–11</w:t>
-        </w:r>
-      </w:hyperlink>
+      <w:r>
+        <w:rPr>
+          <w:lang w:val="fr_FR" w:bidi="fr_FR"/>
+        </w:rPr>
+        <w:t>Matthieu 9.9–10</w:t>
+      </w:r>
+      <w:r>
+        <w:rPr>
+          <w:lang w:val="fr_FR" w:bidi="fr_FR"/>
+        </w:rPr>
+        <w:t xml:space="preserve"> ; </w:t>
+      </w:r>
+      <w:r>
+        <w:rPr>
+          <w:lang w:val="fr_FR" w:bidi="fr_FR"/>
+        </w:rPr>
+        <w:t>10.16–22</w:t>
+      </w:r>
+      <w:r>
+        <w:rPr>
+          <w:lang w:val="fr_FR" w:bidi="fr_FR"/>
+        </w:rPr>
+        <w:t xml:space="preserve"> ; </w:t>
+      </w:r>
+      <w:r>
+        <w:rPr>
+          <w:lang w:val="fr_FR" w:bidi="fr_FR"/>
+        </w:rPr>
+        <w:t>16.24–28</w:t>
+      </w:r>
+      <w:r>
+        <w:rPr>
+          <w:lang w:val="fr_FR" w:bidi="fr_FR"/>
+        </w:rPr>
+        <w:t xml:space="preserve"> ; </w:t>
+      </w:r>
+      <w:r>
+        <w:rPr>
+          <w:lang w:val="fr_FR" w:bidi="fr_FR"/>
+        </w:rPr>
+        <w:t>Luc 14.26–33</w:t>
+      </w:r>
+      <w:r>
+        <w:rPr>
+          <w:lang w:val="fr_FR" w:bidi="fr_FR"/>
+        </w:rPr>
+        <w:t xml:space="preserve"> ; </w:t>
+      </w:r>
+      <w:r>
+        <w:rPr>
+          <w:lang w:val="fr_FR" w:bidi="fr_FR"/>
+        </w:rPr>
+        <w:t>Jean 8.31–32</w:t>
+      </w:r>
+      <w:r>
+        <w:rPr>
+          <w:lang w:val="fr_FR" w:bidi="fr_FR"/>
+        </w:rPr>
+        <w:t xml:space="preserve"> ; </w:t>
+      </w:r>
+      <w:r>
+        <w:rPr>
+          <w:lang w:val="fr_FR" w:bidi="fr_FR"/>
+        </w:rPr>
+        <w:t>9.1–41</w:t>
+      </w:r>
+      <w:r>
+        <w:rPr>
+          <w:lang w:val="fr_FR" w:bidi="fr_FR"/>
+        </w:rPr>
+        <w:t xml:space="preserve"> ; </w:t>
+      </w:r>
+      <w:r>
+        <w:rPr>
+          <w:lang w:val="fr_FR" w:bidi="fr_FR"/>
+        </w:rPr>
+        <w:t>12.25–26</w:t>
+      </w:r>
+      <w:r>
+        <w:rPr>
+          <w:lang w:val="fr_FR" w:bidi="fr_FR"/>
+        </w:rPr>
+        <w:t xml:space="preserve"> ; </w:t>
+      </w:r>
+      <w:r>
+        <w:rPr>
+          <w:lang w:val="fr_FR" w:bidi="fr_FR"/>
+        </w:rPr>
+        <w:t>13.35</w:t>
+      </w:r>
+      <w:r>
+        <w:rPr>
+          <w:lang w:val="fr_FR" w:bidi="fr_FR"/>
+        </w:rPr>
+        <w:t xml:space="preserve"> ; </w:t>
+      </w:r>
+      <w:r>
+        <w:rPr>
+          <w:lang w:val="fr_FR" w:bidi="fr_FR"/>
+        </w:rPr>
+        <w:t>18.36</w:t>
+      </w:r>
+      <w:r>
+        <w:rPr>
+          <w:lang w:val="fr_FR" w:bidi="fr_FR"/>
+        </w:rPr>
+        <w:t xml:space="preserve"> ; </w:t>
+      </w:r>
+      <w:r>
+        <w:rPr>
+          <w:lang w:val="fr_FR" w:bidi="fr_FR"/>
+        </w:rPr>
+        <w:t>Actes 9.2</w:t>
+      </w:r>
+      <w:r>
+        <w:rPr>
+          <w:lang w:val="fr_FR" w:bidi="fr_FR"/>
+        </w:rPr>
+        <w:t xml:space="preserve"> ; </w:t>
+      </w:r>
+      <w:r>
+        <w:rPr>
+          <w:lang w:val="fr_FR" w:bidi="fr_FR"/>
+        </w:rPr>
+        <w:t>Romains 15.5</w:t>
+      </w:r>
+      <w:r>
+        <w:rPr>
+          <w:lang w:val="fr_FR" w:bidi="fr_FR"/>
+        </w:rPr>
+        <w:t xml:space="preserve"> ; </w:t>
+      </w:r>
+      <w:r>
+        <w:rPr>
+          <w:lang w:val="fr_FR" w:bidi="fr_FR"/>
+        </w:rPr>
+        <w:t>1 Corinthiens 3.4–11</w:t>
+      </w:r>
       <w:r>
         <w:rPr>
           <w:lang w:val="fr_FR" w:bidi="fr_FR"/>
@@ -4526,216 +3380,144 @@
         </w:rPr>
         <w:t xml:space="preserve">L'Ecclésiaste conclut souvent ses réflexions sur ce qui se passe dans la vie en recommandant de profiter de la vie, car c'est un don de Dieu (voir </w:t>
       </w:r>
-      <w:hyperlink r:id="rId165">
-        <w:r>
-          <w:rPr>
-            <w:lang w:val="fr_FR" w:bidi="fr_FR"/>
-          </w:rPr>
-          <w:rPr>
-            <w:color w:val="0000EE"/>
-            <w:u w:val="single"/>
-          </w:rPr>
-          <w:t>Ec 2.24–25</w:t>
-        </w:r>
-      </w:hyperlink>
-      <w:r>
-        <w:rPr>
-          <w:lang w:val="fr_FR" w:bidi="fr_FR"/>
-        </w:rPr>
-        <w:t xml:space="preserve"> ; </w:t>
-      </w:r>
-      <w:hyperlink r:id="rId166">
-        <w:r>
-          <w:rPr>
-            <w:lang w:val="fr_FR" w:bidi="fr_FR"/>
-          </w:rPr>
-          <w:rPr>
-            <w:color w:val="0000EE"/>
-            <w:u w:val="single"/>
-          </w:rPr>
-          <w:t>3.12–13</w:t>
-        </w:r>
-      </w:hyperlink>
+      <w:r>
+        <w:rPr>
+          <w:lang w:val="fr_FR" w:bidi="fr_FR"/>
+        </w:rPr>
+        <w:t>Ec 2.24–25</w:t>
+      </w:r>
+      <w:r>
+        <w:rPr>
+          <w:lang w:val="fr_FR" w:bidi="fr_FR"/>
+        </w:rPr>
+        <w:t xml:space="preserve"> ; </w:t>
+      </w:r>
+      <w:r>
+        <w:rPr>
+          <w:lang w:val="fr_FR" w:bidi="fr_FR"/>
+        </w:rPr>
+        <w:t>3.12–13</w:t>
+      </w:r>
       <w:r>
         <w:rPr>
           <w:lang w:val="fr_FR" w:bidi="fr_FR"/>
         </w:rPr>
         <w:t xml:space="preserve">, </w:t>
       </w:r>
-      <w:hyperlink r:id="rId167">
-        <w:r>
-          <w:rPr>
-            <w:lang w:val="fr_FR" w:bidi="fr_FR"/>
-          </w:rPr>
-          <w:rPr>
-            <w:color w:val="0000EE"/>
-            <w:u w:val="single"/>
-          </w:rPr>
-          <w:t>22</w:t>
-        </w:r>
-      </w:hyperlink>
-      <w:r>
-        <w:rPr>
-          <w:lang w:val="fr_FR" w:bidi="fr_FR"/>
-        </w:rPr>
-        <w:t xml:space="preserve"> ; </w:t>
-      </w:r>
-      <w:hyperlink r:id="rId168">
-        <w:r>
-          <w:rPr>
-            <w:lang w:val="fr_FR" w:bidi="fr_FR"/>
-          </w:rPr>
-          <w:rPr>
-            <w:color w:val="0000EE"/>
-            <w:u w:val="single"/>
-          </w:rPr>
-          <w:t>5.17</w:t>
-        </w:r>
-      </w:hyperlink>
-      <w:r>
-        <w:rPr>
-          <w:lang w:val="fr_FR" w:bidi="fr_FR"/>
-        </w:rPr>
-        <w:t xml:space="preserve"> ; </w:t>
-      </w:r>
-      <w:hyperlink r:id="rId169">
-        <w:r>
-          <w:rPr>
-            <w:lang w:val="fr_FR" w:bidi="fr_FR"/>
-          </w:rPr>
-          <w:rPr>
-            <w:color w:val="0000EE"/>
-            <w:u w:val="single"/>
-          </w:rPr>
-          <w:t>6.9</w:t>
-        </w:r>
-      </w:hyperlink>
-      <w:r>
-        <w:rPr>
-          <w:lang w:val="fr_FR" w:bidi="fr_FR"/>
-        </w:rPr>
-        <w:t xml:space="preserve"> ; </w:t>
-      </w:r>
-      <w:hyperlink r:id="rId170">
-        <w:r>
-          <w:rPr>
-            <w:lang w:val="fr_FR" w:bidi="fr_FR"/>
-          </w:rPr>
-          <w:rPr>
-            <w:color w:val="0000EE"/>
-            <w:u w:val="single"/>
-          </w:rPr>
-          <w:t>8.15</w:t>
-        </w:r>
-      </w:hyperlink>
-      <w:r>
-        <w:rPr>
-          <w:lang w:val="fr_FR" w:bidi="fr_FR"/>
-        </w:rPr>
-        <w:t xml:space="preserve"> ; </w:t>
-      </w:r>
-      <w:hyperlink r:id="rId171">
-        <w:r>
-          <w:rPr>
-            <w:lang w:val="fr_FR" w:bidi="fr_FR"/>
-          </w:rPr>
-          <w:rPr>
-            <w:color w:val="0000EE"/>
-            <w:u w:val="single"/>
-          </w:rPr>
-          <w:t>9.7–9</w:t>
-        </w:r>
-      </w:hyperlink>
-      <w:r>
-        <w:rPr>
-          <w:lang w:val="fr_FR" w:bidi="fr_FR"/>
-        </w:rPr>
-        <w:t xml:space="preserve"> ; </w:t>
-      </w:r>
-      <w:hyperlink r:id="rId172">
-        <w:r>
-          <w:rPr>
-            <w:lang w:val="fr_FR" w:bidi="fr_FR"/>
-          </w:rPr>
-          <w:rPr>
-            <w:color w:val="0000EE"/>
-            <w:u w:val="single"/>
-          </w:rPr>
-          <w:t>11.7–10</w:t>
-        </w:r>
-      </w:hyperlink>
+      <w:r>
+        <w:rPr>
+          <w:lang w:val="fr_FR" w:bidi="fr_FR"/>
+        </w:rPr>
+        <w:t>22</w:t>
+      </w:r>
+      <w:r>
+        <w:rPr>
+          <w:lang w:val="fr_FR" w:bidi="fr_FR"/>
+        </w:rPr>
+        <w:t xml:space="preserve"> ; </w:t>
+      </w:r>
+      <w:r>
+        <w:rPr>
+          <w:lang w:val="fr_FR" w:bidi="fr_FR"/>
+        </w:rPr>
+        <w:t>5.17</w:t>
+      </w:r>
+      <w:r>
+        <w:rPr>
+          <w:lang w:val="fr_FR" w:bidi="fr_FR"/>
+        </w:rPr>
+        <w:t xml:space="preserve"> ; </w:t>
+      </w:r>
+      <w:r>
+        <w:rPr>
+          <w:lang w:val="fr_FR" w:bidi="fr_FR"/>
+        </w:rPr>
+        <w:t>6.9</w:t>
+      </w:r>
+      <w:r>
+        <w:rPr>
+          <w:lang w:val="fr_FR" w:bidi="fr_FR"/>
+        </w:rPr>
+        <w:t xml:space="preserve"> ; </w:t>
+      </w:r>
+      <w:r>
+        <w:rPr>
+          <w:lang w:val="fr_FR" w:bidi="fr_FR"/>
+        </w:rPr>
+        <w:t>8.15</w:t>
+      </w:r>
+      <w:r>
+        <w:rPr>
+          <w:lang w:val="fr_FR" w:bidi="fr_FR"/>
+        </w:rPr>
+        <w:t xml:space="preserve"> ; </w:t>
+      </w:r>
+      <w:r>
+        <w:rPr>
+          <w:lang w:val="fr_FR" w:bidi="fr_FR"/>
+        </w:rPr>
+        <w:t>9.7–9</w:t>
+      </w:r>
+      <w:r>
+        <w:rPr>
+          <w:lang w:val="fr_FR" w:bidi="fr_FR"/>
+        </w:rPr>
+        <w:t xml:space="preserve"> ; </w:t>
+      </w:r>
+      <w:r>
+        <w:rPr>
+          <w:lang w:val="fr_FR" w:bidi="fr_FR"/>
+        </w:rPr>
+        <w:t>11.7–10</w:t>
+      </w:r>
       <w:r>
         <w:rPr>
           <w:lang w:val="fr_FR" w:bidi="fr_FR"/>
         </w:rPr>
         <w:t>). Même quand la vie semble difficile, il y a un temps pour rire, pour danser, pour aimer et pour profiter de la paix. La vie reste précieuse même quand la vieillesse et la mort menacent d'en enlever la joie (</w:t>
       </w:r>
-      <w:hyperlink r:id="rId173">
-        <w:r>
-          <w:rPr>
-            <w:lang w:val="fr_FR" w:bidi="fr_FR"/>
-          </w:rPr>
-          <w:rPr>
-            <w:color w:val="0000EE"/>
-            <w:u w:val="single"/>
-          </w:rPr>
-          <w:t>9.4</w:t>
-        </w:r>
-      </w:hyperlink>
+      <w:r>
+        <w:rPr>
+          <w:lang w:val="fr_FR" w:bidi="fr_FR"/>
+        </w:rPr>
+        <w:t>9.4</w:t>
+      </w:r>
       <w:r>
         <w:rPr>
           <w:lang w:val="fr_FR" w:bidi="fr_FR"/>
         </w:rPr>
         <w:t xml:space="preserve">, </w:t>
       </w:r>
-      <w:hyperlink r:id="rId174">
-        <w:r>
-          <w:rPr>
-            <w:lang w:val="fr_FR" w:bidi="fr_FR"/>
-          </w:rPr>
-          <w:rPr>
-            <w:color w:val="0000EE"/>
-            <w:u w:val="single"/>
-          </w:rPr>
-          <w:t>10</w:t>
-        </w:r>
-      </w:hyperlink>
-      <w:r>
-        <w:rPr>
-          <w:lang w:val="fr_FR" w:bidi="fr_FR"/>
-        </w:rPr>
-        <w:t xml:space="preserve"> ; </w:t>
-      </w:r>
-      <w:hyperlink r:id="rId175">
-        <w:r>
-          <w:rPr>
-            <w:lang w:val="fr_FR" w:bidi="fr_FR"/>
-          </w:rPr>
-          <w:rPr>
-            <w:color w:val="0000EE"/>
-            <w:u w:val="single"/>
-          </w:rPr>
-          <w:t>11.7–9</w:t>
-        </w:r>
-      </w:hyperlink>
-      <w:r>
-        <w:rPr>
-          <w:lang w:val="fr_FR" w:bidi="fr_FR"/>
-        </w:rPr>
-        <w:t xml:space="preserve"> ; </w:t>
-      </w:r>
-      <w:hyperlink r:id="rId176">
-        <w:r>
-          <w:rPr>
-            <w:lang w:val="fr_FR" w:bidi="fr_FR"/>
-          </w:rPr>
-          <w:rPr>
-            <w:color w:val="0000EE"/>
-            <w:u w:val="single"/>
-          </w:rPr>
-          <w:t>12.1</w:t>
-        </w:r>
-      </w:hyperlink>
+      <w:r>
+        <w:rPr>
+          <w:lang w:val="fr_FR" w:bidi="fr_FR"/>
+        </w:rPr>
+        <w:t>10</w:t>
+      </w:r>
+      <w:r>
+        <w:rPr>
+          <w:lang w:val="fr_FR" w:bidi="fr_FR"/>
+        </w:rPr>
+        <w:t xml:space="preserve"> ; </w:t>
+      </w:r>
+      <w:r>
+        <w:rPr>
+          <w:lang w:val="fr_FR" w:bidi="fr_FR"/>
+        </w:rPr>
+        <w:t>11.7–9</w:t>
+      </w:r>
+      <w:r>
+        <w:rPr>
+          <w:lang w:val="fr_FR" w:bidi="fr_FR"/>
+        </w:rPr>
+        <w:t xml:space="preserve"> ; </w:t>
+      </w:r>
+      <w:r>
+        <w:rPr>
+          <w:lang w:val="fr_FR" w:bidi="fr_FR"/>
+        </w:rPr>
+        <w:t>12.1</w:t>
+      </w:r>
       <w:r>
         <w:rPr>
           <w:lang w:val="fr_FR" w:bidi="fr_FR"/>
@@ -4770,108 +3552,72 @@
         </w:rPr>
         <w:t>Toutefois, l''Ecclésiaste avertit que de se vouer au plaisir est de la folie. Celui qui ne veut que le plaisir n'en aura jamais assez et sera toujours frustré. Ainsi, ne rechercher que le plaisir ne profite pas et n'est pas sage (</w:t>
       </w:r>
-      <w:hyperlink r:id="rId177">
-        <w:r>
-          <w:rPr>
-            <w:lang w:val="fr_FR" w:bidi="fr_FR"/>
-          </w:rPr>
-          <w:rPr>
-            <w:color w:val="0000EE"/>
-            <w:u w:val="single"/>
-          </w:rPr>
-          <w:t>2.1–2</w:t>
-        </w:r>
-      </w:hyperlink>
-      <w:r>
-        <w:rPr>
-          <w:lang w:val="fr_FR" w:bidi="fr_FR"/>
-        </w:rPr>
-        <w:t xml:space="preserve"> ; </w:t>
-      </w:r>
-      <w:hyperlink r:id="rId178">
-        <w:r>
-          <w:rPr>
-            <w:lang w:val="fr_FR" w:bidi="fr_FR"/>
-          </w:rPr>
-          <w:rPr>
-            <w:color w:val="0000EE"/>
-            <w:u w:val="single"/>
-          </w:rPr>
-          <w:t>7.4</w:t>
-        </w:r>
-      </w:hyperlink>
-      <w:r>
-        <w:rPr>
-          <w:lang w:val="fr_FR" w:bidi="fr_FR"/>
-        </w:rPr>
-        <w:t xml:space="preserve"> ; </w:t>
-      </w:r>
-      <w:hyperlink r:id="rId179">
-        <w:r>
-          <w:rPr>
-            <w:lang w:val="fr_FR" w:bidi="fr_FR"/>
-          </w:rPr>
-          <w:rPr>
-            <w:color w:val="0000EE"/>
-            <w:u w:val="single"/>
-          </w:rPr>
-          <w:t>10.16–19</w:t>
-        </w:r>
-      </w:hyperlink>
+      <w:r>
+        <w:rPr>
+          <w:lang w:val="fr_FR" w:bidi="fr_FR"/>
+        </w:rPr>
+        <w:t>2.1–2</w:t>
+      </w:r>
+      <w:r>
+        <w:rPr>
+          <w:lang w:val="fr_FR" w:bidi="fr_FR"/>
+        </w:rPr>
+        <w:t xml:space="preserve"> ; </w:t>
+      </w:r>
+      <w:r>
+        <w:rPr>
+          <w:lang w:val="fr_FR" w:bidi="fr_FR"/>
+        </w:rPr>
+        <w:t>7.4</w:t>
+      </w:r>
+      <w:r>
+        <w:rPr>
+          <w:lang w:val="fr_FR" w:bidi="fr_FR"/>
+        </w:rPr>
+        <w:t xml:space="preserve"> ; </w:t>
+      </w:r>
+      <w:r>
+        <w:rPr>
+          <w:lang w:val="fr_FR" w:bidi="fr_FR"/>
+        </w:rPr>
+        <w:t>10.16–19</w:t>
+      </w:r>
       <w:r>
         <w:rPr>
           <w:lang w:val="fr_FR" w:bidi="fr_FR"/>
         </w:rPr>
         <w:t xml:space="preserve"> ; voir aussi </w:t>
       </w:r>
-      <w:hyperlink r:id="rId180">
-        <w:r>
-          <w:rPr>
-            <w:lang w:val="fr_FR" w:bidi="fr_FR"/>
-          </w:rPr>
-          <w:rPr>
-            <w:color w:val="0000EE"/>
-            <w:u w:val="single"/>
-          </w:rPr>
-          <w:t>Es 22.13</w:t>
-        </w:r>
-      </w:hyperlink>
-      <w:r>
-        <w:rPr>
-          <w:lang w:val="fr_FR" w:bidi="fr_FR"/>
-        </w:rPr>
-        <w:t xml:space="preserve"> ; </w:t>
-      </w:r>
-      <w:hyperlink r:id="rId181">
-        <w:r>
-          <w:rPr>
-            <w:lang w:val="fr_FR" w:bidi="fr_FR"/>
-          </w:rPr>
-          <w:rPr>
-            <w:color w:val="0000EE"/>
-            <w:u w:val="single"/>
-          </w:rPr>
-          <w:t>56.12</w:t>
-        </w:r>
-      </w:hyperlink>
-      <w:r>
-        <w:rPr>
-          <w:lang w:val="fr_FR" w:bidi="fr_FR"/>
-        </w:rPr>
-        <w:t xml:space="preserve"> ; </w:t>
-      </w:r>
-      <w:hyperlink r:id="rId182">
-        <w:r>
-          <w:rPr>
-            <w:lang w:val="fr_FR" w:bidi="fr_FR"/>
-          </w:rPr>
-          <w:rPr>
-            <w:color w:val="0000EE"/>
-            <w:u w:val="single"/>
-          </w:rPr>
-          <w:t>Lc 12.19–20</w:t>
-        </w:r>
-      </w:hyperlink>
+      <w:r>
+        <w:rPr>
+          <w:lang w:val="fr_FR" w:bidi="fr_FR"/>
+        </w:rPr>
+        <w:t>Es 22.13</w:t>
+      </w:r>
+      <w:r>
+        <w:rPr>
+          <w:lang w:val="fr_FR" w:bidi="fr_FR"/>
+        </w:rPr>
+        <w:t xml:space="preserve"> ; </w:t>
+      </w:r>
+      <w:r>
+        <w:rPr>
+          <w:lang w:val="fr_FR" w:bidi="fr_FR"/>
+        </w:rPr>
+        <w:t>56.12</w:t>
+      </w:r>
+      <w:r>
+        <w:rPr>
+          <w:lang w:val="fr_FR" w:bidi="fr_FR"/>
+        </w:rPr>
+        <w:t xml:space="preserve"> ; </w:t>
+      </w:r>
+      <w:r>
+        <w:rPr>
+          <w:lang w:val="fr_FR" w:bidi="fr_FR"/>
+        </w:rPr>
+        <w:t>Lc 12.19–20</w:t>
+      </w:r>
       <w:r>
         <w:rPr>
           <w:lang w:val="fr_FR" w:bidi="fr_FR"/>
@@ -4892,36 +3638,24 @@
         </w:rPr>
         <w:t>Le Nouveau Testament nous encourage à toujours nous réjouir dans le Seigneur, même quand nous traversons des épreuves difficiles (</w:t>
       </w:r>
-      <w:hyperlink r:id="rId108">
-        <w:r>
-          <w:rPr>
-            <w:lang w:val="fr_FR" w:bidi="fr_FR"/>
-          </w:rPr>
-          <w:rPr>
-            <w:color w:val="0000EE"/>
-            <w:u w:val="single"/>
-          </w:rPr>
-          <w:t>Ph 4.4</w:t>
-        </w:r>
-      </w:hyperlink>
-      <w:r>
-        <w:rPr>
-          <w:lang w:val="fr_FR" w:bidi="fr_FR"/>
-        </w:rPr>
-        <w:t xml:space="preserve"> ; </w:t>
-      </w:r>
-      <w:hyperlink r:id="rId183">
-        <w:r>
-          <w:rPr>
-            <w:lang w:val="fr_FR" w:bidi="fr_FR"/>
-          </w:rPr>
-          <w:rPr>
-            <w:color w:val="0000EE"/>
-            <w:u w:val="single"/>
-          </w:rPr>
-          <w:t>Jc 1.2</w:t>
-        </w:r>
-      </w:hyperlink>
+      <w:r>
+        <w:rPr>
+          <w:lang w:val="fr_FR" w:bidi="fr_FR"/>
+        </w:rPr>
+        <w:t>Ph 4.4</w:t>
+      </w:r>
+      <w:r>
+        <w:rPr>
+          <w:lang w:val="fr_FR" w:bidi="fr_FR"/>
+        </w:rPr>
+        <w:t xml:space="preserve"> ; </w:t>
+      </w:r>
+      <w:r>
+        <w:rPr>
+          <w:lang w:val="fr_FR" w:bidi="fr_FR"/>
+        </w:rPr>
+        <w:t>Jc 1.2</w:t>
+      </w:r>
       <w:r>
         <w:rPr>
           <w:lang w:val="fr_FR" w:bidi="fr_FR"/>
@@ -4964,288 +3698,192 @@
           <w:lang w:val="fr_FR" w:bidi="fr_FR"/>
         </w:rPr>
       </w:r>
-      <w:hyperlink r:id="rId165">
-        <w:r>
-          <w:rPr>
-            <w:lang w:val="fr_FR" w:bidi="fr_FR"/>
-          </w:rPr>
-          <w:rPr>
-            <w:color w:val="0000EE"/>
-            <w:u w:val="single"/>
-          </w:rPr>
-          <w:t>Ecclésiaste 2.24–25</w:t>
-        </w:r>
-      </w:hyperlink>
-      <w:r>
-        <w:rPr>
-          <w:lang w:val="fr_FR" w:bidi="fr_FR"/>
-        </w:rPr>
-        <w:t xml:space="preserve"> ; </w:t>
-      </w:r>
-      <w:hyperlink r:id="rId166">
-        <w:r>
-          <w:rPr>
-            <w:lang w:val="fr_FR" w:bidi="fr_FR"/>
-          </w:rPr>
-          <w:rPr>
-            <w:color w:val="0000EE"/>
-            <w:u w:val="single"/>
-          </w:rPr>
-          <w:t>3.12–13</w:t>
-        </w:r>
-      </w:hyperlink>
+      <w:r>
+        <w:rPr>
+          <w:lang w:val="fr_FR" w:bidi="fr_FR"/>
+        </w:rPr>
+        <w:t>Ecclésiaste 2.24–25</w:t>
+      </w:r>
+      <w:r>
+        <w:rPr>
+          <w:lang w:val="fr_FR" w:bidi="fr_FR"/>
+        </w:rPr>
+        <w:t xml:space="preserve"> ; </w:t>
+      </w:r>
+      <w:r>
+        <w:rPr>
+          <w:lang w:val="fr_FR" w:bidi="fr_FR"/>
+        </w:rPr>
+        <w:t>3.12–13</w:t>
+      </w:r>
       <w:r>
         <w:rPr>
           <w:lang w:val="fr_FR" w:bidi="fr_FR"/>
         </w:rPr>
         <w:t xml:space="preserve">, </w:t>
       </w:r>
-      <w:hyperlink r:id="rId167">
-        <w:r>
-          <w:rPr>
-            <w:lang w:val="fr_FR" w:bidi="fr_FR"/>
-          </w:rPr>
-          <w:rPr>
-            <w:color w:val="0000EE"/>
-            <w:u w:val="single"/>
-          </w:rPr>
-          <w:t>22</w:t>
-        </w:r>
-      </w:hyperlink>
-      <w:r>
-        <w:rPr>
-          <w:lang w:val="fr_FR" w:bidi="fr_FR"/>
-        </w:rPr>
-        <w:t xml:space="preserve"> ; </w:t>
-      </w:r>
-      <w:hyperlink r:id="rId184">
-        <w:r>
-          <w:rPr>
-            <w:lang w:val="fr_FR" w:bidi="fr_FR"/>
-          </w:rPr>
-          <w:rPr>
-            <w:color w:val="0000EE"/>
-            <w:u w:val="single"/>
-          </w:rPr>
-          <w:t>4.6</w:t>
-        </w:r>
-      </w:hyperlink>
-      <w:r>
-        <w:rPr>
-          <w:lang w:val="fr_FR" w:bidi="fr_FR"/>
-        </w:rPr>
-        <w:t xml:space="preserve"> ; </w:t>
-      </w:r>
-      <w:hyperlink r:id="rId185">
-        <w:r>
-          <w:rPr>
-            <w:lang w:val="fr_FR" w:bidi="fr_FR"/>
-          </w:rPr>
-          <w:rPr>
-            <w:color w:val="0000EE"/>
-            <w:u w:val="single"/>
-          </w:rPr>
-          <w:t>5.17–19</w:t>
-        </w:r>
-      </w:hyperlink>
-      <w:r>
-        <w:rPr>
-          <w:lang w:val="fr_FR" w:bidi="fr_FR"/>
-        </w:rPr>
-        <w:t xml:space="preserve"> ; </w:t>
-      </w:r>
-      <w:hyperlink r:id="rId169">
-        <w:r>
-          <w:rPr>
-            <w:lang w:val="fr_FR" w:bidi="fr_FR"/>
-          </w:rPr>
-          <w:rPr>
-            <w:color w:val="0000EE"/>
-            <w:u w:val="single"/>
-          </w:rPr>
-          <w:t>6.9</w:t>
-        </w:r>
-      </w:hyperlink>
-      <w:r>
-        <w:rPr>
-          <w:lang w:val="fr_FR" w:bidi="fr_FR"/>
-        </w:rPr>
-        <w:t xml:space="preserve"> ; </w:t>
-      </w:r>
-      <w:hyperlink r:id="rId170">
-        <w:r>
-          <w:rPr>
-            <w:lang w:val="fr_FR" w:bidi="fr_FR"/>
-          </w:rPr>
-          <w:rPr>
-            <w:color w:val="0000EE"/>
-            <w:u w:val="single"/>
-          </w:rPr>
-          <w:t>8.15</w:t>
-        </w:r>
-      </w:hyperlink>
-      <w:r>
-        <w:rPr>
-          <w:lang w:val="fr_FR" w:bidi="fr_FR"/>
-        </w:rPr>
-        <w:t xml:space="preserve"> ; </w:t>
-      </w:r>
-      <w:hyperlink r:id="rId171">
-        <w:r>
-          <w:rPr>
-            <w:lang w:val="fr_FR" w:bidi="fr_FR"/>
-          </w:rPr>
-          <w:rPr>
-            <w:color w:val="0000EE"/>
-            <w:u w:val="single"/>
-          </w:rPr>
-          <w:t>9.7–9</w:t>
-        </w:r>
-      </w:hyperlink>
-      <w:r>
-        <w:rPr>
-          <w:lang w:val="fr_FR" w:bidi="fr_FR"/>
-        </w:rPr>
-        <w:t xml:space="preserve"> ; </w:t>
-      </w:r>
-      <w:hyperlink r:id="rId172">
-        <w:r>
-          <w:rPr>
-            <w:lang w:val="fr_FR" w:bidi="fr_FR"/>
-          </w:rPr>
-          <w:rPr>
-            <w:color w:val="0000EE"/>
-            <w:u w:val="single"/>
-          </w:rPr>
-          <w:t>11.7–10</w:t>
-        </w:r>
-      </w:hyperlink>
-      <w:r>
-        <w:rPr>
-          <w:lang w:val="fr_FR" w:bidi="fr_FR"/>
-        </w:rPr>
-        <w:t xml:space="preserve"> ; </w:t>
-      </w:r>
-      <w:hyperlink r:id="rId180">
-        <w:r>
-          <w:rPr>
-            <w:lang w:val="fr_FR" w:bidi="fr_FR"/>
-          </w:rPr>
-          <w:rPr>
-            <w:color w:val="0000EE"/>
-            <w:u w:val="single"/>
-          </w:rPr>
-          <w:t>Ésaïe 22.13</w:t>
-        </w:r>
-      </w:hyperlink>
-      <w:r>
-        <w:rPr>
-          <w:lang w:val="fr_FR" w:bidi="fr_FR"/>
-        </w:rPr>
-        <w:t xml:space="preserve"> ; </w:t>
-      </w:r>
-      <w:hyperlink r:id="rId181">
-        <w:r>
-          <w:rPr>
-            <w:lang w:val="fr_FR" w:bidi="fr_FR"/>
-          </w:rPr>
-          <w:rPr>
-            <w:color w:val="0000EE"/>
-            <w:u w:val="single"/>
-          </w:rPr>
-          <w:t>56.12</w:t>
-        </w:r>
-      </w:hyperlink>
-      <w:r>
-        <w:rPr>
-          <w:lang w:val="fr_FR" w:bidi="fr_FR"/>
-        </w:rPr>
-        <w:t xml:space="preserve"> ; </w:t>
-      </w:r>
-      <w:hyperlink r:id="rId182">
-        <w:r>
-          <w:rPr>
-            <w:lang w:val="fr_FR" w:bidi="fr_FR"/>
-          </w:rPr>
-          <w:rPr>
-            <w:color w:val="0000EE"/>
-            <w:u w:val="single"/>
-          </w:rPr>
-          <w:t>Luc 12.19–20</w:t>
-        </w:r>
-      </w:hyperlink>
-      <w:r>
-        <w:rPr>
-          <w:lang w:val="fr_FR" w:bidi="fr_FR"/>
-        </w:rPr>
-        <w:t xml:space="preserve"> ; </w:t>
-      </w:r>
-      <w:hyperlink r:id="rId108">
-        <w:r>
-          <w:rPr>
-            <w:lang w:val="fr_FR" w:bidi="fr_FR"/>
-          </w:rPr>
-          <w:rPr>
-            <w:color w:val="0000EE"/>
-            <w:u w:val="single"/>
-          </w:rPr>
-          <w:t>Philippiens 4.4</w:t>
-        </w:r>
-      </w:hyperlink>
-      <w:r>
-        <w:rPr>
-          <w:lang w:val="fr_FR" w:bidi="fr_FR"/>
-        </w:rPr>
-        <w:t xml:space="preserve"> ; </w:t>
-      </w:r>
-      <w:hyperlink r:id="rId186">
-        <w:r>
-          <w:rPr>
-            <w:lang w:val="fr_FR" w:bidi="fr_FR"/>
-          </w:rPr>
-          <w:rPr>
-            <w:color w:val="0000EE"/>
-            <w:u w:val="single"/>
-          </w:rPr>
-          <w:t>Colossiens 2.20–22</w:t>
-        </w:r>
-      </w:hyperlink>
-      <w:r>
-        <w:rPr>
-          <w:lang w:val="fr_FR" w:bidi="fr_FR"/>
-        </w:rPr>
-        <w:t xml:space="preserve"> ; </w:t>
-      </w:r>
-      <w:hyperlink r:id="rId183">
-        <w:r>
-          <w:rPr>
-            <w:lang w:val="fr_FR" w:bidi="fr_FR"/>
-          </w:rPr>
-          <w:rPr>
-            <w:color w:val="0000EE"/>
-            <w:u w:val="single"/>
-          </w:rPr>
-          <w:t>Jacques 1.2</w:t>
-        </w:r>
-      </w:hyperlink>
-      <w:r>
-        <w:rPr>
-          <w:lang w:val="fr_FR" w:bidi="fr_FR"/>
-        </w:rPr>
-        <w:t xml:space="preserve"> ; </w:t>
-      </w:r>
-      <w:hyperlink r:id="rId187">
-        <w:r>
-          <w:rPr>
-            <w:lang w:val="fr_FR" w:bidi="fr_FR"/>
-          </w:rPr>
-          <w:rPr>
-            <w:color w:val="0000EE"/>
-            <w:u w:val="single"/>
-          </w:rPr>
-          <w:t>4.13–16</w:t>
-        </w:r>
-      </w:hyperlink>
+      <w:r>
+        <w:rPr>
+          <w:lang w:val="fr_FR" w:bidi="fr_FR"/>
+        </w:rPr>
+        <w:t>22</w:t>
+      </w:r>
+      <w:r>
+        <w:rPr>
+          <w:lang w:val="fr_FR" w:bidi="fr_FR"/>
+        </w:rPr>
+        <w:t xml:space="preserve"> ; </w:t>
+      </w:r>
+      <w:r>
+        <w:rPr>
+          <w:lang w:val="fr_FR" w:bidi="fr_FR"/>
+        </w:rPr>
+        <w:t>4.6</w:t>
+      </w:r>
+      <w:r>
+        <w:rPr>
+          <w:lang w:val="fr_FR" w:bidi="fr_FR"/>
+        </w:rPr>
+        <w:t xml:space="preserve"> ; </w:t>
+      </w:r>
+      <w:r>
+        <w:rPr>
+          <w:lang w:val="fr_FR" w:bidi="fr_FR"/>
+        </w:rPr>
+        <w:t>5.17–19</w:t>
+      </w:r>
+      <w:r>
+        <w:rPr>
+          <w:lang w:val="fr_FR" w:bidi="fr_FR"/>
+        </w:rPr>
+        <w:t xml:space="preserve"> ; </w:t>
+      </w:r>
+      <w:r>
+        <w:rPr>
+          <w:lang w:val="fr_FR" w:bidi="fr_FR"/>
+        </w:rPr>
+        <w:t>6.9</w:t>
+      </w:r>
+      <w:r>
+        <w:rPr>
+          <w:lang w:val="fr_FR" w:bidi="fr_FR"/>
+        </w:rPr>
+        <w:t xml:space="preserve"> ; </w:t>
+      </w:r>
+      <w:r>
+        <w:rPr>
+          <w:lang w:val="fr_FR" w:bidi="fr_FR"/>
+        </w:rPr>
+        <w:t>8.15</w:t>
+      </w:r>
+      <w:r>
+        <w:rPr>
+          <w:lang w:val="fr_FR" w:bidi="fr_FR"/>
+        </w:rPr>
+        <w:t xml:space="preserve"> ; </w:t>
+      </w:r>
+      <w:r>
+        <w:rPr>
+          <w:lang w:val="fr_FR" w:bidi="fr_FR"/>
+        </w:rPr>
+        <w:t>9.7–9</w:t>
+      </w:r>
+      <w:r>
+        <w:rPr>
+          <w:lang w:val="fr_FR" w:bidi="fr_FR"/>
+        </w:rPr>
+        <w:t xml:space="preserve"> ; </w:t>
+      </w:r>
+      <w:r>
+        <w:rPr>
+          <w:lang w:val="fr_FR" w:bidi="fr_FR"/>
+        </w:rPr>
+        <w:t>11.7–10</w:t>
+      </w:r>
+      <w:r>
+        <w:rPr>
+          <w:lang w:val="fr_FR" w:bidi="fr_FR"/>
+        </w:rPr>
+        <w:t xml:space="preserve"> ; </w:t>
+      </w:r>
+      <w:r>
+        <w:rPr>
+          <w:lang w:val="fr_FR" w:bidi="fr_FR"/>
+        </w:rPr>
+        <w:t>Ésaïe 22.13</w:t>
+      </w:r>
+      <w:r>
+        <w:rPr>
+          <w:lang w:val="fr_FR" w:bidi="fr_FR"/>
+        </w:rPr>
+        <w:t xml:space="preserve"> ; </w:t>
+      </w:r>
+      <w:r>
+        <w:rPr>
+          <w:lang w:val="fr_FR" w:bidi="fr_FR"/>
+        </w:rPr>
+        <w:t>56.12</w:t>
+      </w:r>
+      <w:r>
+        <w:rPr>
+          <w:lang w:val="fr_FR" w:bidi="fr_FR"/>
+        </w:rPr>
+        <w:t xml:space="preserve"> ; </w:t>
+      </w:r>
+      <w:r>
+        <w:rPr>
+          <w:lang w:val="fr_FR" w:bidi="fr_FR"/>
+        </w:rPr>
+        <w:t>Luc 12.19–20</w:t>
+      </w:r>
+      <w:r>
+        <w:rPr>
+          <w:lang w:val="fr_FR" w:bidi="fr_FR"/>
+        </w:rPr>
+        <w:t xml:space="preserve"> ; </w:t>
+      </w:r>
+      <w:r>
+        <w:rPr>
+          <w:lang w:val="fr_FR" w:bidi="fr_FR"/>
+        </w:rPr>
+        <w:t>Philippiens 4.4</w:t>
+      </w:r>
+      <w:r>
+        <w:rPr>
+          <w:lang w:val="fr_FR" w:bidi="fr_FR"/>
+        </w:rPr>
+        <w:t xml:space="preserve"> ; </w:t>
+      </w:r>
+      <w:r>
+        <w:rPr>
+          <w:lang w:val="fr_FR" w:bidi="fr_FR"/>
+        </w:rPr>
+        <w:t>Colossiens 2.20–22</w:t>
+      </w:r>
+      <w:r>
+        <w:rPr>
+          <w:lang w:val="fr_FR" w:bidi="fr_FR"/>
+        </w:rPr>
+        <w:t xml:space="preserve"> ; </w:t>
+      </w:r>
+      <w:r>
+        <w:rPr>
+          <w:lang w:val="fr_FR" w:bidi="fr_FR"/>
+        </w:rPr>
+        <w:t>Jacques 1.2</w:t>
+      </w:r>
+      <w:r>
+        <w:rPr>
+          <w:lang w:val="fr_FR" w:bidi="fr_FR"/>
+        </w:rPr>
+        <w:t xml:space="preserve"> ; </w:t>
+      </w:r>
+      <w:r>
+        <w:rPr>
+          <w:lang w:val="fr_FR" w:bidi="fr_FR"/>
+        </w:rPr>
+        <w:t>4.13–16</w:t>
+      </w:r>
       <w:r>
         <w:rPr>
           <w:lang w:val="fr_FR" w:bidi="fr_FR"/>
@@ -5294,54 +3932,36 @@
         </w:rPr>
         <w:t xml:space="preserve">Les lois concernant la pureté et l'impureté cérémonielles distinguaient Israël des autres nations. Certains pensent que l'impureté est particulièrement liée à la mort ou à ce qui peut causer la mort (voir p. ex. </w:t>
       </w:r>
-      <w:hyperlink r:id="rId188">
-        <w:r>
-          <w:rPr>
-            <w:lang w:val="fr_FR" w:bidi="fr_FR"/>
-          </w:rPr>
-          <w:rPr>
-            <w:color w:val="0000EE"/>
-            <w:u w:val="single"/>
-          </w:rPr>
-          <w:t>Lv 21.1</w:t>
-        </w:r>
-      </w:hyperlink>
+      <w:r>
+        <w:rPr>
+          <w:lang w:val="fr_FR" w:bidi="fr_FR"/>
+        </w:rPr>
+        <w:t>Lv 21.1</w:t>
+      </w:r>
       <w:r>
         <w:rPr>
           <w:lang w:val="fr_FR" w:bidi="fr_FR"/>
         </w:rPr>
         <w:t xml:space="preserve">, </w:t>
       </w:r>
-      <w:hyperlink r:id="rId189">
-        <w:r>
-          <w:rPr>
-            <w:lang w:val="fr_FR" w:bidi="fr_FR"/>
-          </w:rPr>
-          <w:rPr>
-            <w:color w:val="0000EE"/>
-            <w:u w:val="single"/>
-          </w:rPr>
-          <w:t>11</w:t>
-        </w:r>
-      </w:hyperlink>
-      <w:r>
-        <w:rPr>
-          <w:lang w:val="fr_FR" w:bidi="fr_FR"/>
-        </w:rPr>
-        <w:t xml:space="preserve"> ; </w:t>
-      </w:r>
-      <w:hyperlink r:id="rId190">
-        <w:r>
-          <w:rPr>
-            <w:lang w:val="fr_FR" w:bidi="fr_FR"/>
-          </w:rPr>
-          <w:rPr>
-            <w:color w:val="0000EE"/>
-            <w:u w:val="single"/>
-          </w:rPr>
-          <w:t>22.8</w:t>
-        </w:r>
-      </w:hyperlink>
+      <w:r>
+        <w:rPr>
+          <w:lang w:val="fr_FR" w:bidi="fr_FR"/>
+        </w:rPr>
+        <w:t>11</w:t>
+      </w:r>
+      <w:r>
+        <w:rPr>
+          <w:lang w:val="fr_FR" w:bidi="fr_FR"/>
+        </w:rPr>
+        <w:t xml:space="preserve"> ; </w:t>
+      </w:r>
+      <w:r>
+        <w:rPr>
+          <w:lang w:val="fr_FR" w:bidi="fr_FR"/>
+        </w:rPr>
+        <w:t>22.8</w:t>
+      </w:r>
       <w:r>
         <w:rPr>
           <w:lang w:val="fr_FR" w:bidi="fr_FR"/>
@@ -5362,18 +3982,12 @@
         </w:rPr>
         <w:t>L'impureté n'est pas la même chose que le péché, sauf quand quelqu'un viole les lois d'impureté (p. ex. en mangeant quelque chose d'impur). Ce qui est impur ne devait pas entrer en contact avec ce qui est saint (</w:t>
       </w:r>
-      <w:hyperlink r:id="rId191">
-        <w:r>
-          <w:rPr>
-            <w:lang w:val="fr_FR" w:bidi="fr_FR"/>
-          </w:rPr>
-          <w:rPr>
-            <w:color w:val="0000EE"/>
-            <w:u w:val="single"/>
-          </w:rPr>
-          <w:t>Lv 11.44–45</w:t>
-        </w:r>
-      </w:hyperlink>
+      <w:r>
+        <w:rPr>
+          <w:lang w:val="fr_FR" w:bidi="fr_FR"/>
+        </w:rPr>
+        <w:t>Lv 11.44–45</w:t>
+      </w:r>
       <w:r>
         <w:rPr>
           <w:lang w:val="fr_FR" w:bidi="fr_FR"/>
@@ -5422,54 +4036,36 @@
         </w:rPr>
         <w:t>Les Juifs considéraient les non-Juifs impurs parce qu'ils ne suivaient pas la loi de Dieu, mais en Jésus-Christ, Dieu offre sa grâce à tous ceux qui se repentent et les purifie de leurs péchés (</w:t>
       </w:r>
-      <w:hyperlink r:id="rId192">
-        <w:r>
-          <w:rPr>
-            <w:lang w:val="fr_FR" w:bidi="fr_FR"/>
-          </w:rPr>
-          <w:rPr>
-            <w:color w:val="0000EE"/>
-            <w:u w:val="single"/>
-          </w:rPr>
-          <w:t>Ac 10.15</w:t>
-        </w:r>
-      </w:hyperlink>
+      <w:r>
+        <w:rPr>
+          <w:lang w:val="fr_FR" w:bidi="fr_FR"/>
+        </w:rPr>
+        <w:t>Ac 10.15</w:t>
+      </w:r>
       <w:r>
         <w:rPr>
           <w:lang w:val="fr_FR" w:bidi="fr_FR"/>
         </w:rPr>
         <w:t xml:space="preserve">, </w:t>
       </w:r>
-      <w:hyperlink r:id="rId193">
-        <w:r>
-          <w:rPr>
-            <w:lang w:val="fr_FR" w:bidi="fr_FR"/>
-          </w:rPr>
-          <w:rPr>
-            <w:color w:val="0000EE"/>
-            <w:u w:val="single"/>
-          </w:rPr>
-          <w:t>28</w:t>
-        </w:r>
-      </w:hyperlink>
+      <w:r>
+        <w:rPr>
+          <w:lang w:val="fr_FR" w:bidi="fr_FR"/>
+        </w:rPr>
+        <w:t>28</w:t>
+      </w:r>
       <w:r>
         <w:rPr>
           <w:lang w:val="fr_FR" w:bidi="fr_FR"/>
         </w:rPr>
         <w:t xml:space="preserve">, </w:t>
       </w:r>
-      <w:hyperlink r:id="rId194">
-        <w:r>
-          <w:rPr>
-            <w:lang w:val="fr_FR" w:bidi="fr_FR"/>
-          </w:rPr>
-          <w:rPr>
-            <w:color w:val="0000EE"/>
-            <w:u w:val="single"/>
-          </w:rPr>
-          <w:t>45)</w:t>
-        </w:r>
-      </w:hyperlink>
+      <w:r>
+        <w:rPr>
+          <w:lang w:val="fr_FR" w:bidi="fr_FR"/>
+        </w:rPr>
+        <w:t>45)</w:t>
+      </w:r>
       <w:r>
         <w:rPr>
           <w:lang w:val="fr_FR" w:bidi="fr_FR"/>
@@ -5490,18 +4086,12 @@
         </w:rPr>
         <w:t xml:space="preserve">Le Dieu qui est saint, appelle toujours son peuple à la sainteté. Certains péchés sont graves et offensent la sainteté de Dieu (p. ex., le mensonge d'Ananias et de Saphira, voir </w:t>
       </w:r>
-      <w:hyperlink r:id="rId195">
-        <w:r>
-          <w:rPr>
-            <w:lang w:val="fr_FR" w:bidi="fr_FR"/>
-          </w:rPr>
-          <w:rPr>
-            <w:color w:val="0000EE"/>
-            <w:u w:val="single"/>
-          </w:rPr>
-          <w:t>Ac 5.1–11)</w:t>
-        </w:r>
-      </w:hyperlink>
+      <w:r>
+        <w:rPr>
+          <w:lang w:val="fr_FR" w:bidi="fr_FR"/>
+        </w:rPr>
+        <w:t>Ac 5.1–11)</w:t>
+      </w:r>
       <w:r>
         <w:rPr>
           <w:lang w:val="fr_FR" w:bidi="fr_FR"/>
@@ -5531,288 +4121,192 @@
           <w:lang w:val="fr_FR" w:bidi="fr_FR"/>
         </w:rPr>
       </w:r>
-      <w:hyperlink r:id="rId196">
-        <w:r>
-          <w:rPr>
-            <w:lang w:val="fr_FR" w:bidi="fr_FR"/>
-          </w:rPr>
-          <w:rPr>
-            <w:color w:val="0000EE"/>
-            <w:u w:val="single"/>
-          </w:rPr>
-          <w:t>Genèse 7.2</w:t>
-        </w:r>
-      </w:hyperlink>
-      <w:r>
-        <w:rPr>
-          <w:lang w:val="fr_FR" w:bidi="fr_FR"/>
-        </w:rPr>
-        <w:t xml:space="preserve"> ; </w:t>
-      </w:r>
-      <w:hyperlink r:id="rId197">
-        <w:r>
-          <w:rPr>
-            <w:lang w:val="fr_FR" w:bidi="fr_FR"/>
-          </w:rPr>
-          <w:rPr>
-            <w:color w:val="0000EE"/>
-            <w:u w:val="single"/>
-          </w:rPr>
-          <w:t>Lévitique 11.1–15.33</w:t>
-        </w:r>
-      </w:hyperlink>
-      <w:r>
-        <w:rPr>
-          <w:lang w:val="fr_FR" w:bidi="fr_FR"/>
-        </w:rPr>
-        <w:t xml:space="preserve"> ; </w:t>
-      </w:r>
-      <w:hyperlink r:id="rId198">
-        <w:r>
-          <w:rPr>
-            <w:lang w:val="fr_FR" w:bidi="fr_FR"/>
-          </w:rPr>
-          <w:rPr>
-            <w:color w:val="0000EE"/>
-            <w:u w:val="single"/>
-          </w:rPr>
-          <w:t>21.1–23</w:t>
-        </w:r>
-      </w:hyperlink>
-      <w:r>
-        <w:rPr>
-          <w:lang w:val="fr_FR" w:bidi="fr_FR"/>
-        </w:rPr>
-        <w:t xml:space="preserve"> ; </w:t>
-      </w:r>
-      <w:hyperlink r:id="rId199">
-        <w:r>
-          <w:rPr>
-            <w:lang w:val="fr_FR" w:bidi="fr_FR"/>
-          </w:rPr>
-          <w:rPr>
-            <w:color w:val="0000EE"/>
-            <w:u w:val="single"/>
-          </w:rPr>
-          <w:t>22.3–8</w:t>
-        </w:r>
-      </w:hyperlink>
-      <w:r>
-        <w:rPr>
-          <w:lang w:val="fr_FR" w:bidi="fr_FR"/>
-        </w:rPr>
-        <w:t xml:space="preserve"> ; </w:t>
-      </w:r>
-      <w:hyperlink r:id="rId200">
-        <w:r>
-          <w:rPr>
-            <w:lang w:val="fr_FR" w:bidi="fr_FR"/>
-          </w:rPr>
-          <w:rPr>
-            <w:color w:val="0000EE"/>
-            <w:u w:val="single"/>
-          </w:rPr>
-          <w:t>Nombres 19.1–22</w:t>
-        </w:r>
-      </w:hyperlink>
-      <w:r>
-        <w:rPr>
-          <w:lang w:val="fr_FR" w:bidi="fr_FR"/>
-        </w:rPr>
-        <w:t xml:space="preserve"> ; </w:t>
-      </w:r>
-      <w:hyperlink r:id="rId201">
-        <w:r>
-          <w:rPr>
-            <w:lang w:val="fr_FR" w:bidi="fr_FR"/>
-          </w:rPr>
-          <w:rPr>
-            <w:color w:val="0000EE"/>
-            <w:u w:val="single"/>
-          </w:rPr>
-          <w:t>Deutéronome 14.1–21</w:t>
-        </w:r>
-      </w:hyperlink>
-      <w:r>
-        <w:rPr>
-          <w:lang w:val="fr_FR" w:bidi="fr_FR"/>
-        </w:rPr>
-        <w:t xml:space="preserve"> ; </w:t>
-      </w:r>
-      <w:hyperlink r:id="rId202">
-        <w:r>
-          <w:rPr>
-            <w:lang w:val="fr_FR" w:bidi="fr_FR"/>
-          </w:rPr>
-          <w:rPr>
-            <w:color w:val="0000EE"/>
-            <w:u w:val="single"/>
-          </w:rPr>
-          <w:t>21.1–9</w:t>
-        </w:r>
-      </w:hyperlink>
-      <w:r>
-        <w:rPr>
-          <w:lang w:val="fr_FR" w:bidi="fr_FR"/>
-        </w:rPr>
-        <w:t xml:space="preserve"> ; </w:t>
-      </w:r>
-      <w:hyperlink r:id="rId203">
-        <w:r>
-          <w:rPr>
-            <w:lang w:val="fr_FR" w:bidi="fr_FR"/>
-          </w:rPr>
-          <w:rPr>
-            <w:color w:val="0000EE"/>
-            <w:u w:val="single"/>
-          </w:rPr>
-          <w:t>Psaumes 19.10</w:t>
-        </w:r>
-      </w:hyperlink>
-      <w:r>
-        <w:rPr>
-          <w:lang w:val="fr_FR" w:bidi="fr_FR"/>
-        </w:rPr>
-        <w:t xml:space="preserve"> ; </w:t>
-      </w:r>
-      <w:hyperlink r:id="rId204">
-        <w:r>
-          <w:rPr>
-            <w:lang w:val="fr_FR" w:bidi="fr_FR"/>
-          </w:rPr>
-          <w:rPr>
-            <w:color w:val="0000EE"/>
-            <w:u w:val="single"/>
-          </w:rPr>
-          <w:t>24.3–4</w:t>
-        </w:r>
-      </w:hyperlink>
-      <w:r>
-        <w:rPr>
-          <w:lang w:val="fr_FR" w:bidi="fr_FR"/>
-        </w:rPr>
-        <w:t xml:space="preserve"> ; </w:t>
-      </w:r>
-      <w:hyperlink r:id="rId205">
-        <w:r>
-          <w:rPr>
-            <w:lang w:val="fr_FR" w:bidi="fr_FR"/>
-          </w:rPr>
-          <w:rPr>
-            <w:color w:val="0000EE"/>
-            <w:u w:val="single"/>
-          </w:rPr>
-          <w:t>51.9–12</w:t>
-        </w:r>
-      </w:hyperlink>
-      <w:r>
-        <w:rPr>
-          <w:lang w:val="fr_FR" w:bidi="fr_FR"/>
-        </w:rPr>
-        <w:t xml:space="preserve"> ; </w:t>
-      </w:r>
-      <w:hyperlink r:id="rId206">
-        <w:r>
-          <w:rPr>
-            <w:lang w:val="fr_FR" w:bidi="fr_FR"/>
-          </w:rPr>
-          <w:rPr>
-            <w:color w:val="0000EE"/>
-            <w:u w:val="single"/>
-          </w:rPr>
-          <w:t>Ésaïe 52.11</w:t>
-        </w:r>
-      </w:hyperlink>
-      <w:r>
-        <w:rPr>
-          <w:lang w:val="fr_FR" w:bidi="fr_FR"/>
-        </w:rPr>
-        <w:t xml:space="preserve"> ; </w:t>
-      </w:r>
-      <w:hyperlink r:id="rId207">
-        <w:r>
-          <w:rPr>
-            <w:lang w:val="fr_FR" w:bidi="fr_FR"/>
-          </w:rPr>
-          <w:rPr>
-            <w:color w:val="0000EE"/>
-            <w:u w:val="single"/>
-          </w:rPr>
-          <w:t>Matthieu 8.2–4</w:t>
-        </w:r>
-      </w:hyperlink>
-      <w:r>
-        <w:rPr>
-          <w:lang w:val="fr_FR" w:bidi="fr_FR"/>
-        </w:rPr>
-        <w:t xml:space="preserve"> ; </w:t>
-      </w:r>
-      <w:hyperlink r:id="rId208">
-        <w:r>
-          <w:rPr>
-            <w:lang w:val="fr_FR" w:bidi="fr_FR"/>
-          </w:rPr>
-          <w:rPr>
-            <w:color w:val="0000EE"/>
-            <w:u w:val="single"/>
-          </w:rPr>
-          <w:t>Jean 13.10–11</w:t>
-        </w:r>
-      </w:hyperlink>
-      <w:r>
-        <w:rPr>
-          <w:lang w:val="fr_FR" w:bidi="fr_FR"/>
-        </w:rPr>
-        <w:t xml:space="preserve"> ; </w:t>
-      </w:r>
-      <w:hyperlink r:id="rId209">
-        <w:r>
-          <w:rPr>
-            <w:lang w:val="fr_FR" w:bidi="fr_FR"/>
-          </w:rPr>
-          <w:rPr>
-            <w:color w:val="0000EE"/>
-            <w:u w:val="single"/>
-          </w:rPr>
-          <w:t>Actes 10.9–28</w:t>
-        </w:r>
-      </w:hyperlink>
-      <w:r>
-        <w:rPr>
-          <w:lang w:val="fr_FR" w:bidi="fr_FR"/>
-        </w:rPr>
-        <w:t xml:space="preserve"> ; </w:t>
-      </w:r>
-      <w:hyperlink r:id="rId210">
-        <w:r>
-          <w:rPr>
-            <w:lang w:val="fr_FR" w:bidi="fr_FR"/>
-          </w:rPr>
-          <w:rPr>
-            <w:color w:val="0000EE"/>
-            <w:u w:val="single"/>
-          </w:rPr>
-          <w:t>Hébreux 9.13–15</w:t>
-        </w:r>
-      </w:hyperlink>
+      <w:r>
+        <w:rPr>
+          <w:lang w:val="fr_FR" w:bidi="fr_FR"/>
+        </w:rPr>
+        <w:t>Genèse 7.2</w:t>
+      </w:r>
+      <w:r>
+        <w:rPr>
+          <w:lang w:val="fr_FR" w:bidi="fr_FR"/>
+        </w:rPr>
+        <w:t xml:space="preserve"> ; </w:t>
+      </w:r>
+      <w:r>
+        <w:rPr>
+          <w:lang w:val="fr_FR" w:bidi="fr_FR"/>
+        </w:rPr>
+        <w:t>Lévitique 11.1–15.33</w:t>
+      </w:r>
+      <w:r>
+        <w:rPr>
+          <w:lang w:val="fr_FR" w:bidi="fr_FR"/>
+        </w:rPr>
+        <w:t xml:space="preserve"> ; </w:t>
+      </w:r>
+      <w:r>
+        <w:rPr>
+          <w:lang w:val="fr_FR" w:bidi="fr_FR"/>
+        </w:rPr>
+        <w:t>21.1–23</w:t>
+      </w:r>
+      <w:r>
+        <w:rPr>
+          <w:lang w:val="fr_FR" w:bidi="fr_FR"/>
+        </w:rPr>
+        <w:t xml:space="preserve"> ; </w:t>
+      </w:r>
+      <w:r>
+        <w:rPr>
+          <w:lang w:val="fr_FR" w:bidi="fr_FR"/>
+        </w:rPr>
+        <w:t>22.3–8</w:t>
+      </w:r>
+      <w:r>
+        <w:rPr>
+          <w:lang w:val="fr_FR" w:bidi="fr_FR"/>
+        </w:rPr>
+        <w:t xml:space="preserve"> ; </w:t>
+      </w:r>
+      <w:r>
+        <w:rPr>
+          <w:lang w:val="fr_FR" w:bidi="fr_FR"/>
+        </w:rPr>
+        <w:t>Nombres 19.1–22</w:t>
+      </w:r>
+      <w:r>
+        <w:rPr>
+          <w:lang w:val="fr_FR" w:bidi="fr_FR"/>
+        </w:rPr>
+        <w:t xml:space="preserve"> ; </w:t>
+      </w:r>
+      <w:r>
+        <w:rPr>
+          <w:lang w:val="fr_FR" w:bidi="fr_FR"/>
+        </w:rPr>
+        <w:t>Deutéronome 14.1–21</w:t>
+      </w:r>
+      <w:r>
+        <w:rPr>
+          <w:lang w:val="fr_FR" w:bidi="fr_FR"/>
+        </w:rPr>
+        <w:t xml:space="preserve"> ; </w:t>
+      </w:r>
+      <w:r>
+        <w:rPr>
+          <w:lang w:val="fr_FR" w:bidi="fr_FR"/>
+        </w:rPr>
+        <w:t>21.1–9</w:t>
+      </w:r>
+      <w:r>
+        <w:rPr>
+          <w:lang w:val="fr_FR" w:bidi="fr_FR"/>
+        </w:rPr>
+        <w:t xml:space="preserve"> ; </w:t>
+      </w:r>
+      <w:r>
+        <w:rPr>
+          <w:lang w:val="fr_FR" w:bidi="fr_FR"/>
+        </w:rPr>
+        <w:t>Psaumes 19.10</w:t>
+      </w:r>
+      <w:r>
+        <w:rPr>
+          <w:lang w:val="fr_FR" w:bidi="fr_FR"/>
+        </w:rPr>
+        <w:t xml:space="preserve"> ; </w:t>
+      </w:r>
+      <w:r>
+        <w:rPr>
+          <w:lang w:val="fr_FR" w:bidi="fr_FR"/>
+        </w:rPr>
+        <w:t>24.3–4</w:t>
+      </w:r>
+      <w:r>
+        <w:rPr>
+          <w:lang w:val="fr_FR" w:bidi="fr_FR"/>
+        </w:rPr>
+        <w:t xml:space="preserve"> ; </w:t>
+      </w:r>
+      <w:r>
+        <w:rPr>
+          <w:lang w:val="fr_FR" w:bidi="fr_FR"/>
+        </w:rPr>
+        <w:t>51.9–12</w:t>
+      </w:r>
+      <w:r>
+        <w:rPr>
+          <w:lang w:val="fr_FR" w:bidi="fr_FR"/>
+        </w:rPr>
+        <w:t xml:space="preserve"> ; </w:t>
+      </w:r>
+      <w:r>
+        <w:rPr>
+          <w:lang w:val="fr_FR" w:bidi="fr_FR"/>
+        </w:rPr>
+        <w:t>Ésaïe 52.11</w:t>
+      </w:r>
+      <w:r>
+        <w:rPr>
+          <w:lang w:val="fr_FR" w:bidi="fr_FR"/>
+        </w:rPr>
+        <w:t xml:space="preserve"> ; </w:t>
+      </w:r>
+      <w:r>
+        <w:rPr>
+          <w:lang w:val="fr_FR" w:bidi="fr_FR"/>
+        </w:rPr>
+        <w:t>Matthieu 8.2–4</w:t>
+      </w:r>
+      <w:r>
+        <w:rPr>
+          <w:lang w:val="fr_FR" w:bidi="fr_FR"/>
+        </w:rPr>
+        <w:t xml:space="preserve"> ; </w:t>
+      </w:r>
+      <w:r>
+        <w:rPr>
+          <w:lang w:val="fr_FR" w:bidi="fr_FR"/>
+        </w:rPr>
+        <w:t>Jean 13.10–11</w:t>
+      </w:r>
+      <w:r>
+        <w:rPr>
+          <w:lang w:val="fr_FR" w:bidi="fr_FR"/>
+        </w:rPr>
+        <w:t xml:space="preserve"> ; </w:t>
+      </w:r>
+      <w:r>
+        <w:rPr>
+          <w:lang w:val="fr_FR" w:bidi="fr_FR"/>
+        </w:rPr>
+        <w:t>Actes 10.9–28</w:t>
+      </w:r>
+      <w:r>
+        <w:rPr>
+          <w:lang w:val="fr_FR" w:bidi="fr_FR"/>
+        </w:rPr>
+        <w:t xml:space="preserve"> ; </w:t>
+      </w:r>
+      <w:r>
+        <w:rPr>
+          <w:lang w:val="fr_FR" w:bidi="fr_FR"/>
+        </w:rPr>
+        <w:t>Hébreux 9.13–15</w:t>
+      </w:r>
       <w:r>
         <w:rPr>
           <w:lang w:val="fr_FR" w:bidi="fr_FR"/>
         </w:rPr>
         <w:t xml:space="preserve">, </w:t>
       </w:r>
-      <w:hyperlink r:id="rId211">
-        <w:r>
-          <w:rPr>
-            <w:lang w:val="fr_FR" w:bidi="fr_FR"/>
-          </w:rPr>
-          <w:rPr>
-            <w:color w:val="0000EE"/>
-            <w:u w:val="single"/>
-          </w:rPr>
-          <w:t>23</w:t>
-        </w:r>
-      </w:hyperlink>
+      <w:r>
+        <w:rPr>
+          <w:lang w:val="fr_FR" w:bidi="fr_FR"/>
+        </w:rPr>
+        <w:t>23</w:t>
+      </w:r>
       <w:r>
         <w:rPr>
           <w:lang w:val="fr_FR" w:bidi="fr_FR"/>
@@ -5980,18 +4474,12 @@
         </w:rPr>
         <w:t xml:space="preserve"> pour décider du meilleur moment pour attaquer les Juifs (</w:t>
       </w:r>
-      <w:hyperlink r:id="rId212">
-        <w:r>
-          <w:rPr>
-            <w:lang w:val="fr_FR" w:bidi="fr_FR"/>
-          </w:rPr>
-          <w:rPr>
-            <w:color w:val="0000EE"/>
-            <w:u w:val="single"/>
-          </w:rPr>
-          <w:t>Est 3.7</w:t>
-        </w:r>
-      </w:hyperlink>
+      <w:r>
+        <w:rPr>
+          <w:lang w:val="fr_FR" w:bidi="fr_FR"/>
+        </w:rPr>
+        <w:t>Est 3.7</w:t>
+      </w:r>
       <w:r>
         <w:rPr>
           <w:lang w:val="fr_FR" w:bidi="fr_FR"/>
@@ -6012,18 +4500,12 @@
         </w:rPr>
         <w:t>Le 7 mars 473 av. J.‑C., Dieu a sauvé son peuple d'une mort certaine, comme lorsqu'il l'a délivré de l'esclavage en Égypte à la Pâque. Mardochée et Esther ont alors établi une célébration annuelle pour que les générations futures se souviennent de cette délivrance opérée par Dieu (</w:t>
       </w:r>
-      <w:hyperlink r:id="rId213">
-        <w:r>
-          <w:rPr>
-            <w:lang w:val="fr_FR" w:bidi="fr_FR"/>
-          </w:rPr>
-          <w:rPr>
-            <w:color w:val="0000EE"/>
-            <w:u w:val="single"/>
-          </w:rPr>
-          <w:t>Est 9.28</w:t>
-        </w:r>
-      </w:hyperlink>
+      <w:r>
+        <w:rPr>
+          <w:lang w:val="fr_FR" w:bidi="fr_FR"/>
+        </w:rPr>
+        <w:t>Est 9.28</w:t>
+      </w:r>
       <w:r>
         <w:rPr>
           <w:lang w:val="fr_FR" w:bidi="fr_FR"/>
@@ -6043,18 +4525,12 @@
         </w:rPr>
         <w:t xml:space="preserve"> 11.6.13 et possiblement </w:t>
       </w:r>
-      <w:hyperlink r:id="rId214">
-        <w:r>
-          <w:rPr>
-            <w:lang w:val="fr_FR" w:bidi="fr_FR"/>
-          </w:rPr>
-          <w:rPr>
-            <w:color w:val="0000EE"/>
-            <w:u w:val="single"/>
-          </w:rPr>
-          <w:t>Jn 5.1</w:t>
-        </w:r>
-      </w:hyperlink>
+      <w:r>
+        <w:rPr>
+          <w:lang w:val="fr_FR" w:bidi="fr_FR"/>
+        </w:rPr>
+        <w:t>Jn 5.1</w:t>
+      </w:r>
       <w:r>
         <w:rPr>
           <w:lang w:val="fr_FR" w:bidi="fr_FR"/>
@@ -6089,198 +4565,132 @@
         </w:rPr>
         <w:t xml:space="preserve">Lors des jours de fête et de joie de Purim, les Juifs lisent l'histoire d'Esther, montrant bruyamment leur désapprobation d'Haman et acclamant Mardochée lorsqu'ils sont nommés dans le récit. Ils profitent de repas spéciaux, échangent des cadeaux (de nourriture) avec leurs amis et font des dons aux personnes dans le besoin. Purim célèbre comment Dieu a protégé le peuple juif du danger et montre comment il continue de veiller sur son peuple et de prendre soin de lui tout au long de l'Histoire (voir aussi </w:t>
       </w:r>
-      <w:hyperlink r:id="rId215">
-        <w:r>
-          <w:rPr>
-            <w:lang w:val="fr_FR" w:bidi="fr_FR"/>
-          </w:rPr>
-          <w:rPr>
-            <w:color w:val="0000EE"/>
-            <w:u w:val="single"/>
-          </w:rPr>
-          <w:t>Gn 45.5</w:t>
-        </w:r>
-      </w:hyperlink>
-      <w:r>
-        <w:rPr>
-          <w:lang w:val="fr_FR" w:bidi="fr_FR"/>
-        </w:rPr>
-        <w:t xml:space="preserve"> ; </w:t>
-      </w:r>
-      <w:hyperlink r:id="rId216">
-        <w:r>
-          <w:rPr>
-            <w:lang w:val="fr_FR" w:bidi="fr_FR"/>
-          </w:rPr>
-          <w:rPr>
-            <w:color w:val="0000EE"/>
-            <w:u w:val="single"/>
-          </w:rPr>
-          <w:t>Ps 91</w:t>
-        </w:r>
-      </w:hyperlink>
-      <w:r>
-        <w:rPr>
-          <w:lang w:val="fr_FR" w:bidi="fr_FR"/>
-        </w:rPr>
-        <w:t xml:space="preserve"> ; </w:t>
-      </w:r>
-      <w:hyperlink r:id="rId217">
-        <w:r>
-          <w:rPr>
-            <w:lang w:val="fr_FR" w:bidi="fr_FR"/>
-          </w:rPr>
-          <w:rPr>
-            <w:color w:val="0000EE"/>
-            <w:u w:val="single"/>
-          </w:rPr>
-          <w:t>Pr 16.9</w:t>
-        </w:r>
-      </w:hyperlink>
+      <w:r>
+        <w:rPr>
+          <w:lang w:val="fr_FR" w:bidi="fr_FR"/>
+        </w:rPr>
+        <w:t>Gn 45.5</w:t>
+      </w:r>
+      <w:r>
+        <w:rPr>
+          <w:lang w:val="fr_FR" w:bidi="fr_FR"/>
+        </w:rPr>
+        <w:t xml:space="preserve"> ; </w:t>
+      </w:r>
+      <w:r>
+        <w:rPr>
+          <w:lang w:val="fr_FR" w:bidi="fr_FR"/>
+        </w:rPr>
+        <w:t>Ps 91</w:t>
+      </w:r>
+      <w:r>
+        <w:rPr>
+          <w:lang w:val="fr_FR" w:bidi="fr_FR"/>
+        </w:rPr>
+        <w:t xml:space="preserve"> ; </w:t>
+      </w:r>
+      <w:r>
+        <w:rPr>
+          <w:lang w:val="fr_FR" w:bidi="fr_FR"/>
+        </w:rPr>
+        <w:t>Pr 16.9</w:t>
+      </w:r>
       <w:r>
         <w:rPr>
           <w:lang w:val="fr_FR" w:bidi="fr_FR"/>
         </w:rPr>
         <w:t xml:space="preserve">, </w:t>
       </w:r>
-      <w:hyperlink r:id="rId218">
-        <w:r>
-          <w:rPr>
-            <w:lang w:val="fr_FR" w:bidi="fr_FR"/>
-          </w:rPr>
-          <w:rPr>
-            <w:color w:val="0000EE"/>
-            <w:u w:val="single"/>
-          </w:rPr>
-          <w:t>33</w:t>
-        </w:r>
-      </w:hyperlink>
-      <w:r>
-        <w:rPr>
-          <w:lang w:val="fr_FR" w:bidi="fr_FR"/>
-        </w:rPr>
-        <w:t xml:space="preserve"> ; </w:t>
-      </w:r>
-      <w:hyperlink r:id="rId219">
-        <w:r>
-          <w:rPr>
-            <w:lang w:val="fr_FR" w:bidi="fr_FR"/>
-          </w:rPr>
-          <w:rPr>
-            <w:color w:val="0000EE"/>
-            <w:u w:val="single"/>
-          </w:rPr>
-          <w:t>Dn 2.21</w:t>
-        </w:r>
-      </w:hyperlink>
-      <w:r>
-        <w:rPr>
-          <w:lang w:val="fr_FR" w:bidi="fr_FR"/>
-        </w:rPr>
-        <w:t xml:space="preserve"> ; </w:t>
-      </w:r>
-      <w:hyperlink r:id="rId220">
-        <w:r>
-          <w:rPr>
-            <w:lang w:val="fr_FR" w:bidi="fr_FR"/>
-          </w:rPr>
-          <w:rPr>
-            <w:color w:val="0000EE"/>
-            <w:u w:val="single"/>
-          </w:rPr>
-          <w:t>Ac 1.6–7</w:t>
-        </w:r>
-      </w:hyperlink>
-      <w:r>
-        <w:rPr>
-          <w:lang w:val="fr_FR" w:bidi="fr_FR"/>
-        </w:rPr>
-        <w:t xml:space="preserve"> ; </w:t>
-      </w:r>
-      <w:hyperlink r:id="rId221">
-        <w:r>
-          <w:rPr>
-            <w:lang w:val="fr_FR" w:bidi="fr_FR"/>
-          </w:rPr>
-          <w:rPr>
-            <w:color w:val="0000EE"/>
-            <w:u w:val="single"/>
-          </w:rPr>
-          <w:t>2.22–23</w:t>
-        </w:r>
-      </w:hyperlink>
-      <w:r>
-        <w:rPr>
-          <w:lang w:val="fr_FR" w:bidi="fr_FR"/>
-        </w:rPr>
-        <w:t xml:space="preserve"> ; </w:t>
-      </w:r>
-      <w:hyperlink r:id="rId222">
-        <w:r>
-          <w:rPr>
-            <w:lang w:val="fr_FR" w:bidi="fr_FR"/>
-          </w:rPr>
-          <w:rPr>
-            <w:color w:val="0000EE"/>
-            <w:u w:val="single"/>
-          </w:rPr>
-          <w:t>4.28–30</w:t>
-        </w:r>
-      </w:hyperlink>
-      <w:r>
-        <w:rPr>
-          <w:lang w:val="fr_FR" w:bidi="fr_FR"/>
-        </w:rPr>
-        <w:t xml:space="preserve"> ; </w:t>
-      </w:r>
-      <w:hyperlink r:id="rId223">
-        <w:r>
-          <w:rPr>
-            <w:lang w:val="fr_FR" w:bidi="fr_FR"/>
-          </w:rPr>
-          <w:rPr>
-            <w:color w:val="0000EE"/>
-            <w:u w:val="single"/>
-          </w:rPr>
-          <w:t>17.24–27</w:t>
-        </w:r>
-      </w:hyperlink>
-      <w:r>
-        <w:rPr>
-          <w:lang w:val="fr_FR" w:bidi="fr_FR"/>
-        </w:rPr>
-        <w:t xml:space="preserve"> ; </w:t>
-      </w:r>
-      <w:hyperlink r:id="rId224">
-        <w:r>
-          <w:rPr>
-            <w:lang w:val="fr_FR" w:bidi="fr_FR"/>
-          </w:rPr>
-          <w:rPr>
-            <w:color w:val="0000EE"/>
-            <w:u w:val="single"/>
-          </w:rPr>
-          <w:t>Rm 8.28</w:t>
-        </w:r>
-      </w:hyperlink>
-      <w:r>
-        <w:rPr>
-          <w:lang w:val="fr_FR" w:bidi="fr_FR"/>
-        </w:rPr>
-        <w:t xml:space="preserve"> ; </w:t>
-      </w:r>
-      <w:hyperlink r:id="rId225">
-        <w:r>
-          <w:rPr>
-            <w:lang w:val="fr_FR" w:bidi="fr_FR"/>
-          </w:rPr>
-          <w:rPr>
-            <w:color w:val="0000EE"/>
-            <w:u w:val="single"/>
-          </w:rPr>
-          <w:t>1P 3.12</w:t>
-        </w:r>
-      </w:hyperlink>
+      <w:r>
+        <w:rPr>
+          <w:lang w:val="fr_FR" w:bidi="fr_FR"/>
+        </w:rPr>
+        <w:t>33</w:t>
+      </w:r>
+      <w:r>
+        <w:rPr>
+          <w:lang w:val="fr_FR" w:bidi="fr_FR"/>
+        </w:rPr>
+        <w:t xml:space="preserve"> ; </w:t>
+      </w:r>
+      <w:r>
+        <w:rPr>
+          <w:lang w:val="fr_FR" w:bidi="fr_FR"/>
+        </w:rPr>
+        <w:t>Dn 2.21</w:t>
+      </w:r>
+      <w:r>
+        <w:rPr>
+          <w:lang w:val="fr_FR" w:bidi="fr_FR"/>
+        </w:rPr>
+        <w:t xml:space="preserve"> ; </w:t>
+      </w:r>
+      <w:r>
+        <w:rPr>
+          <w:lang w:val="fr_FR" w:bidi="fr_FR"/>
+        </w:rPr>
+        <w:t>Ac 1.6–7</w:t>
+      </w:r>
+      <w:r>
+        <w:rPr>
+          <w:lang w:val="fr_FR" w:bidi="fr_FR"/>
+        </w:rPr>
+        <w:t xml:space="preserve"> ; </w:t>
+      </w:r>
+      <w:r>
+        <w:rPr>
+          <w:lang w:val="fr_FR" w:bidi="fr_FR"/>
+        </w:rPr>
+        <w:t>2.22–23</w:t>
+      </w:r>
+      <w:r>
+        <w:rPr>
+          <w:lang w:val="fr_FR" w:bidi="fr_FR"/>
+        </w:rPr>
+        <w:t xml:space="preserve"> ; </w:t>
+      </w:r>
+      <w:r>
+        <w:rPr>
+          <w:lang w:val="fr_FR" w:bidi="fr_FR"/>
+        </w:rPr>
+        <w:t>4.28–30</w:t>
+      </w:r>
+      <w:r>
+        <w:rPr>
+          <w:lang w:val="fr_FR" w:bidi="fr_FR"/>
+        </w:rPr>
+        <w:t xml:space="preserve"> ; </w:t>
+      </w:r>
+      <w:r>
+        <w:rPr>
+          <w:lang w:val="fr_FR" w:bidi="fr_FR"/>
+        </w:rPr>
+        <w:t>17.24–27</w:t>
+      </w:r>
+      <w:r>
+        <w:rPr>
+          <w:lang w:val="fr_FR" w:bidi="fr_FR"/>
+        </w:rPr>
+        <w:t xml:space="preserve"> ; </w:t>
+      </w:r>
+      <w:r>
+        <w:rPr>
+          <w:lang w:val="fr_FR" w:bidi="fr_FR"/>
+        </w:rPr>
+        <w:t>Rm 8.28</w:t>
+      </w:r>
+      <w:r>
+        <w:rPr>
+          <w:lang w:val="fr_FR" w:bidi="fr_FR"/>
+        </w:rPr>
+        <w:t xml:space="preserve"> ; </w:t>
+      </w:r>
+      <w:r>
+        <w:rPr>
+          <w:lang w:val="fr_FR" w:bidi="fr_FR"/>
+        </w:rPr>
+        <w:t>1P 3.12</w:t>
+      </w:r>
       <w:r>
         <w:rPr>
           <w:lang w:val="fr_FR" w:bidi="fr_FR"/>
@@ -6310,126 +4720,84 @@
           <w:lang w:val="fr_FR" w:bidi="fr_FR"/>
         </w:rPr>
       </w:r>
-      <w:hyperlink r:id="rId226">
-        <w:r>
-          <w:rPr>
-            <w:lang w:val="fr_FR" w:bidi="fr_FR"/>
-          </w:rPr>
-          <w:rPr>
-            <w:color w:val="0000EE"/>
-            <w:u w:val="single"/>
-          </w:rPr>
-          <w:t>Esther 9.1–32</w:t>
-        </w:r>
-      </w:hyperlink>
-      <w:r>
-        <w:rPr>
-          <w:lang w:val="fr_FR" w:bidi="fr_FR"/>
-        </w:rPr>
-        <w:t xml:space="preserve"> ; </w:t>
-      </w:r>
-      <w:hyperlink r:id="rId227">
-        <w:r>
-          <w:rPr>
-            <w:lang w:val="fr_FR" w:bidi="fr_FR"/>
-          </w:rPr>
-          <w:rPr>
-            <w:color w:val="0000EE"/>
-            <w:u w:val="single"/>
-          </w:rPr>
-          <w:t>Psaumes 37.23</w:t>
-        </w:r>
-      </w:hyperlink>
-      <w:r>
-        <w:rPr>
-          <w:lang w:val="fr_FR" w:bidi="fr_FR"/>
-        </w:rPr>
-        <w:t xml:space="preserve"> ; </w:t>
-      </w:r>
-      <w:hyperlink r:id="rId216">
-        <w:r>
-          <w:rPr>
-            <w:lang w:val="fr_FR" w:bidi="fr_FR"/>
-          </w:rPr>
-          <w:rPr>
-            <w:color w:val="0000EE"/>
-            <w:u w:val="single"/>
-          </w:rPr>
-          <w:t>91.1–16</w:t>
-        </w:r>
-      </w:hyperlink>
-      <w:r>
-        <w:rPr>
-          <w:lang w:val="fr_FR" w:bidi="fr_FR"/>
-        </w:rPr>
-        <w:t xml:space="preserve"> ; </w:t>
-      </w:r>
-      <w:hyperlink r:id="rId217">
-        <w:r>
-          <w:rPr>
-            <w:lang w:val="fr_FR" w:bidi="fr_FR"/>
-          </w:rPr>
-          <w:rPr>
-            <w:color w:val="0000EE"/>
-            <w:u w:val="single"/>
-          </w:rPr>
-          <w:t>Proverbes 16.9</w:t>
-        </w:r>
-      </w:hyperlink>
+      <w:r>
+        <w:rPr>
+          <w:lang w:val="fr_FR" w:bidi="fr_FR"/>
+        </w:rPr>
+        <w:t>Esther 9.1–32</w:t>
+      </w:r>
+      <w:r>
+        <w:rPr>
+          <w:lang w:val="fr_FR" w:bidi="fr_FR"/>
+        </w:rPr>
+        <w:t xml:space="preserve"> ; </w:t>
+      </w:r>
+      <w:r>
+        <w:rPr>
+          <w:lang w:val="fr_FR" w:bidi="fr_FR"/>
+        </w:rPr>
+        <w:t>Psaumes 37.23</w:t>
+      </w:r>
+      <w:r>
+        <w:rPr>
+          <w:lang w:val="fr_FR" w:bidi="fr_FR"/>
+        </w:rPr>
+        <w:t xml:space="preserve"> ; </w:t>
+      </w:r>
+      <w:r>
+        <w:rPr>
+          <w:lang w:val="fr_FR" w:bidi="fr_FR"/>
+        </w:rPr>
+        <w:t>91.1–16</w:t>
+      </w:r>
+      <w:r>
+        <w:rPr>
+          <w:lang w:val="fr_FR" w:bidi="fr_FR"/>
+        </w:rPr>
+        <w:t xml:space="preserve"> ; </w:t>
+      </w:r>
+      <w:r>
+        <w:rPr>
+          <w:lang w:val="fr_FR" w:bidi="fr_FR"/>
+        </w:rPr>
+        <w:t>Proverbes 16.9</w:t>
+      </w:r>
       <w:r>
         <w:rPr>
           <w:lang w:val="fr_FR" w:bidi="fr_FR"/>
         </w:rPr>
         <w:t xml:space="preserve">, </w:t>
       </w:r>
-      <w:hyperlink r:id="rId218">
-        <w:r>
-          <w:rPr>
-            <w:lang w:val="fr_FR" w:bidi="fr_FR"/>
-          </w:rPr>
-          <w:rPr>
-            <w:color w:val="0000EE"/>
-            <w:u w:val="single"/>
-          </w:rPr>
-          <w:t>33</w:t>
-        </w:r>
-      </w:hyperlink>
-      <w:r>
-        <w:rPr>
-          <w:lang w:val="fr_FR" w:bidi="fr_FR"/>
-        </w:rPr>
-        <w:t xml:space="preserve"> ; </w:t>
-      </w:r>
-      <w:hyperlink r:id="rId224">
-        <w:r>
-          <w:rPr>
-            <w:lang w:val="fr_FR" w:bidi="fr_FR"/>
-          </w:rPr>
-          <w:rPr>
-            <w:color w:val="0000EE"/>
-            <w:u w:val="single"/>
-          </w:rPr>
-          <w:t>Romains 8.28</w:t>
-        </w:r>
-      </w:hyperlink>
-      <w:r>
-        <w:rPr>
-          <w:lang w:val="fr_FR" w:bidi="fr_FR"/>
-        </w:rPr>
-        <w:t xml:space="preserve"> ; </w:t>
-      </w:r>
-      <w:hyperlink r:id="rId225">
-        <w:r>
-          <w:rPr>
-            <w:lang w:val="fr_FR" w:bidi="fr_FR"/>
-          </w:rPr>
-          <w:rPr>
-            <w:color w:val="0000EE"/>
-            <w:u w:val="single"/>
-          </w:rPr>
-          <w:t>1 Pierre 3.12</w:t>
-        </w:r>
-      </w:hyperlink>
+      <w:r>
+        <w:rPr>
+          <w:lang w:val="fr_FR" w:bidi="fr_FR"/>
+        </w:rPr>
+        <w:t>33</w:t>
+      </w:r>
+      <w:r>
+        <w:rPr>
+          <w:lang w:val="fr_FR" w:bidi="fr_FR"/>
+        </w:rPr>
+        <w:t xml:space="preserve"> ; </w:t>
+      </w:r>
+      <w:r>
+        <w:rPr>
+          <w:lang w:val="fr_FR" w:bidi="fr_FR"/>
+        </w:rPr>
+        <w:t>Romains 8.28</w:t>
+      </w:r>
+      <w:r>
+        <w:rPr>
+          <w:lang w:val="fr_FR" w:bidi="fr_FR"/>
+        </w:rPr>
+        <w:t xml:space="preserve"> ; </w:t>
+      </w:r>
+      <w:r>
+        <w:rPr>
+          <w:lang w:val="fr_FR" w:bidi="fr_FR"/>
+        </w:rPr>
+        <w:t>1 Pierre 3.12</w:t>
+      </w:r>
       <w:r>
         <w:rPr>
           <w:lang w:val="fr_FR" w:bidi="fr_FR"/>
